--- a/reference/10-cowork-browser.docx
+++ b/reference/10-cowork-browser.docx
@@ -1983,7 +1983,7 @@
   <w:abstractNum w:abstractNumId="0" w15:restartNumberingAfterBreak="0">
     <w:nsid w:val="0000A990"/>
     <w:multiLevelType w:val="multilevel"/>
-    <w:tmpl w:val="4D868EE4"/>
+    <w:tmpl w:val="D49C1E0A"/>
     <w:lvl w:ilvl="0">
       <w:numFmt w:val="bullet"/>
       <w:lvlText w:val=" "/>
@@ -2060,7 +2060,7 @@
   <w:abstractNum w:abstractNumId="1" w15:restartNumberingAfterBreak="0">
     <w:nsid w:val="0000A991"/>
     <w:multiLevelType w:val="multilevel"/>
-    <w:tmpl w:val="566851CE"/>
+    <w:tmpl w:val="DB6C7660"/>
     <w:lvl w:ilvl="0">
       <w:numFmt w:val="bullet"/>
       <w:lvlText w:val=""/>
@@ -2164,7 +2164,7 @@
   <w:abstractNum w:abstractNumId="2" w15:restartNumberingAfterBreak="0">
     <w:nsid w:val="00A99411"/>
     <w:multiLevelType w:val="multilevel"/>
-    <w:tmpl w:val="A7F4BC90"/>
+    <w:tmpl w:val="676E554C"/>
     <w:lvl w:ilvl="0">
       <w:start w:val="1"/>
       <w:numFmt w:val="decimal"/>
@@ -2247,10 +2247,10 @@
       </w:pPr>
     </w:lvl>
   </w:abstractNum>
-  <w:num w:numId="1" w16cid:durableId="1079598611">
+  <w:num w:numId="1" w16cid:durableId="140848771">
     <w:abstractNumId w:val="0"/>
   </w:num>
-  <w:num w:numId="2" w16cid:durableId="1380011974">
+  <w:num w:numId="2" w16cid:durableId="247540269">
     <w:abstractNumId w:val="2"/>
     <w:lvlOverride w:ilvl="0">
       <w:startOverride w:val="1"/>
@@ -2280,7 +2280,7 @@
       <w:startOverride w:val="1"/>
     </w:lvlOverride>
   </w:num>
-  <w:num w:numId="3" w16cid:durableId="1975716266">
+  <w:num w:numId="3" w16cid:durableId="1623998067">
     <w:abstractNumId w:val="2"/>
     <w:lvlOverride w:ilvl="0">
       <w:startOverride w:val="1"/>
@@ -2310,16 +2310,16 @@
       <w:startOverride w:val="1"/>
     </w:lvlOverride>
   </w:num>
-  <w:num w:numId="4" w16cid:durableId="575823093">
+  <w:num w:numId="4" w16cid:durableId="4214208">
     <w:abstractNumId w:val="1"/>
   </w:num>
-  <w:num w:numId="5" w16cid:durableId="660043943">
+  <w:num w:numId="5" w16cid:durableId="632058846">
     <w:abstractNumId w:val="1"/>
   </w:num>
-  <w:num w:numId="6" w16cid:durableId="789710126">
+  <w:num w:numId="6" w16cid:durableId="591013129">
     <w:abstractNumId w:val="1"/>
   </w:num>
-  <w:num w:numId="7" w16cid:durableId="1206672809">
+  <w:num w:numId="7" w16cid:durableId="1712487933">
     <w:abstractNumId w:val="1"/>
   </w:num>
 </w:numbering>
@@ -3564,7 +3564,7 @@
     <w:name w:val="header"/>
     <w:basedOn w:val="Normal"/>
     <w:link w:val="HeaderChar"/>
-    <w:rsid w:val="00CC2DB9"/>
+    <w:rsid w:val="007F0A5C"/>
     <w:pPr>
       <w:tabs>
         <w:tab w:val="center" w:pos="4513"/>
@@ -3577,7 +3577,7 @@
     <w:name w:val="Header Char"/>
     <w:basedOn w:val="DefaultParagraphFont"/>
     <w:link w:val="Header"/>
-    <w:rsid w:val="00CC2DB9"/>
+    <w:rsid w:val="007F0A5C"/>
     <w:rPr>
       <w:rFonts w:ascii="Segoe UI" w:eastAsia="Segoe UI" w:hAnsi="Segoe UI" w:cs="Segoe UI"/>
       <w:color w:val="242424"/>
@@ -3588,7 +3588,7 @@
     <w:name w:val="footer"/>
     <w:basedOn w:val="Normal"/>
     <w:link w:val="FooterChar"/>
-    <w:rsid w:val="00CC2DB9"/>
+    <w:rsid w:val="007F0A5C"/>
     <w:pPr>
       <w:tabs>
         <w:tab w:val="center" w:pos="4513"/>
@@ -3601,7 +3601,7 @@
     <w:name w:val="Footer Char"/>
     <w:basedOn w:val="DefaultParagraphFont"/>
     <w:link w:val="Footer"/>
-    <w:rsid w:val="00CC2DB9"/>
+    <w:rsid w:val="007F0A5C"/>
     <w:rPr>
       <w:rFonts w:ascii="Segoe UI" w:eastAsia="Segoe UI" w:hAnsi="Segoe UI" w:cs="Segoe UI"/>
       <w:color w:val="242424"/>

--- a/reference/10-cowork-browser.docx
+++ b/reference/10-cowork-browser.docx
@@ -1983,7 +1983,7 @@
   <w:abstractNum w:abstractNumId="0" w15:restartNumberingAfterBreak="0">
     <w:nsid w:val="0000A990"/>
     <w:multiLevelType w:val="multilevel"/>
-    <w:tmpl w:val="D49C1E0A"/>
+    <w:tmpl w:val="1F72CF58"/>
     <w:lvl w:ilvl="0">
       <w:numFmt w:val="bullet"/>
       <w:lvlText w:val=" "/>
@@ -2060,7 +2060,7 @@
   <w:abstractNum w:abstractNumId="1" w15:restartNumberingAfterBreak="0">
     <w:nsid w:val="0000A991"/>
     <w:multiLevelType w:val="multilevel"/>
-    <w:tmpl w:val="DB6C7660"/>
+    <w:tmpl w:val="45D43ACE"/>
     <w:lvl w:ilvl="0">
       <w:numFmt w:val="bullet"/>
       <w:lvlText w:val=""/>
@@ -2164,7 +2164,7 @@
   <w:abstractNum w:abstractNumId="2" w15:restartNumberingAfterBreak="0">
     <w:nsid w:val="00A99411"/>
     <w:multiLevelType w:val="multilevel"/>
-    <w:tmpl w:val="676E554C"/>
+    <w:tmpl w:val="ED3A47EC"/>
     <w:lvl w:ilvl="0">
       <w:start w:val="1"/>
       <w:numFmt w:val="decimal"/>
@@ -2247,10 +2247,10 @@
       </w:pPr>
     </w:lvl>
   </w:abstractNum>
-  <w:num w:numId="1" w16cid:durableId="140848771">
+  <w:num w:numId="1" w16cid:durableId="1080444481">
     <w:abstractNumId w:val="0"/>
   </w:num>
-  <w:num w:numId="2" w16cid:durableId="247540269">
+  <w:num w:numId="2" w16cid:durableId="1252196738">
     <w:abstractNumId w:val="2"/>
     <w:lvlOverride w:ilvl="0">
       <w:startOverride w:val="1"/>
@@ -2280,7 +2280,7 @@
       <w:startOverride w:val="1"/>
     </w:lvlOverride>
   </w:num>
-  <w:num w:numId="3" w16cid:durableId="1623998067">
+  <w:num w:numId="3" w16cid:durableId="1409113937">
     <w:abstractNumId w:val="2"/>
     <w:lvlOverride w:ilvl="0">
       <w:startOverride w:val="1"/>
@@ -2310,16 +2310,16 @@
       <w:startOverride w:val="1"/>
     </w:lvlOverride>
   </w:num>
-  <w:num w:numId="4" w16cid:durableId="4214208">
+  <w:num w:numId="4" w16cid:durableId="1724719824">
     <w:abstractNumId w:val="1"/>
   </w:num>
-  <w:num w:numId="5" w16cid:durableId="632058846">
+  <w:num w:numId="5" w16cid:durableId="1656030520">
     <w:abstractNumId w:val="1"/>
   </w:num>
-  <w:num w:numId="6" w16cid:durableId="591013129">
+  <w:num w:numId="6" w16cid:durableId="1188182234">
     <w:abstractNumId w:val="1"/>
   </w:num>
-  <w:num w:numId="7" w16cid:durableId="1712487933">
+  <w:num w:numId="7" w16cid:durableId="705259373">
     <w:abstractNumId w:val="1"/>
   </w:num>
 </w:numbering>
@@ -3564,7 +3564,7 @@
     <w:name w:val="header"/>
     <w:basedOn w:val="Normal"/>
     <w:link w:val="HeaderChar"/>
-    <w:rsid w:val="007F0A5C"/>
+    <w:rsid w:val="00D9422B"/>
     <w:pPr>
       <w:tabs>
         <w:tab w:val="center" w:pos="4513"/>
@@ -3577,7 +3577,7 @@
     <w:name w:val="Header Char"/>
     <w:basedOn w:val="DefaultParagraphFont"/>
     <w:link w:val="Header"/>
-    <w:rsid w:val="007F0A5C"/>
+    <w:rsid w:val="00D9422B"/>
     <w:rPr>
       <w:rFonts w:ascii="Segoe UI" w:eastAsia="Segoe UI" w:hAnsi="Segoe UI" w:cs="Segoe UI"/>
       <w:color w:val="242424"/>
@@ -3588,7 +3588,7 @@
     <w:name w:val="footer"/>
     <w:basedOn w:val="Normal"/>
     <w:link w:val="FooterChar"/>
-    <w:rsid w:val="007F0A5C"/>
+    <w:rsid w:val="00D9422B"/>
     <w:pPr>
       <w:tabs>
         <w:tab w:val="center" w:pos="4513"/>
@@ -3601,7 +3601,7 @@
     <w:name w:val="Footer Char"/>
     <w:basedOn w:val="DefaultParagraphFont"/>
     <w:link w:val="Footer"/>
-    <w:rsid w:val="007F0A5C"/>
+    <w:rsid w:val="00D9422B"/>
     <w:rPr>
       <w:rFonts w:ascii="Segoe UI" w:eastAsia="Segoe UI" w:hAnsi="Segoe UI" w:cs="Segoe UI"/>
       <w:color w:val="242424"/>

--- a/reference/10-cowork-browser.docx
+++ b/reference/10-cowork-browser.docx
@@ -1983,7 +1983,7 @@
   <w:abstractNum w:abstractNumId="0" w15:restartNumberingAfterBreak="0">
     <w:nsid w:val="0000A990"/>
     <w:multiLevelType w:val="multilevel"/>
-    <w:tmpl w:val="D49C1E0A"/>
+    <w:tmpl w:val="BBF6560E"/>
     <w:lvl w:ilvl="0">
       <w:numFmt w:val="bullet"/>
       <w:lvlText w:val=" "/>
@@ -2060,7 +2060,7 @@
   <w:abstractNum w:abstractNumId="1" w15:restartNumberingAfterBreak="0">
     <w:nsid w:val="0000A991"/>
     <w:multiLevelType w:val="multilevel"/>
-    <w:tmpl w:val="DB6C7660"/>
+    <w:tmpl w:val="FDE006BC"/>
     <w:lvl w:ilvl="0">
       <w:numFmt w:val="bullet"/>
       <w:lvlText w:val=""/>
@@ -2164,7 +2164,7 @@
   <w:abstractNum w:abstractNumId="2" w15:restartNumberingAfterBreak="0">
     <w:nsid w:val="00A99411"/>
     <w:multiLevelType w:val="multilevel"/>
-    <w:tmpl w:val="676E554C"/>
+    <w:tmpl w:val="1220D4A6"/>
     <w:lvl w:ilvl="0">
       <w:start w:val="1"/>
       <w:numFmt w:val="decimal"/>
@@ -2247,10 +2247,10 @@
       </w:pPr>
     </w:lvl>
   </w:abstractNum>
-  <w:num w:numId="1" w16cid:durableId="140848771">
+  <w:num w:numId="1" w16cid:durableId="1966498743">
     <w:abstractNumId w:val="0"/>
   </w:num>
-  <w:num w:numId="2" w16cid:durableId="247540269">
+  <w:num w:numId="2" w16cid:durableId="1148980289">
     <w:abstractNumId w:val="2"/>
     <w:lvlOverride w:ilvl="0">
       <w:startOverride w:val="1"/>
@@ -2280,7 +2280,7 @@
       <w:startOverride w:val="1"/>
     </w:lvlOverride>
   </w:num>
-  <w:num w:numId="3" w16cid:durableId="1623998067">
+  <w:num w:numId="3" w16cid:durableId="1503164200">
     <w:abstractNumId w:val="2"/>
     <w:lvlOverride w:ilvl="0">
       <w:startOverride w:val="1"/>
@@ -2310,16 +2310,16 @@
       <w:startOverride w:val="1"/>
     </w:lvlOverride>
   </w:num>
-  <w:num w:numId="4" w16cid:durableId="4214208">
+  <w:num w:numId="4" w16cid:durableId="1016619411">
     <w:abstractNumId w:val="1"/>
   </w:num>
-  <w:num w:numId="5" w16cid:durableId="632058846">
+  <w:num w:numId="5" w16cid:durableId="758984567">
     <w:abstractNumId w:val="1"/>
   </w:num>
-  <w:num w:numId="6" w16cid:durableId="591013129">
+  <w:num w:numId="6" w16cid:durableId="2035300235">
     <w:abstractNumId w:val="1"/>
   </w:num>
-  <w:num w:numId="7" w16cid:durableId="1712487933">
+  <w:num w:numId="7" w16cid:durableId="1592276091">
     <w:abstractNumId w:val="1"/>
   </w:num>
 </w:numbering>
@@ -3564,7 +3564,7 @@
     <w:name w:val="header"/>
     <w:basedOn w:val="Normal"/>
     <w:link w:val="HeaderChar"/>
-    <w:rsid w:val="007F0A5C"/>
+    <w:rsid w:val="007E52C6"/>
     <w:pPr>
       <w:tabs>
         <w:tab w:val="center" w:pos="4513"/>
@@ -3577,7 +3577,7 @@
     <w:name w:val="Header Char"/>
     <w:basedOn w:val="DefaultParagraphFont"/>
     <w:link w:val="Header"/>
-    <w:rsid w:val="007F0A5C"/>
+    <w:rsid w:val="007E52C6"/>
     <w:rPr>
       <w:rFonts w:ascii="Segoe UI" w:eastAsia="Segoe UI" w:hAnsi="Segoe UI" w:cs="Segoe UI"/>
       <w:color w:val="242424"/>
@@ -3588,7 +3588,7 @@
     <w:name w:val="footer"/>
     <w:basedOn w:val="Normal"/>
     <w:link w:val="FooterChar"/>
-    <w:rsid w:val="007F0A5C"/>
+    <w:rsid w:val="007E52C6"/>
     <w:pPr>
       <w:tabs>
         <w:tab w:val="center" w:pos="4513"/>
@@ -3601,7 +3601,7 @@
     <w:name w:val="Footer Char"/>
     <w:basedOn w:val="DefaultParagraphFont"/>
     <w:link w:val="Footer"/>
-    <w:rsid w:val="007F0A5C"/>
+    <w:rsid w:val="007E52C6"/>
     <w:rPr>
       <w:rFonts w:ascii="Segoe UI" w:eastAsia="Segoe UI" w:hAnsi="Segoe UI" w:cs="Segoe UI"/>
       <w:color w:val="242424"/>

--- a/reference/10-cowork-browser.docx
+++ b/reference/10-cowork-browser.docx
@@ -761,7 +761,7 @@
           <w:b/>
           <w:bCs/>
         </w:rPr>
-        <w:t>workshop account</w:t>
+        <w:t>work account</w:t>
       </w:r>
       <w:r>
         <w:t>. InPrivate and guest windows don't work.</w:t>
@@ -1287,7 +1287,7 @@
               <w:rPr>
                 <w:sz w:val="19"/>
               </w:rPr>
-              <w:t>Edge profile isn't your workshop account, or you're InPrivate</w:t>
+              <w:t>Edge profile isn't your work account, or you're InPrivate</w:t>
             </w:r>
           </w:p>
         </w:tc>
@@ -1304,7 +1304,7 @@
               <w:rPr>
                 <w:sz w:val="19"/>
               </w:rPr>
-              <w:t>Switch to (or add) an Edge profile signed in with the workshop account</w:t>
+              <w:t>Switch to (or add) an Edge profile signed in with your work account</w:t>
             </w:r>
           </w:p>
         </w:tc>
@@ -1625,7 +1625,6 @@
         </w:numPr>
       </w:pPr>
       <w:r>
-        <w:lastRenderedPageBreak/>
         <w:t xml:space="preserve">Ask it to </w:t>
       </w:r>
       <w:r>
@@ -1668,6 +1667,7 @@
         </w:numPr>
       </w:pPr>
       <w:r>
+        <w:lastRenderedPageBreak/>
         <w:t xml:space="preserve">Set </w:t>
       </w:r>
       <w:r>
@@ -1983,7 +1983,7 @@
   <w:abstractNum w:abstractNumId="0" w15:restartNumberingAfterBreak="0">
     <w:nsid w:val="0000A990"/>
     <w:multiLevelType w:val="multilevel"/>
-    <w:tmpl w:val="BBF6560E"/>
+    <w:tmpl w:val="D2547406"/>
     <w:lvl w:ilvl="0">
       <w:numFmt w:val="bullet"/>
       <w:lvlText w:val=" "/>
@@ -2060,7 +2060,7 @@
   <w:abstractNum w:abstractNumId="1" w15:restartNumberingAfterBreak="0">
     <w:nsid w:val="0000A991"/>
     <w:multiLevelType w:val="multilevel"/>
-    <w:tmpl w:val="FDE006BC"/>
+    <w:tmpl w:val="59F0A9D0"/>
     <w:lvl w:ilvl="0">
       <w:numFmt w:val="bullet"/>
       <w:lvlText w:val=""/>
@@ -2164,7 +2164,7 @@
   <w:abstractNum w:abstractNumId="2" w15:restartNumberingAfterBreak="0">
     <w:nsid w:val="00A99411"/>
     <w:multiLevelType w:val="multilevel"/>
-    <w:tmpl w:val="1220D4A6"/>
+    <w:tmpl w:val="7A20B546"/>
     <w:lvl w:ilvl="0">
       <w:start w:val="1"/>
       <w:numFmt w:val="decimal"/>
@@ -2247,10 +2247,10 @@
       </w:pPr>
     </w:lvl>
   </w:abstractNum>
-  <w:num w:numId="1" w16cid:durableId="1966498743">
+  <w:num w:numId="1" w16cid:durableId="892887071">
     <w:abstractNumId w:val="0"/>
   </w:num>
-  <w:num w:numId="2" w16cid:durableId="1148980289">
+  <w:num w:numId="2" w16cid:durableId="759714032">
     <w:abstractNumId w:val="2"/>
     <w:lvlOverride w:ilvl="0">
       <w:startOverride w:val="1"/>
@@ -2280,7 +2280,7 @@
       <w:startOverride w:val="1"/>
     </w:lvlOverride>
   </w:num>
-  <w:num w:numId="3" w16cid:durableId="1503164200">
+  <w:num w:numId="3" w16cid:durableId="2146198177">
     <w:abstractNumId w:val="2"/>
     <w:lvlOverride w:ilvl="0">
       <w:startOverride w:val="1"/>
@@ -2310,16 +2310,16 @@
       <w:startOverride w:val="1"/>
     </w:lvlOverride>
   </w:num>
-  <w:num w:numId="4" w16cid:durableId="1016619411">
+  <w:num w:numId="4" w16cid:durableId="1194344944">
     <w:abstractNumId w:val="1"/>
   </w:num>
-  <w:num w:numId="5" w16cid:durableId="758984567">
+  <w:num w:numId="5" w16cid:durableId="676613852">
     <w:abstractNumId w:val="1"/>
   </w:num>
-  <w:num w:numId="6" w16cid:durableId="2035300235">
+  <w:num w:numId="6" w16cid:durableId="1575319265">
     <w:abstractNumId w:val="1"/>
   </w:num>
-  <w:num w:numId="7" w16cid:durableId="1592276091">
+  <w:num w:numId="7" w16cid:durableId="1775831649">
     <w:abstractNumId w:val="1"/>
   </w:num>
 </w:numbering>
@@ -3258,6 +3258,34 @@
       <w:sz w:val="4"/>
     </w:rPr>
   </w:style>
+  <w:style w:type="character" w:customStyle="1" w:styleId="PromptGoal">
+    <w:name w:val="Prompt Goal"/>
+    <w:rPr>
+      <w:color w:val="1F4E99"/>
+      <w:shd w:val="clear" w:color="auto" w:fill="DCEBFF"/>
+    </w:rPr>
+  </w:style>
+  <w:style w:type="character" w:customStyle="1" w:styleId="PromptSource">
+    <w:name w:val="Prompt Source"/>
+    <w:rPr>
+      <w:color w:val="1E6B32"/>
+      <w:shd w:val="clear" w:color="auto" w:fill="DFF5E1"/>
+    </w:rPr>
+  </w:style>
+  <w:style w:type="character" w:customStyle="1" w:styleId="PromptExpectations">
+    <w:name w:val="Prompt Expectations"/>
+    <w:rPr>
+      <w:color w:val="8A4B00"/>
+      <w:shd w:val="clear" w:color="auto" w:fill="FFE9CC"/>
+    </w:rPr>
+  </w:style>
+  <w:style w:type="character" w:customStyle="1" w:styleId="PromptConstraints">
+    <w:name w:val="Prompt Constraints"/>
+    <w:rPr>
+      <w:color w:val="5B2C91"/>
+      <w:shd w:val="clear" w:color="auto" w:fill="EDE3FA"/>
+    </w:rPr>
+  </w:style>
   <w:style w:type="paragraph" w:customStyle="1" w:styleId="SourceCode">
     <w:name w:val="Source Code"/>
     <w:basedOn w:val="Normal"/>
@@ -3564,7 +3592,7 @@
     <w:name w:val="header"/>
     <w:basedOn w:val="Normal"/>
     <w:link w:val="HeaderChar"/>
-    <w:rsid w:val="007E52C6"/>
+    <w:rsid w:val="00A20D21"/>
     <w:pPr>
       <w:tabs>
         <w:tab w:val="center" w:pos="4513"/>
@@ -3577,7 +3605,7 @@
     <w:name w:val="Header Char"/>
     <w:basedOn w:val="DefaultParagraphFont"/>
     <w:link w:val="Header"/>
-    <w:rsid w:val="007E52C6"/>
+    <w:rsid w:val="00A20D21"/>
     <w:rPr>
       <w:rFonts w:ascii="Segoe UI" w:eastAsia="Segoe UI" w:hAnsi="Segoe UI" w:cs="Segoe UI"/>
       <w:color w:val="242424"/>
@@ -3588,7 +3616,7 @@
     <w:name w:val="footer"/>
     <w:basedOn w:val="Normal"/>
     <w:link w:val="FooterChar"/>
-    <w:rsid w:val="007E52C6"/>
+    <w:rsid w:val="00A20D21"/>
     <w:pPr>
       <w:tabs>
         <w:tab w:val="center" w:pos="4513"/>
@@ -3601,7 +3629,7 @@
     <w:name w:val="Footer Char"/>
     <w:basedOn w:val="DefaultParagraphFont"/>
     <w:link w:val="Footer"/>
-    <w:rsid w:val="007E52C6"/>
+    <w:rsid w:val="00A20D21"/>
     <w:rPr>
       <w:rFonts w:ascii="Segoe UI" w:eastAsia="Segoe UI" w:hAnsi="Segoe UI" w:cs="Segoe UI"/>
       <w:color w:val="242424"/>

--- a/reference/10-cowork-browser.docx
+++ b/reference/10-cowork-browser.docx
@@ -1,14 +1,14 @@
 
 <file path=word/document.xml><?xml version="1.0" encoding="utf-8"?>
-<w:document xmlns:wpc="http://schemas.microsoft.com/office/word/2010/wordprocessingCanvas" xmlns:cx="http://schemas.microsoft.com/office/drawing/2014/chartex" xmlns:cx1="http://schemas.microsoft.com/office/drawing/2015/9/8/chartex" xmlns:cx2="http://schemas.microsoft.com/office/drawing/2015/10/21/chartex" xmlns:cx3="http://schemas.microsoft.com/office/drawing/2016/5/9/chartex" xmlns:cx4="http://schemas.microsoft.com/office/drawing/2016/5/10/chartex" xmlns:cx5="http://schemas.microsoft.com/office/drawing/2016/5/11/chartex" xmlns:cx6="http://schemas.microsoft.com/office/drawing/2016/5/12/chartex" xmlns:cx7="http://schemas.microsoft.com/office/drawing/2016/5/13/chartex" xmlns:cx8="http://schemas.microsoft.com/office/drawing/2016/5/14/chartex" xmlns:mc="http://schemas.openxmlformats.org/markup-compatibility/2006" xmlns:aink="http://schemas.microsoft.com/office/drawing/2016/ink" xmlns:am3d="http://schemas.microsoft.com/office/drawing/2017/model3d" xmlns:o="urn:schemas-microsoft-com:office:office" xmlns:oel="http://schemas.microsoft.com/office/2019/extlst" xmlns:r="http://schemas.openxmlformats.org/officeDocument/2006/relationships" xmlns:m="http://schemas.openxmlformats.org/officeDocument/2006/math" xmlns:v="urn:schemas-microsoft-com:vml" xmlns:wp14="http://schemas.microsoft.com/office/word/2010/wordprocessingDrawing" xmlns:wp="http://schemas.openxmlformats.org/drawingml/2006/wordprocessingDrawing" xmlns:w10="urn:schemas-microsoft-com:office:word" xmlns:w="http://schemas.openxmlformats.org/wordprocessingml/2006/main" xmlns:w14="http://schemas.microsoft.com/office/word/2010/wordml" xmlns:w15="http://schemas.microsoft.com/office/word/2012/wordml" xmlns:w16cex="http://schemas.microsoft.com/office/word/2018/wordml/cex" xmlns:w16cid="http://schemas.microsoft.com/office/word/2016/wordml/cid" xmlns:w16="http://schemas.microsoft.com/office/word/2018/wordml" xmlns:w16du="http://schemas.microsoft.com/office/word/2023/wordml/word16du" xmlns:w16sdtdh="http://schemas.microsoft.com/office/word/2020/wordml/sdtdatahash" xmlns:w16sdtfl="http://schemas.microsoft.com/office/word/2024/wordml/sdtformatlock" xmlns:w16se="http://schemas.microsoft.com/office/word/2015/wordml/symex" xmlns:wpg="http://schemas.microsoft.com/office/word/2010/wordprocessingGroup" xmlns:wpi="http://schemas.microsoft.com/office/word/2010/wordprocessingInk" xmlns:wne="http://schemas.microsoft.com/office/word/2006/wordml" xmlns:wps="http://schemas.microsoft.com/office/word/2010/wordprocessingShape" mc:Ignorable="w14 w15 w16se w16cid w16 w16cex w16sdtdh w16sdtfl w16du wp14">
+<w:document xmlns:w="http://schemas.openxmlformats.org/wordprocessingml/2006/main" xmlns:m="http://schemas.openxmlformats.org/officeDocument/2006/math" xmlns:r="http://schemas.openxmlformats.org/officeDocument/2006/relationships" xmlns:o="urn:schemas-microsoft-com:office:office" xmlns:v="urn:schemas-microsoft-com:vml" xmlns:w10="urn:schemas-microsoft-com:office:word" xmlns:a="http://schemas.openxmlformats.org/drawingml/2006/main" xmlns:pic="http://schemas.openxmlformats.org/drawingml/2006/picture" xmlns:wp="http://schemas.openxmlformats.org/drawingml/2006/wordprocessingDrawing">
   <w:body>
+    <w:bookmarkStart w:id="23" w:name="X84e6f2c5ed3de676d466807fcdd7a0e076efa83"/>
     <w:p>
       <w:pPr>
         <w:pStyle w:val="Heading1"/>
       </w:pPr>
-      <w:bookmarkStart w:id="0" w:name="X84e6f2c5ed3de676d466807fcdd7a0e076efa83"/>
-      <w:r>
-        <w:t>10 · Navigate Websites with Cowork's Browser</w:t>
+      <w:r>
+        <w:t xml:space="preserve">10 · Navigate Websites with Cowork's Browser</w:t>
       </w:r>
     </w:p>
     <w:p>
@@ -22,26 +22,41 @@
         <w:ind w:left="288" w:right="144"/>
       </w:pPr>
       <w:r>
-        <w:t xml:space="preserve">Reference sheet for the "Getting Things Done with Copilot Cowork for HR Tasks" workshop. Backs </w:t>
-      </w:r>
-      <w:r>
-        <w:rPr>
-          <w:b/>
-          <w:bCs/>
-        </w:rPr>
-        <w:t>Exercise 3</w:t>
-      </w:r>
-      <w:r>
-        <w:t>. Covers what browser use is, how to turn it on, and what to do when it doesn't start.</w:t>
-      </w:r>
-    </w:p>
+        <w:t xml:space="preserve">Reference sheet for the "Getting Things Done with Copilot Cowork for HR Tasks" workshop.</w:t>
+      </w:r>
+      <w:r>
+        <w:t xml:space="preserve"> </w:t>
+      </w:r>
+      <w:r>
+        <w:t xml:space="preserve">Backs</w:t>
+      </w:r>
+      <w:r>
+        <w:t xml:space="preserve"> </w:t>
+      </w:r>
+      <w:r>
+        <w:rPr>
+          <w:b/>
+          <w:bCs/>
+        </w:rPr>
+        <w:t xml:space="preserve">Exercise 2</w:t>
+      </w:r>
+      <w:r>
+        <w:t xml:space="preserve">. Covers what browser use is, how to turn it on, and what to do when it doesn't</w:t>
+      </w:r>
+      <w:r>
+        <w:t xml:space="preserve"> </w:t>
+      </w:r>
+      <w:r>
+        <w:t xml:space="preserve">start.</w:t>
+      </w:r>
+    </w:p>
+    <w:bookmarkStart w:id="9" w:name="Xc210aeb2e867bb3f4cca7da7b606293ba000cc9"/>
     <w:p>
       <w:pPr>
         <w:pStyle w:val="Heading2"/>
       </w:pPr>
-      <w:bookmarkStart w:id="1" w:name="Xc210aeb2e867bb3f4cca7da7b606293ba000cc9"/>
-      <w:r>
-        <w:t>What it is (and why you don't see a "browser" skill)</w:t>
+      <w:r>
+        <w:t xml:space="preserve">What it is (and why you don't see a "browser" skill)</w:t>
       </w:r>
     </w:p>
     <w:p>
@@ -49,40 +64,64 @@
         <w:pStyle w:val="FirstParagraph"/>
       </w:pPr>
       <w:r>
-        <w:t xml:space="preserve">Cowork can </w:t>
-      </w:r>
-      <w:r>
-        <w:rPr>
-          <w:b/>
-          <w:bCs/>
-        </w:rPr>
-        <w:t>operate a website for you</w:t>
-      </w:r>
-      <w:r>
-        <w:t xml:space="preserve">, much like a person, or a test-automation tool such as Playwright, would: it opens the page, types in search boxes, clicks links and menus, reads the </w:t>
-      </w:r>
-      <w:r>
-        <w:t xml:space="preserve">result, and moves on to the next site. It works in a </w:t>
-      </w:r>
-      <w:r>
-        <w:rPr>
-          <w:b/>
-          <w:bCs/>
-        </w:rPr>
-        <w:t>hidden tab in your own Microsoft Edge</w:t>
-      </w:r>
-      <w:r>
-        <w:t xml:space="preserve">, so it uses your existing sign-ins and your organization's policies, with </w:t>
-      </w:r>
-      <w:r>
-        <w:rPr>
-          <w:b/>
-          <w:bCs/>
-        </w:rPr>
-        <w:t>no new access</w:t>
-      </w:r>
-      <w:r>
-        <w:t>.</w:t>
+        <w:t xml:space="preserve">Cowork can</w:t>
+      </w:r>
+      <w:r>
+        <w:t xml:space="preserve"> </w:t>
+      </w:r>
+      <w:r>
+        <w:rPr>
+          <w:b/>
+          <w:bCs/>
+        </w:rPr>
+        <w:t xml:space="preserve">operate a website for you</w:t>
+      </w:r>
+      <w:r>
+        <w:t xml:space="preserve">, much like a person, or a test-automation tool such as</w:t>
+      </w:r>
+      <w:r>
+        <w:t xml:space="preserve"> </w:t>
+      </w:r>
+      <w:r>
+        <w:t xml:space="preserve">Playwright, would: it opens the page, types in search boxes, clicks links and menus, reads the</w:t>
+      </w:r>
+      <w:r>
+        <w:t xml:space="preserve"> </w:t>
+      </w:r>
+      <w:r>
+        <w:t xml:space="preserve">result, and moves on to the next site. It works in a</w:t>
+      </w:r>
+      <w:r>
+        <w:t xml:space="preserve"> </w:t>
+      </w:r>
+      <w:r>
+        <w:rPr>
+          <w:b/>
+          <w:bCs/>
+        </w:rPr>
+        <w:t xml:space="preserve">hidden tab in your own Microsoft Edge</w:t>
+      </w:r>
+      <w:r>
+        <w:t xml:space="preserve">, so</w:t>
+      </w:r>
+      <w:r>
+        <w:t xml:space="preserve"> </w:t>
+      </w:r>
+      <w:r>
+        <w:t xml:space="preserve">it uses your existing sign-ins and your organization's policies, with</w:t>
+      </w:r>
+      <w:r>
+        <w:t xml:space="preserve"> </w:t>
+      </w:r>
+      <w:r>
+        <w:rPr>
+          <w:b/>
+          <w:bCs/>
+        </w:rPr>
+        <w:t xml:space="preserve">no new access</w:t>
+      </w:r>
+      <w:r>
+        <w:t xml:space="preserve">.</w:t>
       </w:r>
     </w:p>
     <w:p>
@@ -94,56 +133,90 @@
           <w:b/>
           <w:bCs/>
         </w:rPr>
-        <w:t>There's no browser skill to select, and no skill chip.</w:t>
-      </w:r>
-      <w:r>
-        <w:t xml:space="preserve"> Browser use is a built-in capability. Ask for something that needs a website (</w:t>
+        <w:t xml:space="preserve">There's no browser skill to select, and no skill chip.</w:t>
+      </w:r>
+      <w:r>
+        <w:t xml:space="preserve"> </w:t>
+      </w:r>
+      <w:r>
+        <w:t xml:space="preserve">Browser use is a built-in capability.</w:t>
+      </w:r>
+      <w:r>
+        <w:t xml:space="preserve"> </w:t>
+      </w:r>
+      <w:r>
+        <w:t xml:space="preserve">Ask for something that needs a website (</w:t>
       </w:r>
       <w:r>
         <w:rPr>
           <w:i/>
           <w:iCs/>
         </w:rPr>
-        <w:t>"Go to dol.gov and use the site search to find…"</w:t>
-      </w:r>
-      <w:r>
-        <w:t xml:space="preserve">) and Cowork decides to open the browser. You'll see </w:t>
-      </w:r>
-      <w:r>
-        <w:rPr>
-          <w:b/>
-          <w:bCs/>
-        </w:rPr>
-        <w:t>progress chips</w:t>
-      </w:r>
-      <w:r>
-        <w:t xml:space="preserve"> such as </w:t>
+        <w:t xml:space="preserve">"Go to dol.gov and use the site search to find…"</w:t>
+      </w:r>
+      <w:r>
+        <w:t xml:space="preserve">) and</w:t>
+      </w:r>
+      <w:r>
+        <w:t xml:space="preserve"> </w:t>
+      </w:r>
+      <w:r>
+        <w:t xml:space="preserve">Cowork decides to open the browser. You'll see</w:t>
+      </w:r>
+      <w:r>
+        <w:t xml:space="preserve"> </w:t>
+      </w:r>
+      <w:r>
+        <w:rPr>
+          <w:b/>
+          <w:bCs/>
+        </w:rPr>
+        <w:t xml:space="preserve">progress chips</w:t>
+      </w:r>
+      <w:r>
+        <w:t xml:space="preserve"> </w:t>
+      </w:r>
+      <w:r>
+        <w:t xml:space="preserve">such as</w:t>
+      </w:r>
+      <w:r>
+        <w:t xml:space="preserve"> </w:t>
       </w:r>
       <w:r>
         <w:rPr>
           <w:i/>
           <w:iCs/>
         </w:rPr>
-        <w:t>Opening dol.gov</w:t>
-      </w:r>
-      <w:r>
-        <w:t xml:space="preserve"> and a </w:t>
-      </w:r>
-      <w:r>
-        <w:rPr>
-          <w:b/>
-          <w:bCs/>
-        </w:rPr>
-        <w:t>Switch to tab</w:t>
-      </w:r>
-      <w:r>
-        <w:t xml:space="preserve"> option to watch it work.</w:t>
+        <w:t xml:space="preserve">Opening dol.gov</w:t>
+      </w:r>
+      <w:r>
+        <w:t xml:space="preserve"> </w:t>
+      </w:r>
+      <w:r>
+        <w:t xml:space="preserve">and a</w:t>
+      </w:r>
+      <w:r>
+        <w:t xml:space="preserve"> </w:t>
+      </w:r>
+      <w:r>
+        <w:rPr>
+          <w:b/>
+          <w:bCs/>
+        </w:rPr>
+        <w:t xml:space="preserve">Switch to tab</w:t>
+      </w:r>
+      <w:r>
+        <w:t xml:space="preserve"> </w:t>
+      </w:r>
+      <w:r>
+        <w:t xml:space="preserve">option to watch it work.</w:t>
       </w:r>
     </w:p>
     <w:tbl>
       <w:tblPr>
         <w:tblStyle w:val="Table"/>
-        <w:tblW w:w="0" w:type="auto"/>
+        <w:tblW w:type="auto" w:w="0"/>
+        <w:tblLook w:firstRow="1" w:lastRow="0" w:firstColumn="0" w:lastColumn="0" w:noHBand="0" w:noVBand="0" w:val="0020"/>
         <w:tblBorders>
           <w:top w:val="single" w:sz="4" w:space="0" w:color="D1D1D1"/>
           <w:left w:val="single" w:sz="4" w:space="0" w:color="D1D1D1"/>
@@ -158,101 +231,98 @@
           <w:bottom w:w="40" w:type="dxa"/>
           <w:right w:w="90" w:type="dxa"/>
         </w:tblCellMar>
-        <w:tblLook w:val="0020" w:firstRow="1" w:lastRow="0" w:firstColumn="0" w:lastColumn="0" w:noHBand="0" w:noVBand="0"/>
       </w:tblPr>
       <w:tblGrid>
-        <w:gridCol w:w="1142"/>
-        <w:gridCol w:w="4200"/>
-        <w:gridCol w:w="4630"/>
+        <w:gridCol w:w="2640"/>
+        <w:gridCol w:w="2640"/>
+        <w:gridCol w:w="2640"/>
       </w:tblGrid>
       <w:tr>
         <w:trPr>
-          <w:cnfStyle w:val="100000000000" w:firstRow="1" w:lastRow="0" w:firstColumn="0" w:lastColumn="0" w:oddVBand="0" w:evenVBand="0" w:oddHBand="0" w:evenHBand="0" w:firstRowFirstColumn="0" w:firstRowLastColumn="0" w:lastRowFirstColumn="0" w:lastRowLastColumn="0"/>
-          <w:tblHeader/>
+          <w:tblHeader w:val="on"/>
         </w:trPr>
         <w:tc>
           <w:tcPr>
-            <w:tcW w:w="0" w:type="auto"/>
             <w:shd w:val="clear" w:color="auto" w:fill="F3E5FD"/>
           </w:tcPr>
           <w:p>
             <w:pPr>
               <w:pStyle w:val="Compact"/>
-              <w:spacing w:before="20" w:after="20"/>
+              <w:spacing w:after="20" w:before="20"/>
             </w:pPr>
           </w:p>
         </w:tc>
         <w:tc>
           <w:tcPr>
-            <w:tcW w:w="0" w:type="auto"/>
             <w:shd w:val="clear" w:color="auto" w:fill="F3E5FD"/>
           </w:tcPr>
           <w:p>
             <w:pPr>
               <w:pStyle w:val="Compact"/>
-              <w:spacing w:before="20" w:after="20"/>
+              <w:spacing w:after="20" w:before="20"/>
             </w:pPr>
             <w:r>
               <w:rPr>
                 <w:b/>
                 <w:sz w:val="19"/>
               </w:rPr>
-              <w:t>Deep Research (Exercise 2)</w:t>
+              <w:t xml:space="preserve">Deep Research (Exercise 1)</w:t>
             </w:r>
           </w:p>
         </w:tc>
         <w:tc>
           <w:tcPr>
-            <w:tcW w:w="0" w:type="auto"/>
             <w:shd w:val="clear" w:color="auto" w:fill="F3E5FD"/>
           </w:tcPr>
           <w:p>
             <w:pPr>
               <w:pStyle w:val="Compact"/>
-              <w:spacing w:before="20" w:after="20"/>
+              <w:spacing w:after="20" w:before="20"/>
             </w:pPr>
             <w:r>
               <w:rPr>
                 <w:b/>
                 <w:sz w:val="19"/>
               </w:rPr>
-              <w:t>Browser use (Exercise 3)</w:t>
+              <w:t xml:space="preserve">Browser use (Exercise 2)</w:t>
             </w:r>
           </w:p>
         </w:tc>
       </w:tr>
       <w:tr>
         <w:tc>
-          <w:tcPr>
-            <w:tcW w:w="0" w:type="auto"/>
-          </w:tcPr>
+          <w:tcPr/>
           <w:p>
             <w:pPr>
               <w:pStyle w:val="Compact"/>
-              <w:spacing w:before="20" w:after="20"/>
+              <w:spacing w:after="20" w:before="20"/>
             </w:pPr>
             <w:r>
               <w:rPr>
                 <w:sz w:val="19"/>
               </w:rPr>
-              <w:t>What it does</w:t>
+              <w:t xml:space="preserve">What it does</w:t>
             </w:r>
           </w:p>
         </w:tc>
         <w:tc>
-          <w:tcPr>
-            <w:tcW w:w="0" w:type="auto"/>
-          </w:tcPr>
+          <w:tcPr/>
           <w:p>
             <w:pPr>
               <w:pStyle w:val="Compact"/>
-              <w:spacing w:before="20" w:after="20"/>
+              <w:spacing w:after="20" w:before="20"/>
             </w:pPr>
             <w:r>
               <w:rPr>
                 <w:sz w:val="19"/>
               </w:rPr>
-              <w:t xml:space="preserve">Searches and </w:t>
+              <w:t xml:space="preserve">Searches and</w:t>
+            </w:r>
+            <w:r>
+              <w:rPr>
+                <w:sz w:val="19"/>
+              </w:rPr>
+              <w:t xml:space="preserve"> </w:t>
             </w:r>
             <w:r>
               <w:rPr>
@@ -260,13 +330,25 @@
                 <w:bCs/>
                 <w:sz w:val="19"/>
               </w:rPr>
-              <w:t>reads</w:t>
-            </w:r>
-            <w:r>
-              <w:rPr>
-                <w:sz w:val="19"/>
-              </w:rPr>
-              <w:t xml:space="preserve"> many sources, then writes a </w:t>
+              <w:t xml:space="preserve">reads</w:t>
+            </w:r>
+            <w:r>
+              <w:rPr>
+                <w:sz w:val="19"/>
+              </w:rPr>
+              <w:t xml:space="preserve"> </w:t>
+            </w:r>
+            <w:r>
+              <w:rPr>
+                <w:sz w:val="19"/>
+              </w:rPr>
+              <w:t xml:space="preserve">many sources, then writes a</w:t>
+            </w:r>
+            <w:r>
+              <w:rPr>
+                <w:sz w:val="19"/>
+              </w:rPr>
+              <w:t xml:space="preserve"> </w:t>
             </w:r>
             <w:r>
               <w:rPr>
@@ -274,24 +356,28 @@
                 <w:bCs/>
                 <w:sz w:val="19"/>
               </w:rPr>
-              <w:t>cited</w:t>
-            </w:r>
-            <w:r>
-              <w:rPr>
-                <w:sz w:val="19"/>
-              </w:rPr>
-              <w:t xml:space="preserve"> synthesis</w:t>
+              <w:t xml:space="preserve">cited</w:t>
+            </w:r>
+            <w:r>
+              <w:rPr>
+                <w:sz w:val="19"/>
+              </w:rPr>
+              <w:t xml:space="preserve"> </w:t>
+            </w:r>
+            <w:r>
+              <w:rPr>
+                <w:sz w:val="19"/>
+              </w:rPr>
+              <w:t xml:space="preserve">synthesis</w:t>
             </w:r>
           </w:p>
         </w:tc>
         <w:tc>
-          <w:tcPr>
-            <w:tcW w:w="0" w:type="auto"/>
-          </w:tcPr>
+          <w:tcPr/>
           <w:p>
             <w:pPr>
               <w:pStyle w:val="Compact"/>
-              <w:spacing w:before="20" w:after="20"/>
+              <w:spacing w:after="20" w:before="20"/>
             </w:pPr>
             <w:r>
               <w:rPr>
@@ -299,66 +385,72 @@
                 <w:bCs/>
                 <w:sz w:val="19"/>
               </w:rPr>
-              <w:t>Operates</w:t>
-            </w:r>
-            <w:r>
-              <w:rPr>
-                <w:sz w:val="19"/>
-              </w:rPr>
-              <w:t xml:space="preserve"> specific websites step by step: search, click, navigate, read</w:t>
+              <w:t xml:space="preserve">Operates</w:t>
+            </w:r>
+            <w:r>
+              <w:rPr>
+                <w:sz w:val="19"/>
+              </w:rPr>
+              <w:t xml:space="preserve"> </w:t>
+            </w:r>
+            <w:r>
+              <w:rPr>
+                <w:sz w:val="19"/>
+              </w:rPr>
+              <w:t xml:space="preserve">specific websites step by step: search, click, navigate, read</w:t>
             </w:r>
           </w:p>
         </w:tc>
       </w:tr>
       <w:tr>
         <w:tc>
-          <w:tcPr>
-            <w:tcW w:w="0" w:type="auto"/>
-          </w:tcPr>
+          <w:tcPr/>
           <w:p>
             <w:pPr>
               <w:pStyle w:val="Compact"/>
-              <w:spacing w:before="20" w:after="20"/>
+              <w:spacing w:after="20" w:before="20"/>
             </w:pPr>
             <w:r>
               <w:rPr>
                 <w:sz w:val="19"/>
               </w:rPr>
-              <w:t>Where it runs</w:t>
+              <w:t xml:space="preserve">Where it runs</w:t>
             </w:r>
           </w:p>
         </w:tc>
         <w:tc>
-          <w:tcPr>
-            <w:tcW w:w="0" w:type="auto"/>
-          </w:tcPr>
+          <w:tcPr/>
           <w:p>
             <w:pPr>
               <w:pStyle w:val="Compact"/>
-              <w:spacing w:before="20" w:after="20"/>
+              <w:spacing w:after="20" w:before="20"/>
             </w:pPr>
             <w:r>
               <w:rPr>
                 <w:sz w:val="19"/>
               </w:rPr>
-              <w:t>In the Cowork service</w:t>
+              <w:t xml:space="preserve">In the Cowork service</w:t>
             </w:r>
           </w:p>
         </w:tc>
         <w:tc>
-          <w:tcPr>
-            <w:tcW w:w="0" w:type="auto"/>
-          </w:tcPr>
+          <w:tcPr/>
           <w:p>
             <w:pPr>
               <w:pStyle w:val="Compact"/>
-              <w:spacing w:before="20" w:after="20"/>
+              <w:spacing w:after="20" w:before="20"/>
             </w:pPr>
             <w:r>
               <w:rPr>
                 <w:sz w:val="19"/>
               </w:rPr>
-              <w:t xml:space="preserve">In a hidden tab in </w:t>
+              <w:t xml:space="preserve">In a hidden tab in</w:t>
+            </w:r>
+            <w:r>
+              <w:rPr>
+                <w:sz w:val="19"/>
+              </w:rPr>
+              <w:t xml:space="preserve"> </w:t>
             </w:r>
             <w:r>
               <w:rPr>
@@ -366,132 +458,126 @@
                 <w:bCs/>
                 <w:sz w:val="19"/>
               </w:rPr>
-              <w:t>your</w:t>
-            </w:r>
-            <w:r>
-              <w:rPr>
-                <w:sz w:val="19"/>
-              </w:rPr>
-              <w:t xml:space="preserve"> Edge, on your device</w:t>
+              <w:t xml:space="preserve">your</w:t>
+            </w:r>
+            <w:r>
+              <w:rPr>
+                <w:sz w:val="19"/>
+              </w:rPr>
+              <w:t xml:space="preserve"> </w:t>
+            </w:r>
+            <w:r>
+              <w:rPr>
+                <w:sz w:val="19"/>
+              </w:rPr>
+              <w:t xml:space="preserve">Edge, on your device</w:t>
             </w:r>
           </w:p>
         </w:tc>
       </w:tr>
       <w:tr>
         <w:tc>
-          <w:tcPr>
-            <w:tcW w:w="0" w:type="auto"/>
-          </w:tcPr>
+          <w:tcPr/>
           <w:p>
             <w:pPr>
               <w:pStyle w:val="Compact"/>
-              <w:spacing w:before="20" w:after="20"/>
+              <w:spacing w:after="20" w:before="20"/>
             </w:pPr>
             <w:r>
               <w:rPr>
                 <w:sz w:val="19"/>
               </w:rPr>
-              <w:t>Good for</w:t>
+              <w:t xml:space="preserve">Good for</w:t>
             </w:r>
           </w:p>
         </w:tc>
         <w:tc>
-          <w:tcPr>
-            <w:tcW w:w="0" w:type="auto"/>
-          </w:tcPr>
+          <w:tcPr/>
           <w:p>
             <w:pPr>
               <w:pStyle w:val="Compact"/>
-              <w:spacing w:before="20" w:after="20"/>
+              <w:spacing w:after="20" w:before="20"/>
             </w:pPr>
             <w:r>
               <w:rPr>
                 <w:sz w:val="19"/>
               </w:rPr>
-              <w:t>"What does the evidence say about…?"</w:t>
+              <w:t xml:space="preserve">"What does the evidence say about…?"</w:t>
             </w:r>
           </w:p>
         </w:tc>
         <w:tc>
-          <w:tcPr>
-            <w:tcW w:w="0" w:type="auto"/>
-          </w:tcPr>
+          <w:tcPr/>
           <w:p>
             <w:pPr>
               <w:pStyle w:val="Compact"/>
-              <w:spacing w:before="20" w:after="20"/>
+              <w:spacing w:after="20" w:before="20"/>
             </w:pPr>
             <w:r>
               <w:rPr>
                 <w:sz w:val="19"/>
               </w:rPr>
-              <w:t>"Go to this site, find this page, check this rule, bring back the link"</w:t>
+              <w:t xml:space="preserve">"Go to this site, find this page, check this rule, bring back the link"</w:t>
             </w:r>
           </w:p>
         </w:tc>
       </w:tr>
       <w:tr>
         <w:tc>
-          <w:tcPr>
-            <w:tcW w:w="0" w:type="auto"/>
-          </w:tcPr>
+          <w:tcPr/>
           <w:p>
             <w:pPr>
               <w:pStyle w:val="Compact"/>
-              <w:spacing w:before="20" w:after="20"/>
+              <w:spacing w:after="20" w:before="20"/>
             </w:pPr>
             <w:r>
               <w:rPr>
                 <w:sz w:val="19"/>
               </w:rPr>
-              <w:t>Sign-ins</w:t>
+              <w:t xml:space="preserve">Sign-ins</w:t>
             </w:r>
           </w:p>
         </w:tc>
         <w:tc>
-          <w:tcPr>
-            <w:tcW w:w="0" w:type="auto"/>
-          </w:tcPr>
+          <w:tcPr/>
           <w:p>
             <w:pPr>
               <w:pStyle w:val="Compact"/>
-              <w:spacing w:before="20" w:after="20"/>
+              <w:spacing w:after="20" w:before="20"/>
             </w:pPr>
             <w:r>
               <w:rPr>
                 <w:sz w:val="19"/>
               </w:rPr>
-              <w:t>Doesn't sign in to websites</w:t>
+              <w:t xml:space="preserve">Doesn't sign in to websites</w:t>
             </w:r>
           </w:p>
         </w:tc>
         <w:tc>
-          <w:tcPr>
-            <w:tcW w:w="0" w:type="auto"/>
-          </w:tcPr>
+          <w:tcPr/>
           <w:p>
             <w:pPr>
               <w:pStyle w:val="Compact"/>
-              <w:spacing w:before="20" w:after="20"/>
+              <w:spacing w:after="20" w:before="20"/>
             </w:pPr>
             <w:r>
               <w:rPr>
                 <w:sz w:val="19"/>
               </w:rPr>
-              <w:t>Uses the sites you're already signed in to (it hands sign-in back to you)</w:t>
+              <w:t xml:space="preserve">Uses the sites you're already signed in to (it hands sign-in back to you)</w:t>
             </w:r>
           </w:p>
         </w:tc>
       </w:tr>
     </w:tbl>
+    <w:bookmarkEnd w:id="9"/>
+    <w:bookmarkStart w:id="13" w:name="how-to-turn-it-on"/>
     <w:p>
       <w:pPr>
         <w:pStyle w:val="Heading2"/>
       </w:pPr>
-      <w:bookmarkStart w:id="2" w:name="how-to-turn-it-on"/>
-      <w:bookmarkEnd w:id="1"/>
-      <w:r>
-        <w:t>How to turn it on</w:t>
+      <w:r>
+        <w:t xml:space="preserve">How to turn it on</w:t>
       </w:r>
     </w:p>
     <w:p>
@@ -499,26 +585,29 @@
         <w:pStyle w:val="FirstParagraph"/>
       </w:pPr>
       <w:r>
-        <w:t xml:space="preserve">Browser use is </w:t>
-      </w:r>
-      <w:r>
-        <w:rPr>
-          <w:b/>
-          <w:bCs/>
-        </w:rPr>
-        <w:t>off by default</w:t>
-      </w:r>
-      <w:r>
-        <w:t>. All of the following must be true.</w:t>
-      </w:r>
-    </w:p>
+        <w:t xml:space="preserve">Browser use is</w:t>
+      </w:r>
+      <w:r>
+        <w:t xml:space="preserve"> </w:t>
+      </w:r>
+      <w:r>
+        <w:rPr>
+          <w:b/>
+          <w:bCs/>
+        </w:rPr>
+        <w:t xml:space="preserve">off by default</w:t>
+      </w:r>
+      <w:r>
+        <w:t xml:space="preserve">. All of the following must be true.</w:t>
+      </w:r>
+    </w:p>
+    <w:bookmarkStart w:id="10" w:name="for-the-admin-once-per-tenant"/>
     <w:p>
       <w:pPr>
         <w:pStyle w:val="Heading3"/>
       </w:pPr>
-      <w:bookmarkStart w:id="3" w:name="for-the-admin-once-per-tenant"/>
-      <w:r>
-        <w:t>For the admin (once per tenant)</w:t>
+      <w:r>
+        <w:t xml:space="preserve">For the admin (once per tenant)</w:t>
       </w:r>
     </w:p>
     <w:p>
@@ -526,31 +615,37 @@
         <w:pStyle w:val="Compact"/>
         <w:numPr>
           <w:ilvl w:val="0"/>
-          <w:numId w:val="2"/>
+          <w:numId w:val="1001"/>
         </w:numPr>
       </w:pPr>
       <w:r>
-        <w:t xml:space="preserve">In the </w:t>
-      </w:r>
-      <w:r>
-        <w:rPr>
-          <w:b/>
-          <w:bCs/>
-        </w:rPr>
-        <w:t>Microsoft 365 admin center</w:t>
-      </w:r>
-      <w:r>
-        <w:t xml:space="preserve">, go to </w:t>
-      </w:r>
-      <w:r>
-        <w:rPr>
-          <w:b/>
-          <w:bCs/>
-        </w:rPr>
-        <w:t>Copilot → Settings → View all → Cowork settings</w:t>
-      </w:r>
-      <w:r>
-        <w:t>.</w:t>
+        <w:t xml:space="preserve">In the</w:t>
+      </w:r>
+      <w:r>
+        <w:t xml:space="preserve"> </w:t>
+      </w:r>
+      <w:r>
+        <w:rPr>
+          <w:b/>
+          <w:bCs/>
+        </w:rPr>
+        <w:t xml:space="preserve">Microsoft 365 admin center</w:t>
+      </w:r>
+      <w:r>
+        <w:t xml:space="preserve">, go to</w:t>
+      </w:r>
+      <w:r>
+        <w:t xml:space="preserve"> </w:t>
+      </w:r>
+      <w:r>
+        <w:rPr>
+          <w:b/>
+          <w:bCs/>
+        </w:rPr>
+        <w:t xml:space="preserve">Copilot → Settings → View all → Cowork settings</w:t>
+      </w:r>
+      <w:r>
+        <w:t xml:space="preserve">.</w:t>
       </w:r>
     </w:p>
     <w:p>
@@ -558,31 +653,57 @@
         <w:pStyle w:val="Compact"/>
         <w:numPr>
           <w:ilvl w:val="0"/>
-          <w:numId w:val="2"/>
+          <w:numId w:val="1001"/>
         </w:numPr>
       </w:pPr>
       <w:r>
-        <w:t xml:space="preserve">Under </w:t>
-      </w:r>
-      <w:r>
-        <w:rPr>
-          <w:b/>
-          <w:bCs/>
-        </w:rPr>
-        <w:t>Allow browser access</w:t>
-      </w:r>
-      <w:r>
-        <w:t xml:space="preserve">, select </w:t>
-      </w:r>
-      <w:r>
-        <w:rPr>
-          <w:b/>
-          <w:bCs/>
-        </w:rPr>
-        <w:t>Allow Cowork to use the Microsoft Edge browser to perform tasks on behalf of users</w:t>
-      </w:r>
-      <w:r>
-        <w:t>, and scope it to the right users or security group (for the workshop, the attendee group).</w:t>
+        <w:t xml:space="preserve">Under</w:t>
+      </w:r>
+      <w:r>
+        <w:t xml:space="preserve"> </w:t>
+      </w:r>
+      <w:r>
+        <w:rPr>
+          <w:b/>
+          <w:bCs/>
+        </w:rPr>
+        <w:t xml:space="preserve">Allow browser access</w:t>
+      </w:r>
+      <w:r>
+        <w:t xml:space="preserve">, select</w:t>
+      </w:r>
+      <w:r>
+        <w:t xml:space="preserve"> </w:t>
+      </w:r>
+      <w:r>
+        <w:rPr>
+          <w:b/>
+          <w:bCs/>
+        </w:rPr>
+        <w:t xml:space="preserve">Allow Cowork to use the Microsoft Edge browser to perform</w:t>
+      </w:r>
+      <w:r>
+        <w:rPr>
+          <w:b/>
+          <w:bCs/>
+        </w:rPr>
+        <w:t xml:space="preserve"> </w:t>
+      </w:r>
+      <w:r>
+        <w:rPr>
+          <w:b/>
+          <w:bCs/>
+        </w:rPr>
+        <w:t xml:space="preserve">tasks on behalf of users</w:t>
+      </w:r>
+      <w:r>
+        <w:t xml:space="preserve">, and scope it to the right users or security group (for the workshop,</w:t>
+      </w:r>
+      <w:r>
+        <w:t xml:space="preserve"> </w:t>
+      </w:r>
+      <w:r>
+        <w:t xml:space="preserve">the attendee group).</w:t>
       </w:r>
     </w:p>
     <w:p>
@@ -590,41 +711,71 @@
         <w:pStyle w:val="Compact"/>
         <w:numPr>
           <w:ilvl w:val="0"/>
-          <w:numId w:val="2"/>
+          <w:numId w:val="1001"/>
         </w:numPr>
       </w:pPr>
       <w:r>
-        <w:t xml:space="preserve">If devices are managed, check the Edge policy </w:t>
-      </w:r>
-      <w:r>
-        <w:rPr>
-          <w:b/>
-          <w:bCs/>
-        </w:rPr>
-        <w:t>CopilotCoworkToolActionsEnabled</w:t>
-      </w:r>
-      <w:r>
-        <w:t xml:space="preserve"> ("Allow Cowork to take actions on your behalf"). </w:t>
-      </w:r>
-      <w:r>
-        <w:rPr>
-          <w:b/>
-          <w:bCs/>
-        </w:rPr>
-        <w:t>Disabled</w:t>
-      </w:r>
-      <w:r>
-        <w:t xml:space="preserve"> blocks browser use; </w:t>
-      </w:r>
-      <w:r>
-        <w:rPr>
-          <w:b/>
-          <w:bCs/>
-        </w:rPr>
-        <w:t>Enabled</w:t>
-      </w:r>
-      <w:r>
-        <w:t xml:space="preserve"> forces it on; not configured lets each user choose in Edge settings.</w:t>
+        <w:t xml:space="preserve">If devices are managed, check the Edge policy</w:t>
+      </w:r>
+      <w:r>
+        <w:t xml:space="preserve"> </w:t>
+      </w:r>
+      <w:r>
+        <w:rPr>
+          <w:b/>
+          <w:bCs/>
+        </w:rPr>
+        <w:t xml:space="preserve">CopilotCoworkToolActionsEnabled</w:t>
+      </w:r>
+      <w:r>
+        <w:t xml:space="preserve"> </w:t>
+      </w:r>
+      <w:r>
+        <w:t xml:space="preserve">("Allow Cowork</w:t>
+      </w:r>
+      <w:r>
+        <w:t xml:space="preserve"> </w:t>
+      </w:r>
+      <w:r>
+        <w:t xml:space="preserve">to take actions on your behalf").</w:t>
+      </w:r>
+      <w:r>
+        <w:t xml:space="preserve"> </w:t>
+      </w:r>
+      <w:r>
+        <w:rPr>
+          <w:b/>
+          <w:bCs/>
+        </w:rPr>
+        <w:t xml:space="preserve">Disabled</w:t>
+      </w:r>
+      <w:r>
+        <w:t xml:space="preserve"> </w:t>
+      </w:r>
+      <w:r>
+        <w:t xml:space="preserve">blocks browser use;</w:t>
+      </w:r>
+      <w:r>
+        <w:t xml:space="preserve"> </w:t>
+      </w:r>
+      <w:r>
+        <w:rPr>
+          <w:b/>
+          <w:bCs/>
+        </w:rPr>
+        <w:t xml:space="preserve">Enabled</w:t>
+      </w:r>
+      <w:r>
+        <w:t xml:space="preserve"> </w:t>
+      </w:r>
+      <w:r>
+        <w:t xml:space="preserve">forces it on; not</w:t>
+      </w:r>
+      <w:r>
+        <w:t xml:space="preserve"> </w:t>
+      </w:r>
+      <w:r>
+        <w:t xml:space="preserve">configured lets each user choose in Edge settings.</w:t>
       </w:r>
     </w:p>
     <w:p>
@@ -632,41 +783,44 @@
         <w:pStyle w:val="Compact"/>
         <w:numPr>
           <w:ilvl w:val="0"/>
-          <w:numId w:val="2"/>
+          <w:numId w:val="1001"/>
         </w:numPr>
       </w:pPr>
       <w:r>
-        <w:t>Make sure web filtering doesn't block the sites the exercise uses (</w:t>
-      </w:r>
-      <w:r>
-        <w:rPr>
-          <w:b/>
-          <w:bCs/>
-        </w:rPr>
-        <w:t>dol.gov</w:t>
-      </w:r>
-      <w:r>
-        <w:t xml:space="preserve">, </w:t>
-      </w:r>
-      <w:r>
-        <w:rPr>
-          <w:b/>
-          <w:bCs/>
-        </w:rPr>
-        <w:t>lni.wa.gov</w:t>
-      </w:r>
-      <w:r>
-        <w:t>).</w:t>
-      </w:r>
-    </w:p>
+        <w:t xml:space="preserve">Make sure web filtering doesn't block the sites the exercise uses (</w:t>
+      </w:r>
+      <w:r>
+        <w:rPr>
+          <w:b/>
+          <w:bCs/>
+        </w:rPr>
+        <w:t xml:space="preserve">dol.gov</w:t>
+      </w:r>
+      <w:r>
+        <w:t xml:space="preserve">,</w:t>
+      </w:r>
+      <w:r>
+        <w:t xml:space="preserve"> </w:t>
+      </w:r>
+      <w:r>
+        <w:rPr>
+          <w:b/>
+          <w:bCs/>
+        </w:rPr>
+        <w:t xml:space="preserve">lni.wa.gov</w:t>
+      </w:r>
+      <w:r>
+        <w:t xml:space="preserve">).</w:t>
+      </w:r>
+    </w:p>
+    <w:bookmarkEnd w:id="10"/>
+    <w:bookmarkStart w:id="12" w:name="for-each-user-on-the-day"/>
     <w:p>
       <w:pPr>
         <w:pStyle w:val="Heading3"/>
       </w:pPr>
-      <w:bookmarkStart w:id="4" w:name="for-each-user-on-the-day"/>
-      <w:bookmarkEnd w:id="3"/>
-      <w:r>
-        <w:t>For each user (on the day)</w:t>
+      <w:r>
+        <w:t xml:space="preserve">For each user (on the day)</w:t>
       </w:r>
     </w:p>
     <w:p>
@@ -674,21 +828,33 @@
         <w:pStyle w:val="Compact"/>
         <w:numPr>
           <w:ilvl w:val="0"/>
-          <w:numId w:val="3"/>
+          <w:numId w:val="1002"/>
         </w:numPr>
       </w:pPr>
       <w:r>
-        <w:t xml:space="preserve">Use </w:t>
-      </w:r>
-      <w:r>
-        <w:rPr>
-          <w:b/>
-          <w:bCs/>
-        </w:rPr>
-        <w:t>Microsoft Edge 152 or later</w:t>
-      </w:r>
-      <w:r>
-        <w:t xml:space="preserve"> (released the week of August 24, 2026). Edge doesn't need to be your default browser.</w:t>
+        <w:t xml:space="preserve">Use</w:t>
+      </w:r>
+      <w:r>
+        <w:t xml:space="preserve"> </w:t>
+      </w:r>
+      <w:r>
+        <w:rPr>
+          <w:b/>
+          <w:bCs/>
+        </w:rPr>
+        <w:t xml:space="preserve">Microsoft Edge 152 or later</w:t>
+      </w:r>
+      <w:r>
+        <w:t xml:space="preserve"> </w:t>
+      </w:r>
+      <w:r>
+        <w:t xml:space="preserve">(released the week of August 24, 2026). Edge doesn't need to</w:t>
+      </w:r>
+      <w:r>
+        <w:t xml:space="preserve"> </w:t>
+      </w:r>
+      <w:r>
+        <w:t xml:space="preserve">be your default browser.</w:t>
       </w:r>
     </w:p>
     <w:p>
@@ -696,33 +862,44 @@
         <w:pStyle w:val="Compact"/>
         <w:numPr>
           <w:ilvl w:val="0"/>
-          <w:numId w:val="3"/>
+          <w:numId w:val="1002"/>
         </w:numPr>
       </w:pPr>
       <w:r>
-        <w:lastRenderedPageBreak/>
-        <w:t xml:space="preserve">Open Cowork </w:t>
-      </w:r>
-      <w:r>
-        <w:rPr>
-          <w:b/>
-          <w:bCs/>
-        </w:rPr>
-        <w:t>in Edge, on the web</w:t>
-      </w:r>
-      <w:r>
-        <w:t xml:space="preserve">, at </w:t>
-      </w:r>
-      <w:hyperlink r:id="rId7">
+        <w:t xml:space="preserve">Open Cowork</w:t>
+      </w:r>
+      <w:r>
+        <w:t xml:space="preserve"> </w:t>
+      </w:r>
+      <w:r>
+        <w:rPr>
+          <w:b/>
+          <w:bCs/>
+        </w:rPr>
+        <w:t xml:space="preserve">in Edge, on the web</w:t>
+      </w:r>
+      <w:r>
+        <w:t xml:space="preserve">, at</w:t>
+      </w:r>
+      <w:r>
+        <w:t xml:space="preserve"> </w:t>
+      </w:r>
+      <w:hyperlink r:id="rId11">
         <w:r>
           <w:rPr>
             <w:rStyle w:val="Hyperlink"/>
           </w:rPr>
-          <w:t>https://copilot.cloud.microsoft</w:t>
+          <w:t xml:space="preserve">https://copilot.cloud.microsoft</w:t>
         </w:r>
       </w:hyperlink>
       <w:r>
-        <w:t>. Browser use doesn't run from the Copilot desktop app, from mobile, or when Cowork is open in Chrome.</w:t>
+        <w:t xml:space="preserve">. Browser use doesn't run</w:t>
+      </w:r>
+      <w:r>
+        <w:t xml:space="preserve"> </w:t>
+      </w:r>
+      <w:r>
+        <w:t xml:space="preserve">from the Copilot desktop app, from mobile, or when Cowork is open in Chrome.</w:t>
       </w:r>
     </w:p>
     <w:p>
@@ -730,41 +907,62 @@
         <w:pStyle w:val="Compact"/>
         <w:numPr>
           <w:ilvl w:val="0"/>
-          <w:numId w:val="3"/>
+          <w:numId w:val="1002"/>
         </w:numPr>
       </w:pPr>
       <w:r>
-        <w:t xml:space="preserve">Be signed in to </w:t>
-      </w:r>
-      <w:r>
-        <w:rPr>
-          <w:b/>
-          <w:bCs/>
-        </w:rPr>
-        <w:t>Edge</w:t>
-      </w:r>
-      <w:r>
-        <w:t xml:space="preserve"> with the </w:t>
-      </w:r>
-      <w:r>
-        <w:rPr>
-          <w:b/>
-          <w:bCs/>
-        </w:rPr>
-        <w:t>same work account</w:t>
-      </w:r>
-      <w:r>
-        <w:t xml:space="preserve"> you use for Cowork. In the workshop, that means an Edge profile for your </w:t>
-      </w:r>
-      <w:r>
-        <w:rPr>
-          <w:b/>
-          <w:bCs/>
-        </w:rPr>
-        <w:t>work account</w:t>
-      </w:r>
-      <w:r>
-        <w:t>. InPrivate and guest windows don't work.</w:t>
+        <w:t xml:space="preserve">Be signed in to</w:t>
+      </w:r>
+      <w:r>
+        <w:t xml:space="preserve"> </w:t>
+      </w:r>
+      <w:r>
+        <w:rPr>
+          <w:b/>
+          <w:bCs/>
+        </w:rPr>
+        <w:t xml:space="preserve">Edge</w:t>
+      </w:r>
+      <w:r>
+        <w:t xml:space="preserve"> </w:t>
+      </w:r>
+      <w:r>
+        <w:t xml:space="preserve">with the</w:t>
+      </w:r>
+      <w:r>
+        <w:t xml:space="preserve"> </w:t>
+      </w:r>
+      <w:r>
+        <w:rPr>
+          <w:b/>
+          <w:bCs/>
+        </w:rPr>
+        <w:t xml:space="preserve">same work account</w:t>
+      </w:r>
+      <w:r>
+        <w:t xml:space="preserve"> </w:t>
+      </w:r>
+      <w:r>
+        <w:t xml:space="preserve">you use for Cowork. In the workshop, that</w:t>
+      </w:r>
+      <w:r>
+        <w:t xml:space="preserve"> </w:t>
+      </w:r>
+      <w:r>
+        <w:t xml:space="preserve">means an Edge profile for your</w:t>
+      </w:r>
+      <w:r>
+        <w:t xml:space="preserve"> </w:t>
+      </w:r>
+      <w:r>
+        <w:rPr>
+          <w:b/>
+          <w:bCs/>
+        </w:rPr>
+        <w:t xml:space="preserve">work account</w:t>
+      </w:r>
+      <w:r>
+        <w:t xml:space="preserve">. InPrivate and guest windows don't work.</w:t>
       </w:r>
     </w:p>
     <w:p>
@@ -772,41 +970,70 @@
         <w:pStyle w:val="Compact"/>
         <w:numPr>
           <w:ilvl w:val="0"/>
-          <w:numId w:val="3"/>
+          <w:numId w:val="1002"/>
         </w:numPr>
       </w:pPr>
       <w:r>
-        <w:t xml:space="preserve">In Edge </w:t>
-      </w:r>
-      <w:r>
-        <w:rPr>
-          <w:b/>
-          <w:bCs/>
-        </w:rPr>
-        <w:t>Settings</w:t>
-      </w:r>
-      <w:r>
-        <w:t xml:space="preserve">, search for </w:t>
-      </w:r>
-      <w:r>
-        <w:rPr>
-          <w:b/>
-          <w:bCs/>
-        </w:rPr>
-        <w:t>Cowork</w:t>
-      </w:r>
-      <w:r>
-        <w:t xml:space="preserve"> and make sure </w:t>
-      </w:r>
-      <w:r>
-        <w:rPr>
-          <w:b/>
-          <w:bCs/>
-        </w:rPr>
-        <w:t>Allow Cowork to take actions on your behalf</w:t>
-      </w:r>
-      <w:r>
-        <w:t xml:space="preserve"> is on (it's greyed out if your organization manages it).</w:t>
+        <w:t xml:space="preserve">In Edge</w:t>
+      </w:r>
+      <w:r>
+        <w:t xml:space="preserve"> </w:t>
+      </w:r>
+      <w:r>
+        <w:rPr>
+          <w:b/>
+          <w:bCs/>
+        </w:rPr>
+        <w:t xml:space="preserve">Settings</w:t>
+      </w:r>
+      <w:r>
+        <w:t xml:space="preserve">, search for</w:t>
+      </w:r>
+      <w:r>
+        <w:t xml:space="preserve"> </w:t>
+      </w:r>
+      <w:r>
+        <w:rPr>
+          <w:b/>
+          <w:bCs/>
+        </w:rPr>
+        <w:t xml:space="preserve">Cowork</w:t>
+      </w:r>
+      <w:r>
+        <w:t xml:space="preserve"> </w:t>
+      </w:r>
+      <w:r>
+        <w:t xml:space="preserve">and make sure</w:t>
+      </w:r>
+      <w:r>
+        <w:t xml:space="preserve"> </w:t>
+      </w:r>
+      <w:r>
+        <w:rPr>
+          <w:b/>
+          <w:bCs/>
+        </w:rPr>
+        <w:t xml:space="preserve">Allow Cowork to take actions on your</w:t>
+      </w:r>
+      <w:r>
+        <w:rPr>
+          <w:b/>
+          <w:bCs/>
+        </w:rPr>
+        <w:t xml:space="preserve"> </w:t>
+      </w:r>
+      <w:r>
+        <w:rPr>
+          <w:b/>
+          <w:bCs/>
+        </w:rPr>
+        <w:t xml:space="preserve">behalf</w:t>
+      </w:r>
+      <w:r>
+        <w:t xml:space="preserve"> </w:t>
+      </w:r>
+      <w:r>
+        <w:t xml:space="preserve">is on (it's greyed out if your organization manages it).</w:t>
       </w:r>
     </w:p>
     <w:p>
@@ -814,42 +1041,51 @@
         <w:pStyle w:val="Compact"/>
         <w:numPr>
           <w:ilvl w:val="0"/>
-          <w:numId w:val="3"/>
+          <w:numId w:val="1002"/>
         </w:numPr>
       </w:pPr>
       <w:r>
-        <w:t xml:space="preserve">The first time Cowork needs the browser, a </w:t>
-      </w:r>
-      <w:r>
-        <w:rPr>
-          <w:b/>
-          <w:bCs/>
-        </w:rPr>
-        <w:t>consent notice</w:t>
-      </w:r>
-      <w:r>
-        <w:t xml:space="preserve"> appears in the conversation. Select </w:t>
-      </w:r>
-      <w:r>
-        <w:rPr>
-          <w:b/>
-          <w:bCs/>
-        </w:rPr>
-        <w:t>I understand</w:t>
-      </w:r>
-      <w:r>
-        <w:t>.</w:t>
-      </w:r>
-    </w:p>
+        <w:t xml:space="preserve">The first time Cowork needs the browser, a</w:t>
+      </w:r>
+      <w:r>
+        <w:t xml:space="preserve"> </w:t>
+      </w:r>
+      <w:r>
+        <w:rPr>
+          <w:b/>
+          <w:bCs/>
+        </w:rPr>
+        <w:t xml:space="preserve">consent notice</w:t>
+      </w:r>
+      <w:r>
+        <w:t xml:space="preserve"> </w:t>
+      </w:r>
+      <w:r>
+        <w:t xml:space="preserve">appears in the conversation. Select</w:t>
+      </w:r>
+      <w:r>
+        <w:t xml:space="preserve"> </w:t>
+      </w:r>
+      <w:r>
+        <w:rPr>
+          <w:b/>
+          <w:bCs/>
+        </w:rPr>
+        <w:t xml:space="preserve">I understand</w:t>
+      </w:r>
+      <w:r>
+        <w:t xml:space="preserve">.</w:t>
+      </w:r>
+    </w:p>
+    <w:bookmarkEnd w:id="12"/>
+    <w:bookmarkEnd w:id="13"/>
+    <w:bookmarkStart w:id="14" w:name="what-youll-see"/>
     <w:p>
       <w:pPr>
         <w:pStyle w:val="Heading2"/>
       </w:pPr>
-      <w:bookmarkStart w:id="5" w:name="what-youll-see"/>
-      <w:bookmarkEnd w:id="2"/>
-      <w:bookmarkEnd w:id="4"/>
-      <w:r>
-        <w:t>What you'll see</w:t>
+      <w:r>
+        <w:t xml:space="preserve">What you'll see</w:t>
       </w:r>
     </w:p>
     <w:p>
@@ -857,7 +1093,7 @@
         <w:pStyle w:val="Compact"/>
         <w:numPr>
           <w:ilvl w:val="0"/>
-          <w:numId w:val="4"/>
+          <w:numId w:val="1003"/>
         </w:numPr>
       </w:pPr>
       <w:r>
@@ -865,10 +1101,13 @@
           <w:b/>
           <w:bCs/>
         </w:rPr>
-        <w:t>Progress chips</w:t>
-      </w:r>
-      <w:r>
-        <w:t xml:space="preserve"> for each step (opening a site, searching, reading a page).</w:t>
+        <w:t xml:space="preserve">Progress chips</w:t>
+      </w:r>
+      <w:r>
+        <w:t xml:space="preserve"> </w:t>
+      </w:r>
+      <w:r>
+        <w:t xml:space="preserve">for each step (opening a site, searching, reading a page).</w:t>
       </w:r>
     </w:p>
     <w:p>
@@ -876,7 +1115,7 @@
         <w:pStyle w:val="Compact"/>
         <w:numPr>
           <w:ilvl w:val="0"/>
-          <w:numId w:val="4"/>
+          <w:numId w:val="1003"/>
         </w:numPr>
       </w:pPr>
       <w:r>
@@ -884,10 +1123,13 @@
           <w:b/>
           <w:bCs/>
         </w:rPr>
-        <w:t>Switch to tab</w:t>
-      </w:r>
-      <w:r>
-        <w:t xml:space="preserve"> to watch the hidden Edge tab, and switch back to the conversation.</w:t>
+        <w:t xml:space="preserve">Switch to tab</w:t>
+      </w:r>
+      <w:r>
+        <w:t xml:space="preserve"> </w:t>
+      </w:r>
+      <w:r>
+        <w:t xml:space="preserve">to watch the hidden Edge tab, and switch back to the conversation.</w:t>
       </w:r>
     </w:p>
     <w:p>
@@ -895,7 +1137,7 @@
         <w:pStyle w:val="Compact"/>
         <w:numPr>
           <w:ilvl w:val="0"/>
-          <w:numId w:val="4"/>
+          <w:numId w:val="1003"/>
         </w:numPr>
       </w:pPr>
       <w:r>
@@ -903,10 +1145,13 @@
           <w:b/>
           <w:bCs/>
         </w:rPr>
-        <w:t>Questions in the chat</w:t>
-      </w:r>
-      <w:r>
-        <w:t xml:space="preserve"> when Cowork needs information it can't find on the page.</w:t>
+        <w:t xml:space="preserve">Questions in the chat</w:t>
+      </w:r>
+      <w:r>
+        <w:t xml:space="preserve"> </w:t>
+      </w:r>
+      <w:r>
+        <w:t xml:space="preserve">when Cowork needs information it can't find on the page.</w:t>
       </w:r>
     </w:p>
     <w:p>
@@ -914,7 +1159,7 @@
         <w:pStyle w:val="Compact"/>
         <w:numPr>
           <w:ilvl w:val="0"/>
-          <w:numId w:val="4"/>
+          <w:numId w:val="1003"/>
         </w:numPr>
       </w:pPr>
       <w:r>
@@ -922,30 +1167,42 @@
           <w:b/>
           <w:bCs/>
         </w:rPr>
-        <w:t>Approval cards</w:t>
-      </w:r>
-      <w:r>
-        <w:t xml:space="preserve"> before consequential actions (for example, submitting a form). Select </w:t>
-      </w:r>
-      <w:r>
-        <w:rPr>
-          <w:b/>
-          <w:bCs/>
-        </w:rPr>
-        <w:t>Approve</w:t>
-      </w:r>
-      <w:r>
-        <w:t xml:space="preserve"> for that one action, or </w:t>
-      </w:r>
-      <w:r>
-        <w:rPr>
-          <w:b/>
-          <w:bCs/>
-        </w:rPr>
-        <w:t>Reject</w:t>
-      </w:r>
-      <w:r>
-        <w:t>.</w:t>
+        <w:t xml:space="preserve">Approval cards</w:t>
+      </w:r>
+      <w:r>
+        <w:t xml:space="preserve"> </w:t>
+      </w:r>
+      <w:r>
+        <w:t xml:space="preserve">before consequential actions (for example, submitting a form). Select</w:t>
+      </w:r>
+      <w:r>
+        <w:t xml:space="preserve"> </w:t>
+      </w:r>
+      <w:r>
+        <w:rPr>
+          <w:b/>
+          <w:bCs/>
+        </w:rPr>
+        <w:t xml:space="preserve">Approve</w:t>
+      </w:r>
+      <w:r>
+        <w:t xml:space="preserve"> </w:t>
+      </w:r>
+      <w:r>
+        <w:t xml:space="preserve">for that one action, or</w:t>
+      </w:r>
+      <w:r>
+        <w:t xml:space="preserve"> </w:t>
+      </w:r>
+      <w:r>
+        <w:rPr>
+          <w:b/>
+          <w:bCs/>
+        </w:rPr>
+        <w:t xml:space="preserve">Reject</w:t>
+      </w:r>
+      <w:r>
+        <w:t xml:space="preserve">.</w:t>
       </w:r>
     </w:p>
     <w:p>
@@ -953,7 +1210,7 @@
         <w:pStyle w:val="Compact"/>
         <w:numPr>
           <w:ilvl w:val="0"/>
-          <w:numId w:val="4"/>
+          <w:numId w:val="1003"/>
         </w:numPr>
       </w:pPr>
       <w:r>
@@ -961,13 +1218,19 @@
           <w:b/>
           <w:bCs/>
         </w:rPr>
-        <w:t>Hand-back</w:t>
-      </w:r>
-      <w:r>
-        <w:t xml:space="preserve"> </w:t>
-      </w:r>
-      <w:r>
-        <w:t>for sensitive steps: a password, an MFA code, a CAPTCHA, or a locked account. Cowork pauses and shows you the tab; it continues after you finish.</w:t>
+        <w:t xml:space="preserve">Hand-back</w:t>
+      </w:r>
+      <w:r>
+        <w:t xml:space="preserve"> </w:t>
+      </w:r>
+      <w:r>
+        <w:t xml:space="preserve">for sensitive steps: a password, an MFA code, a CAPTCHA, or a locked account. Cowork</w:t>
+      </w:r>
+      <w:r>
+        <w:t xml:space="preserve"> </w:t>
+      </w:r>
+      <w:r>
+        <w:t xml:space="preserve">pauses and shows you the tab; it continues after you finish.</w:t>
       </w:r>
     </w:p>
     <w:p>
@@ -975,47 +1238,54 @@
         <w:pStyle w:val="Compact"/>
         <w:numPr>
           <w:ilvl w:val="0"/>
-          <w:numId w:val="4"/>
+          <w:numId w:val="1003"/>
         </w:numPr>
       </w:pPr>
       <w:r>
-        <w:t xml:space="preserve">If the tab closes or your device sleeps, the task </w:t>
-      </w:r>
-      <w:r>
-        <w:rPr>
-          <w:b/>
-          <w:bCs/>
-        </w:rPr>
-        <w:t>pauses</w:t>
-      </w:r>
-      <w:r>
-        <w:t xml:space="preserve">. Reopen the conversation and type </w:t>
+        <w:t xml:space="preserve">If the tab closes or your device sleeps, the task</w:t>
+      </w:r>
+      <w:r>
+        <w:t xml:space="preserve"> </w:t>
+      </w:r>
+      <w:r>
+        <w:rPr>
+          <w:b/>
+          <w:bCs/>
+        </w:rPr>
+        <w:t xml:space="preserve">pauses</w:t>
+      </w:r>
+      <w:r>
+        <w:t xml:space="preserve">. Reopen the conversation and type</w:t>
+      </w:r>
+      <w:r>
+        <w:t xml:space="preserve"> </w:t>
       </w:r>
       <w:r>
         <w:rPr>
           <w:i/>
           <w:iCs/>
         </w:rPr>
-        <w:t>continue</w:t>
-      </w:r>
-      <w:r>
-        <w:t>.</w:t>
-      </w:r>
-    </w:p>
+        <w:t xml:space="preserve">continue</w:t>
+      </w:r>
+      <w:r>
+        <w:t xml:space="preserve">.</w:t>
+      </w:r>
+    </w:p>
+    <w:bookmarkEnd w:id="14"/>
+    <w:bookmarkStart w:id="15" w:name="troubleshooting"/>
     <w:p>
       <w:pPr>
         <w:pStyle w:val="Heading2"/>
       </w:pPr>
-      <w:bookmarkStart w:id="6" w:name="troubleshooting"/>
-      <w:bookmarkEnd w:id="5"/>
-      <w:r>
-        <w:t>Troubleshooting</w:t>
+      <w:r>
+        <w:t xml:space="preserve">Troubleshooting</w:t>
       </w:r>
     </w:p>
     <w:tbl>
       <w:tblPr>
         <w:tblStyle w:val="Table"/>
-        <w:tblW w:w="0" w:type="auto"/>
+        <w:tblW w:type="auto" w:w="0"/>
+        <w:tblLook w:firstRow="1" w:lastRow="0" w:firstColumn="0" w:lastColumn="0" w:noHBand="0" w:noVBand="0" w:val="0020"/>
         <w:tblBorders>
           <w:top w:val="single" w:sz="4" w:space="0" w:color="D1D1D1"/>
           <w:left w:val="single" w:sz="4" w:space="0" w:color="D1D1D1"/>
@@ -1030,91 +1300,90 @@
           <w:bottom w:w="40" w:type="dxa"/>
           <w:right w:w="90" w:type="dxa"/>
         </w:tblCellMar>
-        <w:tblLook w:val="0020" w:firstRow="1" w:lastRow="0" w:firstColumn="0" w:lastColumn="0" w:noHBand="0" w:noVBand="0"/>
       </w:tblPr>
       <w:tblGrid>
-        <w:gridCol w:w="2951"/>
-        <w:gridCol w:w="2617"/>
-        <w:gridCol w:w="4404"/>
+        <w:gridCol w:w="2640"/>
+        <w:gridCol w:w="2640"/>
+        <w:gridCol w:w="2640"/>
       </w:tblGrid>
       <w:tr>
         <w:trPr>
-          <w:cnfStyle w:val="100000000000" w:firstRow="1" w:lastRow="0" w:firstColumn="0" w:lastColumn="0" w:oddVBand="0" w:evenVBand="0" w:oddHBand="0" w:evenHBand="0" w:firstRowFirstColumn="0" w:firstRowLastColumn="0" w:lastRowFirstColumn="0" w:lastRowLastColumn="0"/>
-          <w:tblHeader/>
+          <w:tblHeader w:val="on"/>
         </w:trPr>
         <w:tc>
           <w:tcPr>
-            <w:tcW w:w="0" w:type="auto"/>
             <w:shd w:val="clear" w:color="auto" w:fill="F3E5FD"/>
           </w:tcPr>
           <w:p>
             <w:pPr>
               <w:pStyle w:val="Compact"/>
-              <w:spacing w:before="20" w:after="20"/>
+              <w:spacing w:after="20" w:before="20"/>
             </w:pPr>
             <w:r>
               <w:rPr>
                 <w:b/>
                 <w:sz w:val="19"/>
               </w:rPr>
-              <w:t>What you see</w:t>
+              <w:t xml:space="preserve">What you see</w:t>
             </w:r>
           </w:p>
         </w:tc>
         <w:tc>
           <w:tcPr>
-            <w:tcW w:w="0" w:type="auto"/>
             <w:shd w:val="clear" w:color="auto" w:fill="F3E5FD"/>
           </w:tcPr>
           <w:p>
             <w:pPr>
               <w:pStyle w:val="Compact"/>
-              <w:spacing w:before="20" w:after="20"/>
+              <w:spacing w:after="20" w:before="20"/>
             </w:pPr>
             <w:r>
               <w:rPr>
                 <w:b/>
                 <w:sz w:val="19"/>
               </w:rPr>
-              <w:t>Likely cause</w:t>
+              <w:t xml:space="preserve">Likely cause</w:t>
             </w:r>
           </w:p>
         </w:tc>
         <w:tc>
           <w:tcPr>
-            <w:tcW w:w="0" w:type="auto"/>
             <w:shd w:val="clear" w:color="auto" w:fill="F3E5FD"/>
           </w:tcPr>
           <w:p>
             <w:pPr>
               <w:pStyle w:val="Compact"/>
-              <w:spacing w:before="20" w:after="20"/>
+              <w:spacing w:after="20" w:before="20"/>
             </w:pPr>
             <w:r>
               <w:rPr>
                 <w:b/>
                 <w:sz w:val="19"/>
               </w:rPr>
-              <w:t>Fix</w:t>
+              <w:t xml:space="preserve">Fix</w:t>
             </w:r>
           </w:p>
         </w:tc>
       </w:tr>
       <w:tr>
         <w:tc>
-          <w:tcPr>
-            <w:tcW w:w="0" w:type="auto"/>
-          </w:tcPr>
+          <w:tcPr/>
           <w:p>
             <w:pPr>
               <w:pStyle w:val="Compact"/>
-              <w:spacing w:before="20" w:after="20"/>
+              <w:spacing w:after="20" w:before="20"/>
             </w:pPr>
             <w:r>
               <w:rPr>
                 <w:sz w:val="19"/>
               </w:rPr>
-              <w:t xml:space="preserve">"Browser tasks run in Microsoft Edge" and a </w:t>
+              <w:t xml:space="preserve">"Browser tasks run in Microsoft Edge" and a</w:t>
+            </w:r>
+            <w:r>
+              <w:rPr>
+                <w:sz w:val="19"/>
+              </w:rPr>
+              <w:t xml:space="preserve"> </w:t>
             </w:r>
             <w:r>
               <w:rPr>
@@ -1122,114 +1391,128 @@
                 <w:bCs/>
                 <w:sz w:val="19"/>
               </w:rPr>
-              <w:t>Get Microsoft Edge</w:t>
-            </w:r>
-            <w:r>
-              <w:rPr>
-                <w:sz w:val="19"/>
-              </w:rPr>
-              <w:t xml:space="preserve"> link</w:t>
+              <w:t xml:space="preserve">Get Microsoft Edge</w:t>
+            </w:r>
+            <w:r>
+              <w:rPr>
+                <w:sz w:val="19"/>
+              </w:rPr>
+              <w:t xml:space="preserve"> </w:t>
+            </w:r>
+            <w:r>
+              <w:rPr>
+                <w:sz w:val="19"/>
+              </w:rPr>
+              <w:t xml:space="preserve">link</w:t>
             </w:r>
           </w:p>
         </w:tc>
         <w:tc>
-          <w:tcPr>
-            <w:tcW w:w="0" w:type="auto"/>
-          </w:tcPr>
+          <w:tcPr/>
           <w:p>
             <w:pPr>
               <w:pStyle w:val="Compact"/>
-              <w:spacing w:before="20" w:after="20"/>
+              <w:spacing w:after="20" w:before="20"/>
             </w:pPr>
             <w:r>
               <w:rPr>
                 <w:sz w:val="19"/>
               </w:rPr>
-              <w:t>Cowork is open in Chrome or another browser</w:t>
+              <w:t xml:space="preserve">Cowork is open in Chrome or another browser</w:t>
             </w:r>
           </w:p>
         </w:tc>
         <w:tc>
-          <w:tcPr>
-            <w:tcW w:w="0" w:type="auto"/>
-          </w:tcPr>
+          <w:tcPr/>
           <w:p>
             <w:pPr>
               <w:pStyle w:val="Compact"/>
-              <w:spacing w:before="20" w:after="20"/>
+              <w:spacing w:after="20" w:before="20"/>
             </w:pPr>
             <w:r>
               <w:rPr>
                 <w:sz w:val="19"/>
               </w:rPr>
-              <w:t xml:space="preserve">Open </w:t>
-            </w:r>
-            <w:hyperlink r:id="rId8">
+              <w:t xml:space="preserve">Open</w:t>
+            </w:r>
+            <w:r>
+              <w:rPr>
+                <w:sz w:val="19"/>
+              </w:rPr>
+              <w:t xml:space="preserve"> </w:t>
+            </w:r>
+            <w:hyperlink r:id="rId11">
               <w:r>
                 <w:rPr>
                   <w:rStyle w:val="Hyperlink"/>
                 </w:rPr>
-                <w:t>https://copilot.cloud.microsoft</w:t>
+                <w:t xml:space="preserve">https://copilot.cloud.microsoft</w:t>
               </w:r>
             </w:hyperlink>
             <w:r>
               <w:rPr>
                 <w:sz w:val="19"/>
               </w:rPr>
-              <w:t xml:space="preserve"> in Edge</w:t>
+              <w:t xml:space="preserve"> </w:t>
+            </w:r>
+            <w:r>
+              <w:rPr>
+                <w:sz w:val="19"/>
+              </w:rPr>
+              <w:t xml:space="preserve">in Edge</w:t>
             </w:r>
           </w:p>
         </w:tc>
       </w:tr>
       <w:tr>
         <w:tc>
-          <w:tcPr>
-            <w:tcW w:w="0" w:type="auto"/>
-          </w:tcPr>
+          <w:tcPr/>
           <w:p>
             <w:pPr>
               <w:pStyle w:val="Compact"/>
-              <w:spacing w:before="20" w:after="20"/>
+              <w:spacing w:after="20" w:before="20"/>
             </w:pPr>
             <w:r>
               <w:rPr>
                 <w:sz w:val="19"/>
               </w:rPr>
-              <w:t>Cowork answers from memory or with Deep Research and never opens a site</w:t>
+              <w:t xml:space="preserve">Cowork answers from memory or with Deep Research and never opens a site</w:t>
             </w:r>
           </w:p>
         </w:tc>
         <w:tc>
-          <w:tcPr>
-            <w:tcW w:w="0" w:type="auto"/>
-          </w:tcPr>
+          <w:tcPr/>
           <w:p>
             <w:pPr>
               <w:pStyle w:val="Compact"/>
-              <w:spacing w:before="20" w:after="20"/>
+              <w:spacing w:after="20" w:before="20"/>
             </w:pPr>
             <w:r>
               <w:rPr>
                 <w:sz w:val="19"/>
               </w:rPr>
-              <w:t>Browser use isn't allowed for your account, or the Edge setting is off</w:t>
+              <w:t xml:space="preserve">Browser use isn't allowed for your account, or the Edge setting is off</w:t>
             </w:r>
           </w:p>
         </w:tc>
         <w:tc>
-          <w:tcPr>
-            <w:tcW w:w="0" w:type="auto"/>
-          </w:tcPr>
+          <w:tcPr/>
           <w:p>
             <w:pPr>
               <w:pStyle w:val="Compact"/>
-              <w:spacing w:before="20" w:after="20"/>
+              <w:spacing w:after="20" w:before="20"/>
             </w:pPr>
             <w:r>
               <w:rPr>
                 <w:sz w:val="19"/>
               </w:rPr>
-              <w:t xml:space="preserve">Admin: check </w:t>
+              <w:t xml:space="preserve">Admin: check</w:t>
+            </w:r>
+            <w:r>
+              <w:rPr>
+                <w:sz w:val="19"/>
+              </w:rPr>
+              <w:t xml:space="preserve"> </w:t>
             </w:r>
             <w:r>
               <w:rPr>
@@ -1237,13 +1520,25 @@
                 <w:bCs/>
                 <w:sz w:val="19"/>
               </w:rPr>
-              <w:t>Allow browser access</w:t>
-            </w:r>
-            <w:r>
-              <w:rPr>
-                <w:sz w:val="19"/>
-              </w:rPr>
-              <w:t xml:space="preserve"> and the Edge policy. User: Edge </w:t>
+              <w:t xml:space="preserve">Allow browser access</w:t>
+            </w:r>
+            <w:r>
+              <w:rPr>
+                <w:sz w:val="19"/>
+              </w:rPr>
+              <w:t xml:space="preserve"> </w:t>
+            </w:r>
+            <w:r>
+              <w:rPr>
+                <w:sz w:val="19"/>
+              </w:rPr>
+              <w:t xml:space="preserve">and the Edge policy. User: Edge</w:t>
+            </w:r>
+            <w:r>
+              <w:rPr>
+                <w:sz w:val="19"/>
+              </w:rPr>
+              <w:t xml:space="preserve"> </w:t>
             </w:r>
             <w:r>
               <w:rPr>
@@ -1251,166 +1546,154 @@
                 <w:bCs/>
                 <w:sz w:val="19"/>
               </w:rPr>
-              <w:t>Settings → Cowork</w:t>
+              <w:t xml:space="preserve">Settings → Cowork</w:t>
             </w:r>
           </w:p>
         </w:tc>
       </w:tr>
       <w:tr>
         <w:tc>
-          <w:tcPr>
-            <w:tcW w:w="0" w:type="auto"/>
-          </w:tcPr>
+          <w:tcPr/>
           <w:p>
             <w:pPr>
               <w:pStyle w:val="Compact"/>
-              <w:spacing w:before="20" w:after="20"/>
+              <w:spacing w:after="20" w:before="20"/>
             </w:pPr>
             <w:r>
               <w:rPr>
                 <w:sz w:val="19"/>
               </w:rPr>
-              <w:t>Nothing happens, or it can't use your sign-ins</w:t>
+              <w:t xml:space="preserve">Nothing happens, or it can't use your sign-ins</w:t>
             </w:r>
           </w:p>
         </w:tc>
         <w:tc>
-          <w:tcPr>
-            <w:tcW w:w="0" w:type="auto"/>
-          </w:tcPr>
+          <w:tcPr/>
           <w:p>
             <w:pPr>
               <w:pStyle w:val="Compact"/>
-              <w:spacing w:before="20" w:after="20"/>
+              <w:spacing w:after="20" w:before="20"/>
             </w:pPr>
             <w:r>
               <w:rPr>
                 <w:sz w:val="19"/>
               </w:rPr>
-              <w:t>Edge profile isn't your work account, or you're InPrivate</w:t>
+              <w:t xml:space="preserve">Edge profile isn't your work account, or you're InPrivate</w:t>
             </w:r>
           </w:p>
         </w:tc>
         <w:tc>
-          <w:tcPr>
-            <w:tcW w:w="0" w:type="auto"/>
-          </w:tcPr>
+          <w:tcPr/>
           <w:p>
             <w:pPr>
               <w:pStyle w:val="Compact"/>
-              <w:spacing w:before="20" w:after="20"/>
+              <w:spacing w:after="20" w:before="20"/>
             </w:pPr>
             <w:r>
               <w:rPr>
                 <w:sz w:val="19"/>
               </w:rPr>
-              <w:t>Switch to (or add) an Edge profile signed in with your work account</w:t>
+              <w:t xml:space="preserve">Switch to (or add) an Edge profile signed in with your work account</w:t>
             </w:r>
           </w:p>
         </w:tc>
       </w:tr>
       <w:tr>
         <w:tc>
-          <w:tcPr>
-            <w:tcW w:w="0" w:type="auto"/>
-          </w:tcPr>
+          <w:tcPr/>
           <w:p>
             <w:pPr>
               <w:pStyle w:val="Compact"/>
-              <w:spacing w:before="20" w:after="20"/>
+              <w:spacing w:after="20" w:before="20"/>
             </w:pPr>
             <w:r>
               <w:rPr>
                 <w:sz w:val="19"/>
               </w:rPr>
-              <w:t>Browser option unavailable in the desktop app</w:t>
+              <w:t xml:space="preserve">Browser option unavailable in the desktop app</w:t>
             </w:r>
           </w:p>
         </w:tc>
         <w:tc>
-          <w:tcPr>
-            <w:tcW w:w="0" w:type="auto"/>
-          </w:tcPr>
+          <w:tcPr/>
           <w:p>
             <w:pPr>
               <w:pStyle w:val="Compact"/>
-              <w:spacing w:before="20" w:after="20"/>
+              <w:spacing w:after="20" w:before="20"/>
             </w:pPr>
             <w:r>
               <w:rPr>
                 <w:sz w:val="19"/>
               </w:rPr>
-              <w:t>Desktop app isn't supported</w:t>
+              <w:t xml:space="preserve">Desktop app isn't supported</w:t>
             </w:r>
           </w:p>
         </w:tc>
         <w:tc>
-          <w:tcPr>
-            <w:tcW w:w="0" w:type="auto"/>
-          </w:tcPr>
+          <w:tcPr/>
           <w:p>
             <w:pPr>
               <w:pStyle w:val="Compact"/>
-              <w:spacing w:before="20" w:after="20"/>
+              <w:spacing w:after="20" w:before="20"/>
             </w:pPr>
             <w:r>
               <w:rPr>
                 <w:sz w:val="19"/>
               </w:rPr>
-              <w:t>Use Cowork on the web in Edge</w:t>
+              <w:t xml:space="preserve">Use Cowork on the web in Edge</w:t>
             </w:r>
           </w:p>
         </w:tc>
       </w:tr>
       <w:tr>
         <w:tc>
-          <w:tcPr>
-            <w:tcW w:w="0" w:type="auto"/>
-          </w:tcPr>
+          <w:tcPr/>
           <w:p>
             <w:pPr>
               <w:pStyle w:val="Compact"/>
-              <w:spacing w:before="20" w:after="20"/>
+              <w:spacing w:after="20" w:before="20"/>
             </w:pPr>
             <w:r>
               <w:rPr>
                 <w:sz w:val="19"/>
               </w:rPr>
-              <w:t>Old Edge</w:t>
+              <w:t xml:space="preserve">Old Edge</w:t>
             </w:r>
           </w:p>
         </w:tc>
         <w:tc>
-          <w:tcPr>
-            <w:tcW w:w="0" w:type="auto"/>
-          </w:tcPr>
+          <w:tcPr/>
           <w:p>
             <w:pPr>
               <w:pStyle w:val="Compact"/>
-              <w:spacing w:before="20" w:after="20"/>
+              <w:spacing w:after="20" w:before="20"/>
             </w:pPr>
             <w:r>
               <w:rPr>
                 <w:sz w:val="19"/>
               </w:rPr>
-              <w:t>Version below 152</w:t>
+              <w:t xml:space="preserve">Version below 152</w:t>
             </w:r>
           </w:p>
         </w:tc>
         <w:tc>
-          <w:tcPr>
-            <w:tcW w:w="0" w:type="auto"/>
-          </w:tcPr>
+          <w:tcPr/>
           <w:p>
             <w:pPr>
               <w:pStyle w:val="Compact"/>
-              <w:spacing w:before="20" w:after="20"/>
+              <w:spacing w:after="20" w:before="20"/>
             </w:pPr>
             <w:r>
               <w:rPr>
                 <w:sz w:val="19"/>
               </w:rPr>
-              <w:t xml:space="preserve">Edge menu → </w:t>
+              <w:t xml:space="preserve">Edge menu →</w:t>
+            </w:r>
+            <w:r>
+              <w:rPr>
+                <w:sz w:val="19"/>
+              </w:rPr>
+              <w:t xml:space="preserve"> </w:t>
             </w:r>
             <w:r>
               <w:rPr>
@@ -1418,96 +1701,92 @@
                 <w:bCs/>
                 <w:sz w:val="19"/>
               </w:rPr>
-              <w:t>Help and feedback → About Microsoft Edge</w:t>
-            </w:r>
-            <w:r>
-              <w:rPr>
-                <w:sz w:val="19"/>
-              </w:rPr>
-              <w:t xml:space="preserve"> to update</w:t>
+              <w:t xml:space="preserve">Help and feedback → About Microsoft Edge</w:t>
+            </w:r>
+            <w:r>
+              <w:rPr>
+                <w:sz w:val="19"/>
+              </w:rPr>
+              <w:t xml:space="preserve"> </w:t>
+            </w:r>
+            <w:r>
+              <w:rPr>
+                <w:sz w:val="19"/>
+              </w:rPr>
+              <w:t xml:space="preserve">to update</w:t>
             </w:r>
           </w:p>
         </w:tc>
       </w:tr>
       <w:tr>
         <w:tc>
-          <w:tcPr>
-            <w:tcW w:w="0" w:type="auto"/>
-          </w:tcPr>
+          <w:tcPr/>
           <w:p>
             <w:pPr>
               <w:pStyle w:val="Compact"/>
-              <w:spacing w:before="20" w:after="20"/>
+              <w:spacing w:after="20" w:before="20"/>
             </w:pPr>
             <w:r>
               <w:rPr>
                 <w:sz w:val="19"/>
               </w:rPr>
-              <w:t>"Your organization's policy doesn't allow this action"</w:t>
+              <w:t xml:space="preserve">"Your organization's policy doesn't allow this action"</w:t>
             </w:r>
           </w:p>
         </w:tc>
         <w:tc>
-          <w:tcPr>
-            <w:tcW w:w="0" w:type="auto"/>
-          </w:tcPr>
+          <w:tcPr/>
           <w:p>
             <w:pPr>
               <w:pStyle w:val="Compact"/>
-              <w:spacing w:before="20" w:after="20"/>
+              <w:spacing w:after="20" w:before="20"/>
             </w:pPr>
             <w:r>
               <w:rPr>
                 <w:sz w:val="19"/>
               </w:rPr>
-              <w:t>DLP, web filtering, or Conditional Access</w:t>
+              <w:t xml:space="preserve">DLP, web filtering, or Conditional Access</w:t>
             </w:r>
           </w:p>
         </w:tc>
         <w:tc>
-          <w:tcPr>
-            <w:tcW w:w="0" w:type="auto"/>
-          </w:tcPr>
+          <w:tcPr/>
           <w:p>
             <w:pPr>
               <w:pStyle w:val="Compact"/>
-              <w:spacing w:before="20" w:after="20"/>
+              <w:spacing w:after="20" w:before="20"/>
             </w:pPr>
             <w:r>
               <w:rPr>
                 <w:sz w:val="19"/>
               </w:rPr>
-              <w:t>Expected: Cowork has your access, never more. Do that step by hand</w:t>
+              <w:t xml:space="preserve">Expected: Cowork has your access, never more. Do that step by hand</w:t>
             </w:r>
           </w:p>
         </w:tc>
       </w:tr>
       <w:tr>
         <w:tc>
-          <w:tcPr>
-            <w:tcW w:w="0" w:type="auto"/>
-          </w:tcPr>
+          <w:tcPr/>
           <w:p>
             <w:pPr>
               <w:pStyle w:val="Compact"/>
-              <w:spacing w:before="20" w:after="20"/>
+              <w:spacing w:after="20" w:before="20"/>
             </w:pPr>
             <w:r>
               <w:rPr>
                 <w:sz w:val="19"/>
               </w:rPr>
-              <w:t>Consent notice keeps reappearing</w:t>
+              <w:t xml:space="preserve">Consent notice keeps reappearing</w:t>
             </w:r>
           </w:p>
         </w:tc>
         <w:tc>
-          <w:tcPr>
-            <w:tcW w:w="0" w:type="auto"/>
-          </w:tcPr>
+          <w:tcPr/>
           <w:p>
             <w:pPr>
               <w:pStyle w:val="Compact"/>
-              <w:spacing w:before="20" w:after="20"/>
+              <w:spacing w:after="20" w:before="20"/>
             </w:pPr>
             <w:r>
               <w:rPr>
@@ -1515,43 +1794,47 @@
                 <w:bCs/>
                 <w:sz w:val="19"/>
               </w:rPr>
-              <w:t>I understand</w:t>
-            </w:r>
-            <w:r>
-              <w:rPr>
-                <w:sz w:val="19"/>
-              </w:rPr>
-              <w:t xml:space="preserve"> wasn't selected</w:t>
+              <w:t xml:space="preserve">I understand</w:t>
+            </w:r>
+            <w:r>
+              <w:rPr>
+                <w:sz w:val="19"/>
+              </w:rPr>
+              <w:t xml:space="preserve"> </w:t>
+            </w:r>
+            <w:r>
+              <w:rPr>
+                <w:sz w:val="19"/>
+              </w:rPr>
+              <w:t xml:space="preserve">wasn't selected</w:t>
             </w:r>
           </w:p>
         </w:tc>
         <w:tc>
-          <w:tcPr>
-            <w:tcW w:w="0" w:type="auto"/>
-          </w:tcPr>
+          <w:tcPr/>
           <w:p>
             <w:pPr>
               <w:pStyle w:val="Compact"/>
-              <w:spacing w:before="20" w:after="20"/>
+              <w:spacing w:after="20" w:before="20"/>
             </w:pPr>
             <w:r>
               <w:rPr>
                 <w:sz w:val="19"/>
               </w:rPr>
-              <w:t>Select it; the choice is saved in Edge on that device</w:t>
+              <w:t xml:space="preserve">Select it; the choice is saved in Edge on that device</w:t>
             </w:r>
           </w:p>
         </w:tc>
       </w:tr>
     </w:tbl>
+    <w:bookmarkEnd w:id="15"/>
+    <w:bookmarkStart w:id="16" w:name="good-prompts-for-browser-use"/>
     <w:p>
       <w:pPr>
         <w:pStyle w:val="Heading2"/>
       </w:pPr>
-      <w:bookmarkStart w:id="7" w:name="good-prompts-for-browser-use"/>
-      <w:bookmarkEnd w:id="6"/>
-      <w:r>
-        <w:t>Good prompts for browser use</w:t>
+      <w:r>
+        <w:t xml:space="preserve">Good prompts for browser use</w:t>
       </w:r>
     </w:p>
     <w:p>
@@ -1559,61 +1842,79 @@
         <w:pStyle w:val="Compact"/>
         <w:numPr>
           <w:ilvl w:val="0"/>
-          <w:numId w:val="5"/>
+          <w:numId w:val="1004"/>
         </w:numPr>
       </w:pPr>
       <w:r>
-        <w:t xml:space="preserve">Say </w:t>
-      </w:r>
-      <w:r>
-        <w:rPr>
-          <w:b/>
-          <w:bCs/>
-        </w:rPr>
-        <w:t>which site</w:t>
-      </w:r>
-      <w:r>
-        <w:t xml:space="preserve"> and </w:t>
-      </w:r>
-      <w:r>
-        <w:rPr>
-          <w:b/>
-          <w:bCs/>
-        </w:rPr>
-        <w:t>how to navigate</w:t>
-      </w:r>
-      <w:r>
-        <w:t xml:space="preserve">: </w:t>
+        <w:t xml:space="preserve">Say</w:t>
+      </w:r>
+      <w:r>
+        <w:t xml:space="preserve"> </w:t>
+      </w:r>
+      <w:r>
+        <w:rPr>
+          <w:b/>
+          <w:bCs/>
+        </w:rPr>
+        <w:t xml:space="preserve">which site</w:t>
+      </w:r>
+      <w:r>
+        <w:t xml:space="preserve"> </w:t>
+      </w:r>
+      <w:r>
+        <w:t xml:space="preserve">and</w:t>
+      </w:r>
+      <w:r>
+        <w:t xml:space="preserve"> </w:t>
+      </w:r>
+      <w:r>
+        <w:rPr>
+          <w:b/>
+          <w:bCs/>
+        </w:rPr>
+        <w:t xml:space="preserve">how to navigate</w:t>
+      </w:r>
+      <w:r>
+        <w:t xml:space="preserve">:</w:t>
+      </w:r>
+      <w:r>
+        <w:t xml:space="preserve"> </w:t>
       </w:r>
       <w:r>
         <w:rPr>
           <w:i/>
           <w:iCs/>
         </w:rPr>
-        <w:t>"use the site's search box"</w:t>
-      </w:r>
-      <w:r>
-        <w:t xml:space="preserve">, </w:t>
+        <w:t xml:space="preserve">"use the site's search box"</w:t>
+      </w:r>
+      <w:r>
+        <w:t xml:space="preserve">,</w:t>
+      </w:r>
+      <w:r>
+        <w:t xml:space="preserve"> </w:t>
       </w:r>
       <w:r>
         <w:rPr>
           <w:i/>
           <w:iCs/>
         </w:rPr>
-        <w:t>"use the menu"</w:t>
-      </w:r>
-      <w:r>
-        <w:t xml:space="preserve">, </w:t>
+        <w:t xml:space="preserve">"use the menu"</w:t>
+      </w:r>
+      <w:r>
+        <w:t xml:space="preserve">,</w:t>
+      </w:r>
+      <w:r>
+        <w:t xml:space="preserve"> </w:t>
       </w:r>
       <w:r>
         <w:rPr>
           <w:i/>
           <w:iCs/>
         </w:rPr>
-        <w:t>"follow the links; don't guess the URL"</w:t>
-      </w:r>
-      <w:r>
-        <w:t>.</w:t>
+        <w:t xml:space="preserve">"follow the links; don't guess the URL"</w:t>
+      </w:r>
+      <w:r>
+        <w:t xml:space="preserve">.</w:t>
       </w:r>
     </w:p>
     <w:p>
@@ -1621,41 +1922,64 @@
         <w:pStyle w:val="Compact"/>
         <w:numPr>
           <w:ilvl w:val="0"/>
-          <w:numId w:val="5"/>
+          <w:numId w:val="1004"/>
         </w:numPr>
       </w:pPr>
       <w:r>
-        <w:t xml:space="preserve">Ask it to </w:t>
-      </w:r>
-      <w:r>
-        <w:rPr>
-          <w:b/>
-          <w:bCs/>
-        </w:rPr>
-        <w:t>report each page</w:t>
-      </w:r>
-      <w:r>
-        <w:t xml:space="preserve">: </w:t>
+        <w:t xml:space="preserve">Ask it to</w:t>
+      </w:r>
+      <w:r>
+        <w:t xml:space="preserve"> </w:t>
+      </w:r>
+      <w:r>
+        <w:rPr>
+          <w:b/>
+          <w:bCs/>
+        </w:rPr>
+        <w:t xml:space="preserve">report each page</w:t>
+      </w:r>
+      <w:r>
+        <w:t xml:space="preserve">:</w:t>
+      </w:r>
+      <w:r>
+        <w:t xml:space="preserve"> </w:t>
       </w:r>
       <w:r>
         <w:rPr>
           <w:i/>
           <w:iCs/>
         </w:rPr>
-        <w:t>"tell me which page you're on at each step"</w:t>
-      </w:r>
-      <w:r>
-        <w:t xml:space="preserve">, and to </w:t>
-      </w:r>
-      <w:r>
-        <w:rPr>
-          <w:b/>
-          <w:bCs/>
-        </w:rPr>
-        <w:t>bring back links</w:t>
-      </w:r>
-      <w:r>
-        <w:t>.</w:t>
+        <w:t xml:space="preserve">"tell me which page you're on at each step"</w:t>
+      </w:r>
+      <w:r>
+        <w:t xml:space="preserve">, and to</w:t>
+      </w:r>
+      <w:r>
+        <w:t xml:space="preserve"> </w:t>
+      </w:r>
+      <w:r>
+        <w:rPr>
+          <w:b/>
+          <w:bCs/>
+        </w:rPr>
+        <w:t xml:space="preserve">bring back</w:t>
+      </w:r>
+      <w:r>
+        <w:rPr>
+          <w:b/>
+          <w:bCs/>
+        </w:rPr>
+        <w:t xml:space="preserve"> </w:t>
+      </w:r>
+      <w:r>
+        <w:rPr>
+          <w:b/>
+          <w:bCs/>
+        </w:rPr>
+        <w:t xml:space="preserve">links</w:t>
+      </w:r>
+      <w:r>
+        <w:t xml:space="preserve">.</w:t>
       </w:r>
     </w:p>
     <w:p>
@@ -1663,32 +1987,37 @@
         <w:pStyle w:val="Compact"/>
         <w:numPr>
           <w:ilvl w:val="0"/>
-          <w:numId w:val="5"/>
+          <w:numId w:val="1004"/>
         </w:numPr>
       </w:pPr>
       <w:r>
-        <w:lastRenderedPageBreak/>
-        <w:t xml:space="preserve">Set </w:t>
-      </w:r>
-      <w:r>
-        <w:rPr>
-          <w:b/>
-          <w:bCs/>
-        </w:rPr>
-        <w:t>limits</w:t>
-      </w:r>
-      <w:r>
-        <w:t xml:space="preserve">: </w:t>
+        <w:t xml:space="preserve">Set</w:t>
+      </w:r>
+      <w:r>
+        <w:t xml:space="preserve"> </w:t>
+      </w:r>
+      <w:r>
+        <w:rPr>
+          <w:b/>
+          <w:bCs/>
+        </w:rPr>
+        <w:t xml:space="preserve">limits</w:t>
+      </w:r>
+      <w:r>
+        <w:t xml:space="preserve">:</w:t>
+      </w:r>
+      <w:r>
+        <w:t xml:space="preserve"> </w:t>
       </w:r>
       <w:r>
         <w:rPr>
           <w:i/>
           <w:iCs/>
         </w:rPr>
-        <w:t>"only read; don't sign in, fill in, or submit anything except a site search box"</w:t>
-      </w:r>
-      <w:r>
-        <w:t>.</w:t>
+        <w:t xml:space="preserve">"only read; don't sign in, fill in, or submit anything except a site search box"</w:t>
+      </w:r>
+      <w:r>
+        <w:t xml:space="preserve">.</w:t>
       </w:r>
     </w:p>
     <w:p>
@@ -1696,31 +2025,48 @@
         <w:pStyle w:val="Compact"/>
         <w:numPr>
           <w:ilvl w:val="0"/>
-          <w:numId w:val="5"/>
+          <w:numId w:val="1004"/>
         </w:numPr>
       </w:pPr>
       <w:r>
-        <w:t xml:space="preserve">For anything that submits data (a form, a purchase, a request), ask it to </w:t>
-      </w:r>
-      <w:r>
-        <w:rPr>
-          <w:b/>
-          <w:bCs/>
-        </w:rPr>
-        <w:t>show you each step before it clicks</w:t>
-      </w:r>
-      <w:r>
-        <w:t>, and approve each action yourself.</w:t>
-      </w:r>
-    </w:p>
+        <w:t xml:space="preserve">For anything that submits data (a form, a purchase, a request), ask it to</w:t>
+      </w:r>
+      <w:r>
+        <w:t xml:space="preserve"> </w:t>
+      </w:r>
+      <w:r>
+        <w:rPr>
+          <w:b/>
+          <w:bCs/>
+        </w:rPr>
+        <w:t xml:space="preserve">show you each step</w:t>
+      </w:r>
+      <w:r>
+        <w:rPr>
+          <w:b/>
+          <w:bCs/>
+        </w:rPr>
+        <w:t xml:space="preserve"> </w:t>
+      </w:r>
+      <w:r>
+        <w:rPr>
+          <w:b/>
+          <w:bCs/>
+        </w:rPr>
+        <w:t xml:space="preserve">before it clicks</w:t>
+      </w:r>
+      <w:r>
+        <w:t xml:space="preserve">, and approve each action yourself.</w:t>
+      </w:r>
+    </w:p>
+    <w:bookmarkEnd w:id="16"/>
+    <w:bookmarkStart w:id="17" w:name="responsible-use"/>
     <w:p>
       <w:pPr>
         <w:pStyle w:val="Heading2"/>
       </w:pPr>
-      <w:bookmarkStart w:id="8" w:name="responsible-use"/>
-      <w:bookmarkEnd w:id="7"/>
-      <w:r>
-        <w:t>Responsible use</w:t>
+      <w:r>
+        <w:t xml:space="preserve">Responsible use</w:t>
       </w:r>
     </w:p>
     <w:p>
@@ -1728,24 +2074,30 @@
         <w:pStyle w:val="Compact"/>
         <w:numPr>
           <w:ilvl w:val="0"/>
-          <w:numId w:val="6"/>
+          <w:numId w:val="1005"/>
         </w:numPr>
       </w:pPr>
       <w:r>
-        <w:t xml:space="preserve">Treat browser use like handing a colleague your keyboard: approve </w:t>
-      </w:r>
-      <w:r>
-        <w:rPr>
-          <w:b/>
-          <w:bCs/>
-        </w:rPr>
-        <w:t>one action at a time</w:t>
-      </w:r>
-      <w:r>
-        <w:t xml:space="preserve">, and </w:t>
-      </w:r>
-      <w:r>
-        <w:t>enter passwords and MFA codes yourself.</w:t>
+        <w:t xml:space="preserve">Treat browser use like handing a colleague your keyboard: approve</w:t>
+      </w:r>
+      <w:r>
+        <w:t xml:space="preserve"> </w:t>
+      </w:r>
+      <w:r>
+        <w:rPr>
+          <w:b/>
+          <w:bCs/>
+        </w:rPr>
+        <w:t xml:space="preserve">one action at a time</w:t>
+      </w:r>
+      <w:r>
+        <w:t xml:space="preserve">, and</w:t>
+      </w:r>
+      <w:r>
+        <w:t xml:space="preserve"> </w:t>
+      </w:r>
+      <w:r>
+        <w:t xml:space="preserve">enter passwords and MFA codes yourself.</w:t>
       </w:r>
     </w:p>
     <w:p>
@@ -1753,21 +2105,30 @@
         <w:pStyle w:val="Compact"/>
         <w:numPr>
           <w:ilvl w:val="0"/>
-          <w:numId w:val="6"/>
+          <w:numId w:val="1005"/>
         </w:numPr>
       </w:pPr>
       <w:r>
-        <w:t xml:space="preserve">Cowork can't bypass sign-in, Conditional Access, DLP, or a site's terms of service, and every browser task is recorded in the </w:t>
-      </w:r>
-      <w:r>
-        <w:rPr>
-          <w:b/>
-          <w:bCs/>
-        </w:rPr>
-        <w:t>audit log</w:t>
-      </w:r>
-      <w:r>
-        <w:t>.</w:t>
+        <w:t xml:space="preserve">Cowork can't bypass sign-in, Conditional Access, DLP, or a site's terms of service, and every</w:t>
+      </w:r>
+      <w:r>
+        <w:t xml:space="preserve"> </w:t>
+      </w:r>
+      <w:r>
+        <w:t xml:space="preserve">browser task is recorded in the</w:t>
+      </w:r>
+      <w:r>
+        <w:t xml:space="preserve"> </w:t>
+      </w:r>
+      <w:r>
+        <w:rPr>
+          <w:b/>
+          <w:bCs/>
+        </w:rPr>
+        <w:t xml:space="preserve">audit log</w:t>
+      </w:r>
+      <w:r>
+        <w:t xml:space="preserve">.</w:t>
       </w:r>
     </w:p>
     <w:p>
@@ -1775,21 +2136,21 @@
         <w:pStyle w:val="Compact"/>
         <w:numPr>
           <w:ilvl w:val="0"/>
-          <w:numId w:val="6"/>
+          <w:numId w:val="1005"/>
         </w:numPr>
       </w:pPr>
       <w:r>
-        <w:t>Web pages aren't legal advice. Use them to check a policy, then confirm with legal or payroll.</w:t>
-      </w:r>
-    </w:p>
+        <w:t xml:space="preserve">Web pages aren't legal advice. Use them to check a policy, then confirm with legal or payroll.</w:t>
+      </w:r>
+    </w:p>
+    <w:bookmarkEnd w:id="17"/>
+    <w:bookmarkStart w:id="22" w:name="learn-more"/>
     <w:p>
       <w:pPr>
         <w:pStyle w:val="Heading2"/>
       </w:pPr>
-      <w:bookmarkStart w:id="9" w:name="learn-more"/>
-      <w:bookmarkEnd w:id="8"/>
-      <w:r>
-        <w:t>Learn more</w:t>
+      <w:r>
+        <w:t xml:space="preserve">Learn more</w:t>
       </w:r>
     </w:p>
     <w:p>
@@ -1797,15 +2158,15 @@
         <w:pStyle w:val="Compact"/>
         <w:numPr>
           <w:ilvl w:val="0"/>
-          <w:numId w:val="7"/>
+          <w:numId w:val="1006"/>
         </w:numPr>
       </w:pPr>
-      <w:hyperlink r:id="rId9">
+      <w:hyperlink r:id="rId18">
         <w:r>
           <w:rPr>
             <w:rStyle w:val="Hyperlink"/>
           </w:rPr>
-          <w:t>Use the local browser with Copilot Cowork</w:t>
+          <w:t xml:space="preserve">Use the local browser with Copilot Cowork</w:t>
         </w:r>
       </w:hyperlink>
     </w:p>
@@ -1814,15 +2175,15 @@
         <w:pStyle w:val="Compact"/>
         <w:numPr>
           <w:ilvl w:val="0"/>
-          <w:numId w:val="7"/>
+          <w:numId w:val="1006"/>
         </w:numPr>
       </w:pPr>
-      <w:hyperlink r:id="rId10" w:anchor="browser-use">
+      <w:hyperlink r:id="rId19">
         <w:r>
           <w:rPr>
             <w:rStyle w:val="Hyperlink"/>
           </w:rPr>
-          <w:t>Manage Copilot Cowork: browser use</w:t>
+          <w:t xml:space="preserve">Manage Copilot Cowork: browser use</w:t>
         </w:r>
       </w:hyperlink>
     </w:p>
@@ -1831,15 +2192,15 @@
         <w:pStyle w:val="Compact"/>
         <w:numPr>
           <w:ilvl w:val="0"/>
-          <w:numId w:val="7"/>
+          <w:numId w:val="1006"/>
         </w:numPr>
       </w:pPr>
-      <w:hyperlink r:id="rId11">
+      <w:hyperlink r:id="rId20">
         <w:r>
           <w:rPr>
             <w:rStyle w:val="Hyperlink"/>
           </w:rPr>
-          <w:t>Edge policy: CopilotCoworkToolActionsEnabled</w:t>
+          <w:t xml:space="preserve">Edge policy: CopilotCoworkToolActionsEnabled</w:t>
         </w:r>
       </w:hyperlink>
     </w:p>
@@ -1848,66 +2209,47 @@
         <w:pStyle w:val="Compact"/>
         <w:numPr>
           <w:ilvl w:val="0"/>
-          <w:numId w:val="7"/>
+          <w:numId w:val="1006"/>
         </w:numPr>
       </w:pPr>
-      <w:hyperlink r:id="rId12" w:anchor="how-does-cowork-use-the-local-browser-responsibly">
+      <w:hyperlink r:id="rId21">
         <w:r>
           <w:rPr>
             <w:rStyle w:val="Hyperlink"/>
           </w:rPr>
-          <w:t>Responsible AI FAQ: how Cowork uses the local browser</w:t>
+          <w:t xml:space="preserve">Responsible AI FAQ: how Cowork uses the local browser</w:t>
         </w:r>
       </w:hyperlink>
-      <w:bookmarkEnd w:id="0"/>
-      <w:bookmarkEnd w:id="9"/>
-    </w:p>
+    </w:p>
+    <w:bookmarkEnd w:id="22"/>
+    <w:bookmarkEnd w:id="23"/>
     <w:sectPr>
-      <w:footerReference w:type="default" r:id="rId13"/>
+      <w:footerReference w:type="default" r:id="rId9"/>
       <w:footnotePr>
         <w:numRestart w:val="eachSect"/>
       </w:footnotePr>
-      <w:pgSz w:w="12240" w:h="15840"/>
-      <w:pgMar w:top="1152" w:right="1224" w:bottom="1152" w:left="1224" w:header="720" w:footer="720" w:gutter="0"/>
-      <w:cols w:space="720"/>
+      <w:pgSz w:h="15840" w:w="12240"/>
+      <w:pgMar w:bottom="1152" w:left="1224" w:right="1224" w:top="1152"/>
     </w:sectPr>
   </w:body>
 </w:document>
 </file>
 
-<file path=word/endnotes.xml><?xml version="1.0" encoding="utf-8"?>
-<w:endnotes xmlns:wpc="http://schemas.microsoft.com/office/word/2010/wordprocessingCanvas" xmlns:cx="http://schemas.microsoft.com/office/drawing/2014/chartex" xmlns:cx1="http://schemas.microsoft.com/office/drawing/2015/9/8/chartex" xmlns:cx2="http://schemas.microsoft.com/office/drawing/2015/10/21/chartex" xmlns:cx3="http://schemas.microsoft.com/office/drawing/2016/5/9/chartex" xmlns:cx4="http://schemas.microsoft.com/office/drawing/2016/5/10/chartex" xmlns:cx5="http://schemas.microsoft.com/office/drawing/2016/5/11/chartex" xmlns:cx6="http://schemas.microsoft.com/office/drawing/2016/5/12/chartex" xmlns:cx7="http://schemas.microsoft.com/office/drawing/2016/5/13/chartex" xmlns:cx8="http://schemas.microsoft.com/office/drawing/2016/5/14/chartex" xmlns:mc="http://schemas.openxmlformats.org/markup-compatibility/2006" xmlns:aink="http://schemas.microsoft.com/office/drawing/2016/ink" xmlns:am3d="http://schemas.microsoft.com/office/drawing/2017/model3d" xmlns:o="urn:schemas-microsoft-com:office:office" xmlns:oel="http://schemas.microsoft.com/office/2019/extlst" xmlns:r="http://schemas.openxmlformats.org/officeDocument/2006/relationships" xmlns:m="http://schemas.openxmlformats.org/officeDocument/2006/math" xmlns:v="urn:schemas-microsoft-com:vml" xmlns:wp14="http://schemas.microsoft.com/office/word/2010/wordprocessingDrawing" xmlns:wp="http://schemas.openxmlformats.org/drawingml/2006/wordprocessingDrawing" xmlns:w10="urn:schemas-microsoft-com:office:word" xmlns:w="http://schemas.openxmlformats.org/wordprocessingml/2006/main" xmlns:w14="http://schemas.microsoft.com/office/word/2010/wordml" xmlns:w15="http://schemas.microsoft.com/office/word/2012/wordml" xmlns:w16cex="http://schemas.microsoft.com/office/word/2018/wordml/cex" xmlns:w16cid="http://schemas.microsoft.com/office/word/2016/wordml/cid" xmlns:w16="http://schemas.microsoft.com/office/word/2018/wordml" xmlns:w16du="http://schemas.microsoft.com/office/word/2023/wordml/word16du" xmlns:w16sdtdh="http://schemas.microsoft.com/office/word/2020/wordml/sdtdatahash" xmlns:w16sdtfl="http://schemas.microsoft.com/office/word/2024/wordml/sdtformatlock" xmlns:w16se="http://schemas.microsoft.com/office/word/2015/wordml/symex" xmlns:wpg="http://schemas.microsoft.com/office/word/2010/wordprocessingGroup" xmlns:wpi="http://schemas.microsoft.com/office/word/2010/wordprocessingInk" xmlns:wne="http://schemas.microsoft.com/office/word/2006/wordml" xmlns:wps="http://schemas.microsoft.com/office/word/2010/wordprocessingShape" mc:Ignorable="w14 w15 w16se w16cid w16 w16cex w16sdtdh w16sdtfl w16du wp14">
-  <w:endnote w:type="separator" w:id="-1">
-    <w:p>
-      <w:pPr>
-        <w:spacing w:after="0"/>
-      </w:pPr>
-      <w:r>
-        <w:separator/>
-      </w:r>
-    </w:p>
-  </w:endnote>
-  <w:endnote w:type="continuationSeparator" w:id="0">
-    <w:p>
-      <w:pPr>
-        <w:spacing w:after="0"/>
-      </w:pPr>
-      <w:r>
-        <w:continuationSeparator/>
-      </w:r>
-    </w:p>
-  </w:endnote>
-</w:endnotes>
+<file path=word/comments.xml><?xml version="1.0" encoding="utf-8"?>
+<w:comments xmlns:w="http://schemas.openxmlformats.org/wordprocessingml/2006/main" xmlns:m="http://schemas.openxmlformats.org/officeDocument/2006/math" xmlns:r="http://schemas.openxmlformats.org/officeDocument/2006/relationships" xmlns:o="urn:schemas-microsoft-com:office:office" xmlns:v="urn:schemas-microsoft-com:vml" xmlns:w10="urn:schemas-microsoft-com:office:word" xmlns:a="http://schemas.openxmlformats.org/drawingml/2006/main" xmlns:pic="http://schemas.openxmlformats.org/drawingml/2006/picture" xmlns:wp="http://schemas.openxmlformats.org/drawingml/2006/wordprocessingDrawing"/>
 </file>
 
 <file path=word/footer1.xml><?xml version="1.0" encoding="utf-8"?>
-<w:ftr xmlns:wpc="http://schemas.microsoft.com/office/word/2010/wordprocessingCanvas" xmlns:cx="http://schemas.microsoft.com/office/drawing/2014/chartex" xmlns:cx1="http://schemas.microsoft.com/office/drawing/2015/9/8/chartex" xmlns:cx2="http://schemas.microsoft.com/office/drawing/2015/10/21/chartex" xmlns:cx3="http://schemas.microsoft.com/office/drawing/2016/5/9/chartex" xmlns:cx4="http://schemas.microsoft.com/office/drawing/2016/5/10/chartex" xmlns:cx5="http://schemas.microsoft.com/office/drawing/2016/5/11/chartex" xmlns:cx6="http://schemas.microsoft.com/office/drawing/2016/5/12/chartex" xmlns:cx7="http://schemas.microsoft.com/office/drawing/2016/5/13/chartex" xmlns:cx8="http://schemas.microsoft.com/office/drawing/2016/5/14/chartex" xmlns:mc="http://schemas.openxmlformats.org/markup-compatibility/2006" xmlns:aink="http://schemas.microsoft.com/office/drawing/2016/ink" xmlns:am3d="http://schemas.microsoft.com/office/drawing/2017/model3d" xmlns:o="urn:schemas-microsoft-com:office:office" xmlns:oel="http://schemas.microsoft.com/office/2019/extlst" xmlns:r="http://schemas.openxmlformats.org/officeDocument/2006/relationships" xmlns:m="http://schemas.openxmlformats.org/officeDocument/2006/math" xmlns:v="urn:schemas-microsoft-com:vml" xmlns:wp14="http://schemas.microsoft.com/office/word/2010/wordprocessingDrawing" xmlns:wp="http://schemas.openxmlformats.org/drawingml/2006/wordprocessingDrawing" xmlns:w10="urn:schemas-microsoft-com:office:word" xmlns:w="http://schemas.openxmlformats.org/wordprocessingml/2006/main" xmlns:w14="http://schemas.microsoft.com/office/word/2010/wordml" xmlns:w15="http://schemas.microsoft.com/office/word/2012/wordml" xmlns:w16cex="http://schemas.microsoft.com/office/word/2018/wordml/cex" xmlns:w16cid="http://schemas.microsoft.com/office/word/2016/wordml/cid" xmlns:w16="http://schemas.microsoft.com/office/word/2018/wordml" xmlns:w16du="http://schemas.microsoft.com/office/word/2023/wordml/word16du" xmlns:w16sdtdh="http://schemas.microsoft.com/office/word/2020/wordml/sdtdatahash" xmlns:w16sdtfl="http://schemas.microsoft.com/office/word/2024/wordml/sdtformatlock" xmlns:w16se="http://schemas.microsoft.com/office/word/2015/wordml/symex" xmlns:wpg="http://schemas.microsoft.com/office/word/2010/wordprocessingGroup" xmlns:wpi="http://schemas.microsoft.com/office/word/2010/wordprocessingInk" xmlns:wne="http://schemas.microsoft.com/office/word/2006/wordml" xmlns:wps="http://schemas.microsoft.com/office/word/2010/wordprocessingShape" mc:Ignorable="w14 w15 w16se w16cid w16 w16cex w16sdtdh w16sdtfl w16du wp14">
+<w:ftr xmlns:m="http://schemas.openxmlformats.org/officeDocument/2006/math" xmlns:mc="http://schemas.openxmlformats.org/markup-compatibility/2006" xmlns:mo="http://schemas.microsoft.com/office/mac/office/2008/main" xmlns:mv="urn:schemas-microsoft-com:mac:vml" xmlns:o="urn:schemas-microsoft-com:office:office" xmlns:r="http://schemas.openxmlformats.org/officeDocument/2006/relationships" xmlns:v="urn:schemas-microsoft-com:vml" xmlns:w10="urn:schemas-microsoft-com:office:word" xmlns:w14="http://schemas.microsoft.com/office/word/2010/wordml" xmlns:w="http://schemas.openxmlformats.org/wordprocessingml/2006/main" xmlns:wne="http://schemas.microsoft.com/office/word/2006/wordml" xmlns:wp14="http://schemas.microsoft.com/office/word/2010/wordprocessingDrawing" xmlns:wp="http://schemas.openxmlformats.org/drawingml/2006/wordprocessingDrawing" xmlns:wpc="http://schemas.microsoft.com/office/word/2010/wordprocessingCanvas" xmlns:wpg="http://schemas.microsoft.com/office/word/2010/wordprocessingGroup" xmlns:wpi="http://schemas.microsoft.com/office/word/2010/wordprocessingInk" xmlns:wps="http://schemas.microsoft.com/office/word/2010/wordprocessingShape" mc:Ignorable="w14 wp14">
   <w:p>
     <w:pPr>
+      <w:pStyle w:val="Footer"/>
       <w:jc w:val="right"/>
     </w:pPr>
+    <w:r/>
     <w:r>
       <w:rPr>
+        <w:rFonts w:ascii="Segoe UI" w:hAnsi="Segoe UI"/>
         <w:color w:val="616161"/>
         <w:sz w:val="16"/>
       </w:rPr>
@@ -1919,34 +2261,7 @@
         <w:sz w:val="16"/>
       </w:rPr>
       <w:fldChar w:fldCharType="begin"/>
-    </w:r>
-    <w:r>
-      <w:rPr>
-        <w:color w:val="616161"/>
-        <w:sz w:val="16"/>
-      </w:rPr>
-      <w:instrText>PAGE</w:instrText>
-    </w:r>
-    <w:r>
-      <w:rPr>
-        <w:color w:val="616161"/>
-        <w:sz w:val="16"/>
-      </w:rPr>
-      <w:fldChar w:fldCharType="separate"/>
-    </w:r>
-    <w:r>
-      <w:rPr>
-        <w:noProof/>
-        <w:color w:val="616161"/>
-        <w:sz w:val="16"/>
-      </w:rPr>
-      <w:t>1</w:t>
-    </w:r>
-    <w:r>
-      <w:rPr>
-        <w:color w:val="616161"/>
-        <w:sz w:val="16"/>
-      </w:rPr>
+      <w:instrText xml:space="preserve">PAGE</w:instrText>
       <w:fldChar w:fldCharType="end"/>
     </w:r>
   </w:p>
@@ -1954,24 +2269,18 @@
 </file>
 
 <file path=word/footnotes.xml><?xml version="1.0" encoding="utf-8"?>
-<w:footnotes xmlns:wpc="http://schemas.microsoft.com/office/word/2010/wordprocessingCanvas" xmlns:cx="http://schemas.microsoft.com/office/drawing/2014/chartex" xmlns:cx1="http://schemas.microsoft.com/office/drawing/2015/9/8/chartex" xmlns:cx2="http://schemas.microsoft.com/office/drawing/2015/10/21/chartex" xmlns:cx3="http://schemas.microsoft.com/office/drawing/2016/5/9/chartex" xmlns:cx4="http://schemas.microsoft.com/office/drawing/2016/5/10/chartex" xmlns:cx5="http://schemas.microsoft.com/office/drawing/2016/5/11/chartex" xmlns:cx6="http://schemas.microsoft.com/office/drawing/2016/5/12/chartex" xmlns:cx7="http://schemas.microsoft.com/office/drawing/2016/5/13/chartex" xmlns:cx8="http://schemas.microsoft.com/office/drawing/2016/5/14/chartex" xmlns:mc="http://schemas.openxmlformats.org/markup-compatibility/2006" xmlns:aink="http://schemas.microsoft.com/office/drawing/2016/ink" xmlns:am3d="http://schemas.microsoft.com/office/drawing/2017/model3d" xmlns:o="urn:schemas-microsoft-com:office:office" xmlns:oel="http://schemas.microsoft.com/office/2019/extlst" xmlns:r="http://schemas.openxmlformats.org/officeDocument/2006/relationships" xmlns:m="http://schemas.openxmlformats.org/officeDocument/2006/math" xmlns:v="urn:schemas-microsoft-com:vml" xmlns:wp14="http://schemas.microsoft.com/office/word/2010/wordprocessingDrawing" xmlns:wp="http://schemas.openxmlformats.org/drawingml/2006/wordprocessingDrawing" xmlns:w10="urn:schemas-microsoft-com:office:word" xmlns:w="http://schemas.openxmlformats.org/wordprocessingml/2006/main" xmlns:w14="http://schemas.microsoft.com/office/word/2010/wordml" xmlns:w15="http://schemas.microsoft.com/office/word/2012/wordml" xmlns:w16cex="http://schemas.microsoft.com/office/word/2018/wordml/cex" xmlns:w16cid="http://schemas.microsoft.com/office/word/2016/wordml/cid" xmlns:w16="http://schemas.microsoft.com/office/word/2018/wordml" xmlns:w16du="http://schemas.microsoft.com/office/word/2023/wordml/word16du" xmlns:w16sdtdh="http://schemas.microsoft.com/office/word/2020/wordml/sdtdatahash" xmlns:w16sdtfl="http://schemas.microsoft.com/office/word/2024/wordml/sdtformatlock" xmlns:w16se="http://schemas.microsoft.com/office/word/2015/wordml/symex" xmlns:wpg="http://schemas.microsoft.com/office/word/2010/wordprocessingGroup" xmlns:wpi="http://schemas.microsoft.com/office/word/2010/wordprocessingInk" xmlns:wne="http://schemas.microsoft.com/office/word/2006/wordml" xmlns:wps="http://schemas.microsoft.com/office/word/2010/wordprocessingShape" mc:Ignorable="w14 w15 w16se w16cid w16 w16cex w16sdtdh w16sdtfl w16du wp14">
+<w:footnotes xmlns:w="http://schemas.openxmlformats.org/wordprocessingml/2006/main" xmlns:m="http://schemas.openxmlformats.org/officeDocument/2006/math" xmlns:r="http://schemas.openxmlformats.org/officeDocument/2006/relationships" xmlns:o="urn:schemas-microsoft-com:office:office" xmlns:v="urn:schemas-microsoft-com:vml" xmlns:w10="urn:schemas-microsoft-com:office:word" xmlns:a="http://schemas.openxmlformats.org/drawingml/2006/main" xmlns:pic="http://schemas.openxmlformats.org/drawingml/2006/picture" xmlns:wp="http://schemas.openxmlformats.org/drawingml/2006/wordprocessingDrawing">
+  <w:footnote w:type="continuationSeparator" w:id="0">
+    <w:p>
+      <w:r>
+        <w:continuationSeparator/>
+      </w:r>
+    </w:p>
+  </w:footnote>
   <w:footnote w:type="separator" w:id="-1">
     <w:p>
-      <w:pPr>
-        <w:spacing w:after="0"/>
-      </w:pPr>
       <w:r>
         <w:separator/>
-      </w:r>
-    </w:p>
-  </w:footnote>
-  <w:footnote w:type="continuationSeparator" w:id="0">
-    <w:p>
-      <w:pPr>
-        <w:spacing w:after="0"/>
-      </w:pPr>
-      <w:r>
-        <w:continuationSeparator/>
       </w:r>
     </w:p>
   </w:footnote>
@@ -1979,11 +2288,10 @@
 </file>
 
 <file path=word/numbering.xml><?xml version="1.0" encoding="utf-8"?>
-<w:numbering xmlns:wpc="http://schemas.microsoft.com/office/word/2010/wordprocessingCanvas" xmlns:cx="http://schemas.microsoft.com/office/drawing/2014/chartex" xmlns:cx1="http://schemas.microsoft.com/office/drawing/2015/9/8/chartex" xmlns:cx2="http://schemas.microsoft.com/office/drawing/2015/10/21/chartex" xmlns:cx3="http://schemas.microsoft.com/office/drawing/2016/5/9/chartex" xmlns:cx4="http://schemas.microsoft.com/office/drawing/2016/5/10/chartex" xmlns:cx5="http://schemas.microsoft.com/office/drawing/2016/5/11/chartex" xmlns:cx6="http://schemas.microsoft.com/office/drawing/2016/5/12/chartex" xmlns:cx7="http://schemas.microsoft.com/office/drawing/2016/5/13/chartex" xmlns:cx8="http://schemas.microsoft.com/office/drawing/2016/5/14/chartex" xmlns:mc="http://schemas.openxmlformats.org/markup-compatibility/2006" xmlns:aink="http://schemas.microsoft.com/office/drawing/2016/ink" xmlns:am3d="http://schemas.microsoft.com/office/drawing/2017/model3d" xmlns:o="urn:schemas-microsoft-com:office:office" xmlns:oel="http://schemas.microsoft.com/office/2019/extlst" xmlns:r="http://schemas.openxmlformats.org/officeDocument/2006/relationships" xmlns:m="http://schemas.openxmlformats.org/officeDocument/2006/math" xmlns:v="urn:schemas-microsoft-com:vml" xmlns:wp14="http://schemas.microsoft.com/office/word/2010/wordprocessingDrawing" xmlns:wp="http://schemas.openxmlformats.org/drawingml/2006/wordprocessingDrawing" xmlns:w10="urn:schemas-microsoft-com:office:word" xmlns:w="http://schemas.openxmlformats.org/wordprocessingml/2006/main" xmlns:w14="http://schemas.microsoft.com/office/word/2010/wordml" xmlns:w15="http://schemas.microsoft.com/office/word/2012/wordml" xmlns:w16cex="http://schemas.microsoft.com/office/word/2018/wordml/cex" xmlns:w16cid="http://schemas.microsoft.com/office/word/2016/wordml/cid" xmlns:w16="http://schemas.microsoft.com/office/word/2018/wordml" xmlns:w16du="http://schemas.microsoft.com/office/word/2023/wordml/word16du" xmlns:w16sdtdh="http://schemas.microsoft.com/office/word/2020/wordml/sdtdatahash" xmlns:w16sdtfl="http://schemas.microsoft.com/office/word/2024/wordml/sdtformatlock" xmlns:w16se="http://schemas.microsoft.com/office/word/2015/wordml/symex" xmlns:wpg="http://schemas.microsoft.com/office/word/2010/wordprocessingGroup" xmlns:wpi="http://schemas.microsoft.com/office/word/2010/wordprocessingInk" xmlns:wne="http://schemas.microsoft.com/office/word/2006/wordml" xmlns:wps="http://schemas.microsoft.com/office/word/2010/wordprocessingShape" mc:Ignorable="w14 w15 w16se w16cid w16 w16cex w16sdtdh w16sdtfl w16du wp14">
-  <w:abstractNum w:abstractNumId="0" w15:restartNumberingAfterBreak="0">
+<w:numbering xmlns:w="http://schemas.openxmlformats.org/wordprocessingml/2006/main">
+  <w:abstractNum w:abstractNumId="990">
     <w:nsid w:val="0000A990"/>
     <w:multiLevelType w:val="multilevel"/>
-    <w:tmpl w:val="D2547406"/>
     <w:lvl w:ilvl="0">
       <w:numFmt w:val="bullet"/>
       <w:lvlText w:val=" "/>
@@ -2057,10 +2365,94 @@
       </w:pPr>
     </w:lvl>
   </w:abstractNum>
-  <w:abstractNum w:abstractNumId="1" w15:restartNumberingAfterBreak="0">
+  <w:abstractNum w:abstractNumId="99411">
+    <w:nsid w:val="00A99411"/>
+    <w:multiLevelType w:val="multilevel"/>
+    <w:lvl w:ilvl="0">
+      <w:start w:val="1"/>
+      <w:numFmt w:val="decimal"/>
+      <w:lvlText w:val="%1."/>
+      <w:lvlJc w:val="left"/>
+      <w:pPr>
+        <w:ind w:left="720" w:hanging="360"/>
+      </w:pPr>
+    </w:lvl>
+    <w:lvl w:ilvl="1">
+      <w:start w:val="1"/>
+      <w:numFmt w:val="decimal"/>
+      <w:lvlText w:val="%2."/>
+      <w:lvlJc w:val="left"/>
+      <w:pPr>
+        <w:ind w:left="1440" w:hanging="360"/>
+      </w:pPr>
+    </w:lvl>
+    <w:lvl w:ilvl="2">
+      <w:start w:val="1"/>
+      <w:numFmt w:val="decimal"/>
+      <w:lvlText w:val="%3."/>
+      <w:lvlJc w:val="left"/>
+      <w:pPr>
+        <w:ind w:left="2160" w:hanging="360"/>
+      </w:pPr>
+    </w:lvl>
+    <w:lvl w:ilvl="3">
+      <w:start w:val="1"/>
+      <w:numFmt w:val="decimal"/>
+      <w:lvlText w:val="%4."/>
+      <w:lvlJc w:val="left"/>
+      <w:pPr>
+        <w:ind w:left="2880" w:hanging="360"/>
+      </w:pPr>
+    </w:lvl>
+    <w:lvl w:ilvl="4">
+      <w:start w:val="1"/>
+      <w:numFmt w:val="decimal"/>
+      <w:lvlText w:val="%5."/>
+      <w:lvlJc w:val="left"/>
+      <w:pPr>
+        <w:ind w:left="3600" w:hanging="360"/>
+      </w:pPr>
+    </w:lvl>
+    <w:lvl w:ilvl="5">
+      <w:start w:val="1"/>
+      <w:numFmt w:val="decimal"/>
+      <w:lvlText w:val="%6."/>
+      <w:lvlJc w:val="left"/>
+      <w:pPr>
+        <w:ind w:left="4320" w:hanging="360"/>
+      </w:pPr>
+    </w:lvl>
+    <w:lvl w:ilvl="6">
+      <w:start w:val="1"/>
+      <w:numFmt w:val="decimal"/>
+      <w:lvlText w:val="%7."/>
+      <w:lvlJc w:val="left"/>
+      <w:pPr>
+        <w:ind w:left="5040" w:hanging="360"/>
+      </w:pPr>
+    </w:lvl>
+    <w:lvl w:ilvl="7">
+      <w:start w:val="1"/>
+      <w:numFmt w:val="decimal"/>
+      <w:lvlText w:val="%8."/>
+      <w:lvlJc w:val="left"/>
+      <w:pPr>
+        <w:ind w:left="5760" w:hanging="360"/>
+      </w:pPr>
+    </w:lvl>
+    <w:lvl w:ilvl="8">
+      <w:start w:val="1"/>
+      <w:numFmt w:val="decimal"/>
+      <w:lvlText w:val="%9."/>
+      <w:lvlJc w:val="left"/>
+      <w:pPr>
+        <w:ind w:left="6480" w:hanging="360"/>
+      </w:pPr>
+    </w:lvl>
+  </w:abstractNum>
+  <w:abstractNum w:abstractNumId="991">
     <w:nsid w:val="0000A991"/>
     <w:multiLevelType w:val="multilevel"/>
-    <w:tmpl w:val="59F0A9D0"/>
     <w:lvl w:ilvl="0">
       <w:numFmt w:val="bullet"/>
       <w:lvlText w:val=""/>
@@ -2161,97 +2553,11 @@
       </w:rPr>
     </w:lvl>
   </w:abstractNum>
-  <w:abstractNum w:abstractNumId="2" w15:restartNumberingAfterBreak="0">
-    <w:nsid w:val="00A99411"/>
-    <w:multiLevelType w:val="multilevel"/>
-    <w:tmpl w:val="7A20B546"/>
-    <w:lvl w:ilvl="0">
-      <w:start w:val="1"/>
-      <w:numFmt w:val="decimal"/>
-      <w:lvlText w:val="%1."/>
-      <w:lvlJc w:val="left"/>
-      <w:pPr>
-        <w:ind w:left="720" w:hanging="360"/>
-      </w:pPr>
-    </w:lvl>
-    <w:lvl w:ilvl="1">
-      <w:start w:val="1"/>
-      <w:numFmt w:val="decimal"/>
-      <w:lvlText w:val="%2."/>
-      <w:lvlJc w:val="left"/>
-      <w:pPr>
-        <w:ind w:left="1440" w:hanging="360"/>
-      </w:pPr>
-    </w:lvl>
-    <w:lvl w:ilvl="2">
-      <w:start w:val="1"/>
-      <w:numFmt w:val="decimal"/>
-      <w:lvlText w:val="%3."/>
-      <w:lvlJc w:val="left"/>
-      <w:pPr>
-        <w:ind w:left="2160" w:hanging="360"/>
-      </w:pPr>
-    </w:lvl>
-    <w:lvl w:ilvl="3">
-      <w:start w:val="1"/>
-      <w:numFmt w:val="decimal"/>
-      <w:lvlText w:val="%4."/>
-      <w:lvlJc w:val="left"/>
-      <w:pPr>
-        <w:ind w:left="2880" w:hanging="360"/>
-      </w:pPr>
-    </w:lvl>
-    <w:lvl w:ilvl="4">
-      <w:start w:val="1"/>
-      <w:numFmt w:val="decimal"/>
-      <w:lvlText w:val="%5."/>
-      <w:lvlJc w:val="left"/>
-      <w:pPr>
-        <w:ind w:left="3600" w:hanging="360"/>
-      </w:pPr>
-    </w:lvl>
-    <w:lvl w:ilvl="5">
-      <w:start w:val="1"/>
-      <w:numFmt w:val="decimal"/>
-      <w:lvlText w:val="%6."/>
-      <w:lvlJc w:val="left"/>
-      <w:pPr>
-        <w:ind w:left="4320" w:hanging="360"/>
-      </w:pPr>
-    </w:lvl>
-    <w:lvl w:ilvl="6">
-      <w:start w:val="1"/>
-      <w:numFmt w:val="decimal"/>
-      <w:lvlText w:val="%7."/>
-      <w:lvlJc w:val="left"/>
-      <w:pPr>
-        <w:ind w:left="5040" w:hanging="360"/>
-      </w:pPr>
-    </w:lvl>
-    <w:lvl w:ilvl="7">
-      <w:start w:val="1"/>
-      <w:numFmt w:val="decimal"/>
-      <w:lvlText w:val="%8."/>
-      <w:lvlJc w:val="left"/>
-      <w:pPr>
-        <w:ind w:left="5760" w:hanging="360"/>
-      </w:pPr>
-    </w:lvl>
-    <w:lvl w:ilvl="8">
-      <w:start w:val="1"/>
-      <w:numFmt w:val="decimal"/>
-      <w:lvlText w:val="%9."/>
-      <w:lvlJc w:val="left"/>
-      <w:pPr>
-        <w:ind w:left="6480" w:hanging="360"/>
-      </w:pPr>
-    </w:lvl>
-  </w:abstractNum>
-  <w:num w:numId="1" w16cid:durableId="892887071">
-    <w:abstractNumId w:val="0"/>
+  <w:num w:numId="1000">
+    <w:abstractNumId w:val="990"/>
   </w:num>
-  <w:num w:numId="2" w16cid:durableId="759714032">
-    <w:abstractNumId w:val="2"/>
+  <w:num w:numId="1001">
+    <w:abstractNumId w:val="99411"/>
     <w:lvlOverride w:ilvl="0">
       <w:startOverride w:val="1"/>
     </w:lvlOverride>
@@ -2280,8 +2586,8 @@
       <w:startOverride w:val="1"/>
     </w:lvlOverride>
   </w:num>
-  <w:num w:numId="3" w16cid:durableId="2146198177">
-    <w:abstractNumId w:val="2"/>
+  <w:num w:numId="1002">
+    <w:abstractNumId w:val="99411"/>
     <w:lvlOverride w:ilvl="0">
       <w:startOverride w:val="1"/>
     </w:lvlOverride>
@@ -2310,30 +2616,30 @@
       <w:startOverride w:val="1"/>
     </w:lvlOverride>
   </w:num>
-  <w:num w:numId="4" w16cid:durableId="1194344944">
-    <w:abstractNumId w:val="1"/>
+  <w:num w:numId="1003">
+    <w:abstractNumId w:val="991"/>
   </w:num>
-  <w:num w:numId="5" w16cid:durableId="676613852">
-    <w:abstractNumId w:val="1"/>
+  <w:num w:numId="1004">
+    <w:abstractNumId w:val="991"/>
   </w:num>
-  <w:num w:numId="6" w16cid:durableId="1575319265">
-    <w:abstractNumId w:val="1"/>
+  <w:num w:numId="1005">
+    <w:abstractNumId w:val="991"/>
   </w:num>
-  <w:num w:numId="7" w16cid:durableId="1775831649">
-    <w:abstractNumId w:val="1"/>
+  <w:num w:numId="1006">
+    <w:abstractNumId w:val="991"/>
   </w:num>
 </w:numbering>
 </file>
 
 <file path=word/styles.xml><?xml version="1.0" encoding="utf-8"?>
-<w:styles xmlns:mc="http://schemas.openxmlformats.org/markup-compatibility/2006" xmlns:r="http://schemas.openxmlformats.org/officeDocument/2006/relationships" xmlns:w="http://schemas.openxmlformats.org/wordprocessingml/2006/main" xmlns:w14="http://schemas.microsoft.com/office/word/2010/wordml" xmlns:w15="http://schemas.microsoft.com/office/word/2012/wordml" xmlns:w16cex="http://schemas.microsoft.com/office/word/2018/wordml/cex" xmlns:w16cid="http://schemas.microsoft.com/office/word/2016/wordml/cid" xmlns:w16="http://schemas.microsoft.com/office/word/2018/wordml" xmlns:w16du="http://schemas.microsoft.com/office/word/2023/wordml/word16du" xmlns:w16sdtdh="http://schemas.microsoft.com/office/word/2020/wordml/sdtdatahash" xmlns:w16sdtfl="http://schemas.microsoft.com/office/word/2024/wordml/sdtformatlock" xmlns:w16se="http://schemas.microsoft.com/office/word/2015/wordml/symex" mc:Ignorable="w14 w15 w16se w16cid w16 w16cex w16sdtdh w16sdtfl w16du">
+<w:styles xmlns:r="http://schemas.openxmlformats.org/officeDocument/2006/relationships" xmlns:w="http://schemas.openxmlformats.org/wordprocessingml/2006/main">
   <w:docDefaults>
     <w:rPrDefault>
       <w:rPr>
-        <w:rFonts w:asciiTheme="minorHAnsi" w:eastAsiaTheme="minorEastAsia" w:hAnsiTheme="minorHAnsi" w:cstheme="minorBidi"/>
+        <w:rFonts w:asciiTheme="minorHAnsi" w:cstheme="minorBidi" w:eastAsiaTheme="minorEastAsia" w:hAnsiTheme="minorHAnsi"/>
         <w:sz w:val="24"/>
         <w:szCs w:val="24"/>
-        <w:lang w:val="en-US" w:eastAsia="zh-CN" w:bidi="ar-SA"/>
+        <w:lang w:bidi="ar-SA" w:eastAsia="zh-CN" w:val="en-US"/>
       </w:rPr>
     </w:rPrDefault>
     <w:pPrDefault>
@@ -2342,260 +2648,189 @@
       </w:pPr>
     </w:pPrDefault>
   </w:docDefaults>
-  <w:latentStyles w:defLockedState="0" w:defUIPriority="0" w:defSemiHidden="0" w:defUnhideWhenUsed="0" w:defQFormat="0" w:count="376">
-    <w:lsdException w:name="Normal Table" w:semiHidden="1" w:unhideWhenUsed="1"/>
-    <w:lsdException w:name="Table Simple 1" w:semiHidden="1" w:unhideWhenUsed="1"/>
-    <w:lsdException w:name="Table Simple 2" w:semiHidden="1" w:unhideWhenUsed="1"/>
-    <w:lsdException w:name="Table Simple 3" w:semiHidden="1" w:unhideWhenUsed="1"/>
-    <w:lsdException w:name="Table Classic 1" w:semiHidden="1" w:unhideWhenUsed="1"/>
-    <w:lsdException w:name="Table Classic 2" w:semiHidden="1" w:unhideWhenUsed="1"/>
-    <w:lsdException w:name="Table Classic 3" w:semiHidden="1" w:unhideWhenUsed="1"/>
-    <w:lsdException w:name="Table Classic 4" w:semiHidden="1" w:unhideWhenUsed="1"/>
-    <w:lsdException w:name="Table Colorful 1" w:semiHidden="1" w:unhideWhenUsed="1"/>
-    <w:lsdException w:name="Table Colorful 2" w:semiHidden="1" w:unhideWhenUsed="1"/>
-    <w:lsdException w:name="Table Colorful 3" w:semiHidden="1" w:unhideWhenUsed="1"/>
-    <w:lsdException w:name="Table Columns 1" w:semiHidden="1" w:unhideWhenUsed="1"/>
-    <w:lsdException w:name="Table Columns 2" w:semiHidden="1" w:unhideWhenUsed="1"/>
-    <w:lsdException w:name="Table Columns 3" w:semiHidden="1" w:unhideWhenUsed="1"/>
-    <w:lsdException w:name="Table Columns 4" w:semiHidden="1" w:unhideWhenUsed="1"/>
-    <w:lsdException w:name="Table Columns 5" w:semiHidden="1" w:unhideWhenUsed="1"/>
-    <w:lsdException w:name="Table Grid 1" w:semiHidden="1" w:unhideWhenUsed="1"/>
-    <w:lsdException w:name="Table Grid 2" w:semiHidden="1" w:unhideWhenUsed="1"/>
-    <w:lsdException w:name="Table Grid 3" w:semiHidden="1" w:unhideWhenUsed="1"/>
-    <w:lsdException w:name="Table Grid 4" w:semiHidden="1" w:unhideWhenUsed="1"/>
-    <w:lsdException w:name="Table Grid 5" w:semiHidden="1" w:unhideWhenUsed="1"/>
-    <w:lsdException w:name="Table Grid 6" w:semiHidden="1" w:unhideWhenUsed="1"/>
-    <w:lsdException w:name="Table Grid 7" w:semiHidden="1" w:unhideWhenUsed="1"/>
-    <w:lsdException w:name="Table Grid 8" w:semiHidden="1" w:unhideWhenUsed="1"/>
-    <w:lsdException w:name="Table List 1" w:semiHidden="1" w:unhideWhenUsed="1"/>
-    <w:lsdException w:name="Table List 2" w:semiHidden="1" w:unhideWhenUsed="1"/>
-    <w:lsdException w:name="Table List 3" w:semiHidden="1" w:unhideWhenUsed="1"/>
-    <w:lsdException w:name="Table List 4" w:semiHidden="1" w:unhideWhenUsed="1"/>
-    <w:lsdException w:name="Table List 5" w:semiHidden="1" w:unhideWhenUsed="1"/>
-    <w:lsdException w:name="Table List 6" w:semiHidden="1" w:unhideWhenUsed="1"/>
-    <w:lsdException w:name="Table List 7" w:semiHidden="1" w:unhideWhenUsed="1"/>
-    <w:lsdException w:name="Table List 8" w:semiHidden="1" w:unhideWhenUsed="1"/>
-    <w:lsdException w:name="Table 3D effects 1" w:semiHidden="1" w:unhideWhenUsed="1"/>
-    <w:lsdException w:name="Table 3D effects 2" w:semiHidden="1" w:unhideWhenUsed="1"/>
-    <w:lsdException w:name="Table 3D effects 3" w:semiHidden="1" w:unhideWhenUsed="1"/>
-    <w:lsdException w:name="Table Contemporary" w:semiHidden="1" w:unhideWhenUsed="1"/>
-    <w:lsdException w:name="Table Elegant" w:semiHidden="1" w:unhideWhenUsed="1"/>
-    <w:lsdException w:name="Table Professional" w:semiHidden="1" w:unhideWhenUsed="1"/>
-    <w:lsdException w:name="Table Subtle 1" w:semiHidden="1" w:unhideWhenUsed="1"/>
-    <w:lsdException w:name="Table Subtle 2" w:semiHidden="1" w:unhideWhenUsed="1"/>
-    <w:lsdException w:name="Table Web 1" w:semiHidden="1" w:unhideWhenUsed="1"/>
-    <w:lsdException w:name="Table Web 2" w:semiHidden="1" w:unhideWhenUsed="1"/>
-    <w:lsdException w:name="Table Web 3" w:semiHidden="1" w:unhideWhenUsed="1"/>
-    <w:lsdException w:name="Table Theme" w:semiHidden="1" w:unhideWhenUsed="1"/>
-    <w:lsdException w:name="Light Shading"/>
-    <w:lsdException w:name="Light List"/>
-    <w:lsdException w:name="Light Grid"/>
-    <w:lsdException w:name="Medium Shading 1"/>
-    <w:lsdException w:name="Medium Shading 2"/>
-    <w:lsdException w:name="Medium List 1"/>
-    <w:lsdException w:name="Medium List 2"/>
-    <w:lsdException w:name="Medium Grid 1"/>
-    <w:lsdException w:name="Medium Grid 2"/>
-    <w:lsdException w:name="Medium Grid 3"/>
-    <w:lsdException w:name="Dark List"/>
-    <w:lsdException w:name="Colorful Shading"/>
-    <w:lsdException w:name="Colorful List"/>
-    <w:lsdException w:name="Colorful Grid"/>
-    <w:lsdException w:name="Light Shading Accent 1"/>
-    <w:lsdException w:name="Light List Accent 1"/>
-    <w:lsdException w:name="Light Grid Accent 1"/>
-    <w:lsdException w:name="Medium Shading 1 Accent 1"/>
-    <w:lsdException w:name="Medium Shading 2 Accent 1"/>
-    <w:lsdException w:name="Medium List 1 Accent 1"/>
-    <w:lsdException w:name="Medium List 2 Accent 1"/>
-    <w:lsdException w:name="Medium Grid 1 Accent 1"/>
-    <w:lsdException w:name="Medium Grid 2 Accent 1"/>
-    <w:lsdException w:name="Medium Grid 3 Accent 1"/>
-    <w:lsdException w:name="Dark List Accent 1"/>
-    <w:lsdException w:name="Colorful Shading Accent 1"/>
-    <w:lsdException w:name="Colorful List Accent 1"/>
-    <w:lsdException w:name="Colorful Grid Accent 1"/>
-    <w:lsdException w:name="Light Shading Accent 2"/>
-    <w:lsdException w:name="Light List Accent 2"/>
-    <w:lsdException w:name="Light Grid Accent 2"/>
-    <w:lsdException w:name="Medium Shading 1 Accent 2"/>
-    <w:lsdException w:name="Medium Shading 2 Accent 2"/>
-    <w:lsdException w:name="Medium List 1 Accent 2"/>
-    <w:lsdException w:name="Medium List 2 Accent 2"/>
-    <w:lsdException w:name="Medium Grid 1 Accent 2"/>
-    <w:lsdException w:name="Medium Grid 2 Accent 2"/>
-    <w:lsdException w:name="Medium Grid 3 Accent 2"/>
-    <w:lsdException w:name="Dark List Accent 2"/>
-    <w:lsdException w:name="Colorful Shading Accent 2"/>
-    <w:lsdException w:name="Colorful List Accent 2"/>
-    <w:lsdException w:name="Colorful Grid Accent 2"/>
-    <w:lsdException w:name="Light Shading Accent 3"/>
-    <w:lsdException w:name="Light List Accent 3"/>
-    <w:lsdException w:name="Light Grid Accent 3"/>
-    <w:lsdException w:name="Medium Shading 1 Accent 3"/>
-    <w:lsdException w:name="Medium Shading 2 Accent 3"/>
-    <w:lsdException w:name="Medium List 1 Accent 3"/>
-    <w:lsdException w:name="Medium List 2 Accent 3"/>
-    <w:lsdException w:name="Medium Grid 1 Accent 3"/>
-    <w:lsdException w:name="Medium Grid 2 Accent 3"/>
-    <w:lsdException w:name="Medium Grid 3 Accent 3"/>
-    <w:lsdException w:name="Dark List Accent 3"/>
-    <w:lsdException w:name="Colorful Shading Accent 3"/>
-    <w:lsdException w:name="Colorful List Accent 3"/>
-    <w:lsdException w:name="Colorful Grid Accent 3"/>
-    <w:lsdException w:name="Light Shading Accent 4"/>
-    <w:lsdException w:name="Light List Accent 4"/>
-    <w:lsdException w:name="Light Grid Accent 4"/>
-    <w:lsdException w:name="Medium Shading 1 Accent 4"/>
-    <w:lsdException w:name="Medium Shading 2 Accent 4"/>
-    <w:lsdException w:name="Medium List 1 Accent 4"/>
-    <w:lsdException w:name="Medium List 2 Accent 4"/>
-    <w:lsdException w:name="Medium Grid 1 Accent 4"/>
-    <w:lsdException w:name="Medium Grid 2 Accent 4"/>
-    <w:lsdException w:name="Medium Grid 3 Accent 4"/>
-    <w:lsdException w:name="Dark List Accent 4"/>
-    <w:lsdException w:name="Colorful Shading Accent 4"/>
-    <w:lsdException w:name="Colorful List Accent 4"/>
-    <w:lsdException w:name="Colorful Grid Accent 4"/>
-    <w:lsdException w:name="Light Shading Accent 5"/>
-    <w:lsdException w:name="Light List Accent 5"/>
-    <w:lsdException w:name="Light Grid Accent 5"/>
-    <w:lsdException w:name="Medium Shading 1 Accent 5"/>
-    <w:lsdException w:name="Medium Shading 2 Accent 5"/>
-    <w:lsdException w:name="Medium List 1 Accent 5"/>
-    <w:lsdException w:name="Medium List 2 Accent 5"/>
-    <w:lsdException w:name="Medium Grid 1 Accent 5"/>
-    <w:lsdException w:name="Medium Grid 2 Accent 5"/>
-    <w:lsdException w:name="Medium Grid 3 Accent 5"/>
-    <w:lsdException w:name="Dark List Accent 5"/>
-    <w:lsdException w:name="Colorful Shading Accent 5"/>
-    <w:lsdException w:name="Colorful List Accent 5"/>
-    <w:lsdException w:name="Colorful Grid Accent 5"/>
-    <w:lsdException w:name="Light Shading Accent 6"/>
-    <w:lsdException w:name="Light List Accent 6"/>
-    <w:lsdException w:name="Light Grid Accent 6"/>
-    <w:lsdException w:name="Medium Shading 1 Accent 6"/>
-    <w:lsdException w:name="Medium Shading 2 Accent 6"/>
-    <w:lsdException w:name="Medium List 1 Accent 6"/>
-    <w:lsdException w:name="Medium List 2 Accent 6"/>
-    <w:lsdException w:name="Medium Grid 1 Accent 6"/>
-    <w:lsdException w:name="Medium Grid 2 Accent 6"/>
-    <w:lsdException w:name="Medium Grid 3 Accent 6"/>
-    <w:lsdException w:name="Dark List Accent 6"/>
-    <w:lsdException w:name="Colorful Shading Accent 6"/>
-    <w:lsdException w:name="Colorful List Accent 6"/>
-    <w:lsdException w:name="Colorful Grid Accent 6"/>
-    <w:lsdException w:name="Grid Table 4" w:uiPriority="49"/>
-    <w:lsdException w:name="Grid Table 5 Dark" w:uiPriority="50"/>
-    <w:lsdException w:name="Grid Table 6 Colorful" w:uiPriority="51"/>
-    <w:lsdException w:name="Grid Table 7 Colorful" w:uiPriority="52"/>
-    <w:lsdException w:name="Grid Table 1 Light Accent 1" w:uiPriority="46"/>
-    <w:lsdException w:name="Grid Table 2 Accent 1" w:uiPriority="47"/>
-    <w:lsdException w:name="Grid Table 3 Accent 1" w:uiPriority="48"/>
-    <w:lsdException w:name="Grid Table 4 Accent 1" w:uiPriority="49"/>
-    <w:lsdException w:name="Grid Table 5 Dark Accent 1" w:uiPriority="50"/>
-    <w:lsdException w:name="Grid Table 6 Colorful Accent 1" w:uiPriority="51"/>
-    <w:lsdException w:name="Grid Table 7 Colorful Accent 1" w:uiPriority="52"/>
-    <w:lsdException w:name="Grid Table 1 Light Accent 2" w:uiPriority="46"/>
-    <w:lsdException w:name="Grid Table 2 Accent 2" w:uiPriority="47"/>
-    <w:lsdException w:name="Grid Table 3 Accent 2" w:uiPriority="48"/>
-    <w:lsdException w:name="Grid Table 4 Accent 2" w:uiPriority="49"/>
-    <w:lsdException w:name="Grid Table 5 Dark Accent 2" w:uiPriority="50"/>
-    <w:lsdException w:name="Grid Table 6 Colorful Accent 2" w:uiPriority="51"/>
-    <w:lsdException w:name="Grid Table 7 Colorful Accent 2" w:uiPriority="52"/>
-    <w:lsdException w:name="Grid Table 1 Light Accent 3" w:uiPriority="46"/>
-    <w:lsdException w:name="Grid Table 2 Accent 3" w:uiPriority="47"/>
-    <w:lsdException w:name="Grid Table 3 Accent 3" w:uiPriority="48"/>
-    <w:lsdException w:name="Grid Table 4 Accent 3" w:uiPriority="49"/>
-    <w:lsdException w:name="Grid Table 5 Dark Accent 3" w:uiPriority="50"/>
-    <w:lsdException w:name="Grid Table 6 Colorful Accent 3" w:uiPriority="51"/>
-    <w:lsdException w:name="Grid Table 7 Colorful Accent 3" w:uiPriority="52"/>
-    <w:lsdException w:name="Grid Table 1 Light Accent 4" w:uiPriority="46"/>
-    <w:lsdException w:name="Grid Table 2 Accent 4" w:uiPriority="47"/>
-    <w:lsdException w:name="Grid Table 3 Accent 4" w:uiPriority="48"/>
-    <w:lsdException w:name="Grid Table 4 Accent 4" w:uiPriority="49"/>
-    <w:lsdException w:name="Grid Table 5 Dark Accent 4" w:uiPriority="50"/>
-    <w:lsdException w:name="Grid Table 6 Colorful Accent 4" w:uiPriority="51"/>
-    <w:lsdException w:name="Grid Table 7 Colorful Accent 4" w:uiPriority="52"/>
-    <w:lsdException w:name="Grid Table 1 Light Accent 5" w:uiPriority="46"/>
-    <w:lsdException w:name="Grid Table 2 Accent 5" w:uiPriority="47"/>
-    <w:lsdException w:name="Grid Table 3 Accent 5" w:uiPriority="48"/>
-    <w:lsdException w:name="Grid Table 4 Accent 5" w:uiPriority="49"/>
-    <w:lsdException w:name="Grid Table 5 Dark Accent 5" w:uiPriority="50"/>
-    <w:lsdException w:name="Grid Table 6 Colorful Accent 5" w:uiPriority="51"/>
-    <w:lsdException w:name="Grid Table 7 Colorful Accent 5" w:uiPriority="52"/>
-    <w:lsdException w:name="Grid Table 1 Light Accent 6" w:uiPriority="46"/>
-    <w:lsdException w:name="Grid Table 2 Accent 6" w:uiPriority="47"/>
-    <w:lsdException w:name="Grid Table 3 Accent 6" w:uiPriority="48"/>
-    <w:lsdException w:name="Grid Table 4 Accent 6" w:uiPriority="49"/>
-    <w:lsdException w:name="Grid Table 5 Dark Accent 6" w:uiPriority="50"/>
-    <w:lsdException w:name="Grid Table 6 Colorful Accent 6" w:uiPriority="51"/>
-    <w:lsdException w:name="Grid Table 7 Colorful Accent 6" w:uiPriority="52"/>
-    <w:lsdException w:name="List Table 1 Light" w:uiPriority="46"/>
-    <w:lsdException w:name="List Table 2" w:uiPriority="47"/>
-    <w:lsdException w:name="List Table 3" w:uiPriority="48"/>
-    <w:lsdException w:name="List Table 4" w:uiPriority="49"/>
-    <w:lsdException w:name="List Table 5 Dark" w:uiPriority="50"/>
-    <w:lsdException w:name="List Table 6 Colorful" w:uiPriority="51"/>
-    <w:lsdException w:name="List Table 7 Colorful" w:uiPriority="52"/>
-    <w:lsdException w:name="List Table 1 Light Accent 1" w:uiPriority="46"/>
-    <w:lsdException w:name="List Table 2 Accent 1" w:uiPriority="47"/>
-    <w:lsdException w:name="List Table 3 Accent 1" w:uiPriority="48"/>
-    <w:lsdException w:name="List Table 4 Accent 1" w:uiPriority="49"/>
-    <w:lsdException w:name="List Table 5 Dark Accent 1" w:uiPriority="50"/>
-    <w:lsdException w:name="List Table 6 Colorful Accent 1" w:uiPriority="51"/>
-    <w:lsdException w:name="List Table 7 Colorful Accent 1" w:uiPriority="52"/>
-    <w:lsdException w:name="List Table 1 Light Accent 2" w:uiPriority="46"/>
-    <w:lsdException w:name="List Table 2 Accent 2" w:uiPriority="47"/>
-    <w:lsdException w:name="List Table 3 Accent 2" w:uiPriority="48"/>
-    <w:lsdException w:name="List Table 4 Accent 2" w:uiPriority="49"/>
-    <w:lsdException w:name="List Table 5 Dark Accent 2" w:uiPriority="50"/>
-    <w:lsdException w:name="List Table 6 Colorful Accent 2" w:uiPriority="51"/>
-    <w:lsdException w:name="List Table 7 Colorful Accent 2" w:uiPriority="52"/>
-    <w:lsdException w:name="List Table 1 Light Accent 3" w:uiPriority="46"/>
-    <w:lsdException w:name="List Table 2 Accent 3" w:uiPriority="47"/>
-    <w:lsdException w:name="List Table 3 Accent 3" w:uiPriority="48"/>
-    <w:lsdException w:name="List Table 4 Accent 3" w:uiPriority="49"/>
-    <w:lsdException w:name="List Table 5 Dark Accent 3" w:uiPriority="50"/>
-    <w:lsdException w:name="List Table 6 Colorful Accent 3" w:uiPriority="51"/>
-    <w:lsdException w:name="List Table 7 Colorful Accent 3" w:uiPriority="52"/>
-    <w:lsdException w:name="List Table 1 Light Accent 4" w:uiPriority="46"/>
-    <w:lsdException w:name="List Table 2 Accent 4" w:uiPriority="47"/>
-    <w:lsdException w:name="List Table 3 Accent 4" w:uiPriority="48"/>
-    <w:lsdException w:name="List Table 4 Accent 4" w:uiPriority="49"/>
-    <w:lsdException w:name="List Table 5 Dark Accent 4" w:uiPriority="50"/>
-    <w:lsdException w:name="List Table 6 Colorful Accent 4" w:uiPriority="51"/>
-    <w:lsdException w:name="List Table 7 Colorful Accent 4" w:uiPriority="52"/>
-    <w:lsdException w:name="List Table 1 Light Accent 5" w:uiPriority="46"/>
-    <w:lsdException w:name="List Table 2 Accent 5" w:uiPriority="47"/>
-    <w:lsdException w:name="List Table 3 Accent 5" w:uiPriority="48"/>
-    <w:lsdException w:name="List Table 4 Accent 5" w:uiPriority="49"/>
-    <w:lsdException w:name="List Table 5 Dark Accent 5" w:uiPriority="50"/>
-    <w:lsdException w:name="List Table 6 Colorful Accent 5" w:uiPriority="51"/>
-    <w:lsdException w:name="List Table 7 Colorful Accent 5" w:uiPriority="52"/>
-    <w:lsdException w:name="List Table 1 Light Accent 6" w:uiPriority="46"/>
-    <w:lsdException w:name="List Table 2 Accent 6" w:uiPriority="47"/>
-    <w:lsdException w:name="List Table 3 Accent 6" w:uiPriority="48"/>
-    <w:lsdException w:name="List Table 4 Accent 6" w:uiPriority="49"/>
-    <w:lsdException w:name="List Table 5 Dark Accent 6" w:uiPriority="50"/>
-    <w:lsdException w:name="List Table 6 Colorful Accent 6" w:uiPriority="51"/>
-    <w:lsdException w:name="List Table 7 Colorful Accent 6" w:uiPriority="52"/>
-    <w:lsdException w:name="Mention" w:semiHidden="1" w:uiPriority="99" w:unhideWhenUsed="1"/>
-    <w:lsdException w:name="Smart Hyperlink" w:semiHidden="1" w:uiPriority="99" w:unhideWhenUsed="1"/>
-    <w:lsdException w:name="Hashtag" w:semiHidden="1" w:uiPriority="99" w:unhideWhenUsed="1"/>
-    <w:lsdException w:name="Unresolved Mention" w:semiHidden="1" w:uiPriority="99" w:unhideWhenUsed="1"/>
-    <w:lsdException w:name="Smart Link" w:semiHidden="1" w:uiPriority="99" w:unhideWhenUsed="1"/>
-  </w:latentStyles>
-  <w:style w:type="paragraph" w:default="1" w:styleId="Normal">
+  <w:latentStyles w:count="276" w:defLockedState="0" w:defQFormat="0" w:defSemiHidden="0" w:defUIPriority="0" w:defUnhideWhenUsed="0"/>
+  <w:style w:default="1" w:styleId="Normal" w:type="paragraph">
     <w:name w:val="Normal"/>
     <w:qFormat/>
     <w:rPr>
-      <w:rFonts w:ascii="Segoe UI" w:eastAsia="Segoe UI" w:hAnsi="Segoe UI" w:cs="Segoe UI"/>
+      <w:rFonts w:ascii="Segoe UI" w:cs="Segoe UI" w:eastAsia="Segoe UI" w:hAnsi="Segoe UI"/>
       <w:color w:val="242424"/>
       <w:sz w:val="21"/>
     </w:rPr>
   </w:style>
-  <w:style w:type="paragraph" w:styleId="Heading1">
+  <w:style w:styleId="BodyText" w:type="paragraph">
+    <w:name w:val="Body Text"/>
+    <w:basedOn w:val="Normal"/>
+    <w:link w:val="BodyTextChar"/>
+    <w:qFormat/>
+    <w:pPr>
+      <w:spacing w:after="120" w:before="180"/>
+    </w:pPr>
+    <w:rPr>
+      <w:rFonts w:ascii="Segoe UI" w:cs="Segoe UI" w:eastAsia="Segoe UI" w:hAnsi="Segoe UI"/>
+      <w:color w:val="242424"/>
+      <w:sz w:val="21"/>
+    </w:rPr>
+  </w:style>
+  <w:style w:customStyle="1" w:styleId="FirstParagraph" w:type="paragraph">
+    <w:name w:val="First Paragraph"/>
+    <w:basedOn w:val="BodyText"/>
+    <w:next w:val="BodyText"/>
+    <w:qFormat/>
+    <w:rPr>
+      <w:rFonts w:ascii="Segoe UI" w:cs="Segoe UI" w:eastAsia="Segoe UI" w:hAnsi="Segoe UI"/>
+      <w:color w:val="242424"/>
+      <w:sz w:val="21"/>
+    </w:rPr>
+  </w:style>
+  <w:style w:customStyle="1" w:styleId="Compact" w:type="paragraph">
+    <w:name w:val="Compact"/>
+    <w:basedOn w:val="BodyText"/>
+    <w:qFormat/>
+    <w:pPr>
+      <w:spacing w:after="36" w:before="36"/>
+    </w:pPr>
+    <w:rPr>
+      <w:rFonts w:ascii="Segoe UI" w:cs="Segoe UI" w:eastAsia="Segoe UI" w:hAnsi="Segoe UI"/>
+      <w:color w:val="242424"/>
+      <w:sz w:val="21"/>
+    </w:rPr>
+  </w:style>
+  <w:style w:styleId="Title" w:type="paragraph">
+    <w:name w:val="Title"/>
+    <w:basedOn w:val="Normal"/>
+    <w:next w:val="BodyText"/>
+    <w:link w:val="TitleChar"/>
+    <w:uiPriority w:val="10"/>
+    <w:qFormat/>
+    <w:rsid w:val="00A10FD9"/>
+    <w:pPr>
+      <w:spacing w:after="80" w:line="240" w:lineRule="auto"/>
+      <w:contextualSpacing/>
+      <w:jc w:val="center"/>
+    </w:pPr>
+    <w:rPr>
+      <w:rFonts w:ascii="Segoe UI Semibold" w:cs="Segoe UI Semibold" w:eastAsia="Segoe UI Semibold" w:hAnsi="Segoe UI Semibold"/>
+      <w:color w:val="3B1041"/>
+      <w:sz w:val="48"/>
+      <w:szCs w:val="56"/>
+    </w:rPr>
+  </w:style>
+  <w:style w:customStyle="1" w:styleId="TitleChar" w:type="character">
+    <w:name w:val="Title Char"/>
+    <w:basedOn w:val="DefaultParagraphFont"/>
+    <w:link w:val="Title"/>
+    <w:uiPriority w:val="10"/>
+    <w:rsid w:val="00A10FD9"/>
+    <w:rPr>
+      <w:rFonts w:asciiTheme="majorHAnsi" w:cstheme="majorBidi" w:eastAsiaTheme="majorEastAsia" w:hAnsiTheme="majorHAnsi"/>
+      <w:sz w:val="56"/>
+      <w:szCs w:val="56"/>
+    </w:rPr>
+  </w:style>
+  <w:style w:styleId="Subtitle" w:type="paragraph">
+    <w:name w:val="Subtitle"/>
+    <w:basedOn w:val="Title"/>
+    <w:next w:val="BodyText"/>
+    <w:link w:val="SubtitleChar"/>
+    <w:uiPriority w:val="11"/>
+    <w:qFormat/>
+    <w:rsid w:val="00A10FD9"/>
+    <w:pPr>
+      <w:numPr>
+        <w:ilvl w:val="1"/>
+      </w:numPr>
+    </w:pPr>
+    <w:rPr>
+      <w:rFonts w:cstheme="majorBidi" w:eastAsiaTheme="majorEastAsia"/>
+      <w:spacing w:val="15"/>
+      <w:sz w:val="28"/>
+      <w:szCs w:val="28"/>
+    </w:rPr>
+  </w:style>
+  <w:style w:customStyle="1" w:styleId="SubtitleChar" w:type="character">
+    <w:name w:val="Subtitle Char"/>
+    <w:basedOn w:val="DefaultParagraphFont"/>
+    <w:link w:val="Subtitle"/>
+    <w:uiPriority w:val="11"/>
+    <w:rsid w:val="00A10FD9"/>
+    <w:rPr>
+      <w:rFonts w:cstheme="majorBidi" w:eastAsiaTheme="majorEastAsia"/>
+      <w:color w:themeColor="text1" w:themeTint="A6" w:val="595959"/>
+      <w:spacing w:val="15"/>
+      <w:sz w:val="28"/>
+      <w:szCs w:val="28"/>
+    </w:rPr>
+  </w:style>
+  <w:style w:customStyle="1" w:styleId="Author" w:type="paragraph">
+    <w:name w:val="Author"/>
+    <w:basedOn w:val="Title"/>
+    <w:next w:val="BodyText"/>
+    <w:qFormat/>
+    <w:pPr>
+      <w:keepNext/>
+      <w:keepLines/>
+    </w:pPr>
+    <w:rPr>
+      <w:sz w:val="24"/>
+      <w:szCs w:val="24"/>
+    </w:rPr>
+  </w:style>
+  <w:style w:styleId="Date" w:type="paragraph">
+    <w:name w:val="Date"/>
+    <w:basedOn w:val="Title"/>
+    <w:next w:val="BodyText"/>
+    <w:qFormat/>
+    <w:pPr>
+      <w:keepNext/>
+      <w:keepLines/>
+    </w:pPr>
+    <w:rPr>
+      <w:sz w:val="24"/>
+      <w:szCs w:val="24"/>
+    </w:rPr>
+  </w:style>
+  <w:style w:customStyle="1" w:styleId="AbstractTitle" w:type="paragraph">
+    <w:name w:val="Abstract Title"/>
+    <w:basedOn w:val="Normal"/>
+    <w:next w:val="Abstract"/>
+    <w:qFormat/>
+    <w:pPr>
+      <w:keepNext/>
+      <w:keepLines/>
+      <w:spacing w:after="0" w:before="300"/>
+      <w:jc w:val="center"/>
+    </w:pPr>
+    <w:rPr>
+      <w:b/>
+      <w:sz w:val="20"/>
+      <w:szCs w:val="20"/>
+    </w:rPr>
+  </w:style>
+  <w:style w:customStyle="1" w:styleId="Abstract" w:type="paragraph">
+    <w:name w:val="Abstract"/>
+    <w:basedOn w:val="Normal"/>
+    <w:next w:val="BodyText"/>
+    <w:qFormat/>
+    <w:pPr>
+      <w:keepNext/>
+      <w:keepLines/>
+      <w:spacing w:after="300" w:before="100"/>
+    </w:pPr>
+    <w:rPr>
+      <w:sz w:val="20"/>
+      <w:szCs w:val="20"/>
+    </w:rPr>
+  </w:style>
+  <w:style w:styleId="Bibliography" w:type="paragraph">
+    <w:name w:val="Bibliography"/>
+    <w:basedOn w:val="Normal"/>
+    <w:next w:val="Bibliography"/>
+    <w:qFormat/>
+    <w:pPr/>
+    <w:rPr/>
+  </w:style>
+  <w:style w:styleId="Heading1" w:type="paragraph">
     <w:name w:val="heading 1"/>
     <w:basedOn w:val="Normal"/>
     <w:next w:val="BodyText"/>
@@ -2606,17 +2841,19 @@
     <w:pPr>
       <w:keepNext/>
       <w:keepLines/>
-      <w:spacing w:before="240" w:after="80"/>
+      <w:spacing w:after="80" w:before="240"/>
       <w:outlineLvl w:val="0"/>
     </w:pPr>
     <w:rPr>
-      <w:rFonts w:ascii="Segoe UI Semibold" w:eastAsia="Segoe UI Semibold" w:hAnsi="Segoe UI Semibold" w:cs="Segoe UI Semibold"/>
+      <w:rFonts w:ascii="Segoe UI Semibold" w:cs="Segoe UI Semibold" w:eastAsia="Segoe UI Semibold" w:hAnsi="Segoe UI Semibold"/>
+      <w:b w:val="0"/>
+      <w:i w:val="0"/>
       <w:color w:val="3B1041"/>
       <w:sz w:val="40"/>
       <w:szCs w:val="40"/>
     </w:rPr>
   </w:style>
-  <w:style w:type="paragraph" w:styleId="Heading2">
+  <w:style w:styleId="Heading2" w:type="paragraph">
     <w:name w:val="heading 2"/>
     <w:basedOn w:val="Normal"/>
     <w:next w:val="BodyText"/>
@@ -2629,17 +2866,19 @@
     <w:pPr>
       <w:keepNext/>
       <w:keepLines/>
-      <w:spacing w:before="280" w:after="80"/>
+      <w:spacing w:after="80" w:before="280"/>
       <w:outlineLvl w:val="1"/>
     </w:pPr>
     <w:rPr>
-      <w:rFonts w:ascii="Segoe UI Semibold" w:eastAsia="Segoe UI Semibold" w:hAnsi="Segoe UI Semibold" w:cs="Segoe UI Semibold"/>
+      <w:rFonts w:ascii="Segoe UI Semibold" w:cs="Segoe UI Semibold" w:eastAsia="Segoe UI Semibold" w:hAnsi="Segoe UI Semibold"/>
+      <w:b w:val="0"/>
+      <w:i w:val="0"/>
       <w:color w:val="3B1041"/>
       <w:sz w:val="30"/>
       <w:szCs w:val="32"/>
     </w:rPr>
   </w:style>
-  <w:style w:type="paragraph" w:styleId="Heading3">
+  <w:style w:styleId="Heading3" w:type="paragraph">
     <w:name w:val="heading 3"/>
     <w:basedOn w:val="Normal"/>
     <w:next w:val="BodyText"/>
@@ -2652,17 +2891,19 @@
     <w:pPr>
       <w:keepNext/>
       <w:keepLines/>
-      <w:spacing w:before="200" w:after="80"/>
+      <w:spacing w:after="80" w:before="200"/>
       <w:outlineLvl w:val="2"/>
     </w:pPr>
     <w:rPr>
-      <w:rFonts w:ascii="Segoe UI Semibold" w:eastAsia="Segoe UI Semibold" w:hAnsi="Segoe UI Semibold" w:cs="Segoe UI Semibold"/>
+      <w:rFonts w:ascii="Segoe UI Semibold" w:cs="Segoe UI Semibold" w:eastAsia="Segoe UI Semibold" w:hAnsi="Segoe UI Semibold"/>
+      <w:b w:val="0"/>
+      <w:i w:val="0"/>
       <w:color w:val="3B1041"/>
       <w:sz w:val="25"/>
       <w:szCs w:val="28"/>
     </w:rPr>
   </w:style>
-  <w:style w:type="paragraph" w:styleId="Heading4">
+  <w:style w:styleId="Heading4" w:type="paragraph">
     <w:name w:val="heading 4"/>
     <w:basedOn w:val="Normal"/>
     <w:next w:val="BodyText"/>
@@ -2675,16 +2916,19 @@
     <w:pPr>
       <w:keepNext/>
       <w:keepLines/>
-      <w:spacing w:before="160" w:after="80"/>
+      <w:spacing w:after="80" w:before="160"/>
       <w:outlineLvl w:val="3"/>
     </w:pPr>
     <w:rPr>
-      <w:rFonts w:ascii="Segoe UI Semibold" w:eastAsia="Segoe UI Semibold" w:hAnsi="Segoe UI Semibold" w:cs="Segoe UI Semibold"/>
+      <w:rFonts w:ascii="Segoe UI Semibold" w:cs="Segoe UI Semibold" w:eastAsia="Segoe UI Semibold" w:hAnsi="Segoe UI Semibold"/>
+      <w:b w:val="0"/>
+      <w:i w:val="0"/>
       <w:iCs/>
+      <w:color w:val="242424"/>
       <w:sz w:val="22"/>
     </w:rPr>
   </w:style>
-  <w:style w:type="paragraph" w:styleId="Heading5">
+  <w:style w:styleId="Heading5" w:type="paragraph">
     <w:name w:val="heading 5"/>
     <w:basedOn w:val="Normal"/>
     <w:next w:val="BodyText"/>
@@ -2697,14 +2941,18 @@
     <w:pPr>
       <w:keepNext/>
       <w:keepLines/>
-      <w:spacing w:before="120" w:after="80"/>
+      <w:spacing w:after="80" w:before="120"/>
       <w:outlineLvl w:val="4"/>
     </w:pPr>
     <w:rPr>
-      <w:rFonts w:ascii="Segoe UI Semibold" w:eastAsia="Segoe UI Semibold" w:hAnsi="Segoe UI Semibold" w:cs="Segoe UI Semibold"/>
-    </w:rPr>
-  </w:style>
-  <w:style w:type="paragraph" w:styleId="Heading6">
+      <w:rFonts w:ascii="Segoe UI Semibold" w:cs="Segoe UI Semibold" w:eastAsia="Segoe UI Semibold" w:hAnsi="Segoe UI Semibold"/>
+      <w:b w:val="0"/>
+      <w:i w:val="0"/>
+      <w:color w:val="242424"/>
+      <w:sz w:val="21"/>
+    </w:rPr>
+  </w:style>
+  <w:style w:styleId="Heading6" w:type="paragraph">
     <w:name w:val="heading 6"/>
     <w:basedOn w:val="Normal"/>
     <w:next w:val="BodyText"/>
@@ -2717,17 +2965,17 @@
     <w:pPr>
       <w:keepNext/>
       <w:keepLines/>
-      <w:spacing w:before="40" w:after="0"/>
+      <w:spacing w:after="0" w:before="40"/>
       <w:outlineLvl w:val="5"/>
     </w:pPr>
     <w:rPr>
-      <w:rFonts w:eastAsiaTheme="majorEastAsia" w:cstheme="majorBidi"/>
+      <w:rFonts w:cstheme="majorBidi" w:eastAsiaTheme="majorEastAsia"/>
       <w:i/>
       <w:iCs/>
-      <w:color w:val="595959" w:themeColor="text1" w:themeTint="A6"/>
-    </w:rPr>
-  </w:style>
-  <w:style w:type="paragraph" w:styleId="Heading7">
+      <w:color w:themeColor="text1" w:themeTint="A6" w:val="595959"/>
+    </w:rPr>
+  </w:style>
+  <w:style w:styleId="Heading7" w:type="paragraph">
     <w:name w:val="heading 7"/>
     <w:basedOn w:val="Normal"/>
     <w:next w:val="BodyText"/>
@@ -2740,15 +2988,15 @@
     <w:pPr>
       <w:keepNext/>
       <w:keepLines/>
-      <w:spacing w:before="40" w:after="0"/>
+      <w:spacing w:after="0" w:before="40"/>
       <w:outlineLvl w:val="6"/>
     </w:pPr>
     <w:rPr>
-      <w:rFonts w:eastAsiaTheme="majorEastAsia" w:cstheme="majorBidi"/>
-      <w:color w:val="595959" w:themeColor="text1" w:themeTint="A6"/>
-    </w:rPr>
-  </w:style>
-  <w:style w:type="paragraph" w:styleId="Heading8">
+      <w:rFonts w:cstheme="majorBidi" w:eastAsiaTheme="majorEastAsia"/>
+      <w:color w:themeColor="text1" w:themeTint="A6" w:val="595959"/>
+    </w:rPr>
+  </w:style>
+  <w:style w:styleId="Heading8" w:type="paragraph">
     <w:name w:val="heading 8"/>
     <w:basedOn w:val="Normal"/>
     <w:next w:val="BodyText"/>
@@ -2765,13 +3013,13 @@
       <w:outlineLvl w:val="7"/>
     </w:pPr>
     <w:rPr>
-      <w:rFonts w:eastAsiaTheme="majorEastAsia" w:cstheme="majorBidi"/>
+      <w:rFonts w:cstheme="majorBidi" w:eastAsiaTheme="majorEastAsia"/>
       <w:i/>
       <w:iCs/>
-      <w:color w:val="272727" w:themeColor="text1" w:themeTint="D8"/>
-    </w:rPr>
-  </w:style>
-  <w:style w:type="paragraph" w:styleId="Heading9">
+      <w:color w:themeColor="text1" w:themeTint="D8" w:val="272727"/>
+    </w:rPr>
+  </w:style>
+  <w:style w:styleId="Heading9" w:type="paragraph">
     <w:name w:val="heading 9"/>
     <w:basedOn w:val="Normal"/>
     <w:next w:val="BodyText"/>
@@ -2788,204 +3036,24 @@
       <w:outlineLvl w:val="8"/>
     </w:pPr>
     <w:rPr>
-      <w:rFonts w:eastAsiaTheme="majorEastAsia" w:cstheme="majorBidi"/>
-      <w:color w:val="272727" w:themeColor="text1" w:themeTint="D8"/>
-    </w:rPr>
-  </w:style>
-  <w:style w:type="character" w:default="1" w:styleId="DefaultParagraphFont">
-    <w:name w:val="Default Paragraph Font"/>
-    <w:uiPriority w:val="1"/>
-    <w:semiHidden/>
-    <w:unhideWhenUsed/>
-  </w:style>
-  <w:style w:type="table" w:default="1" w:styleId="TableNormal">
-    <w:name w:val="Normal Table"/>
-    <w:uiPriority w:val="99"/>
-    <w:semiHidden/>
-    <w:unhideWhenUsed/>
-    <w:tblPr>
-      <w:tblInd w:w="0" w:type="dxa"/>
-      <w:tblCellMar>
-        <w:top w:w="0" w:type="dxa"/>
-        <w:left w:w="108" w:type="dxa"/>
-        <w:bottom w:w="0" w:type="dxa"/>
-        <w:right w:w="108" w:type="dxa"/>
-      </w:tblCellMar>
-    </w:tblPr>
-  </w:style>
-  <w:style w:type="numbering" w:default="1" w:styleId="NoList">
-    <w:name w:val="No List"/>
-    <w:uiPriority w:val="99"/>
-    <w:semiHidden/>
-    <w:unhideWhenUsed/>
-  </w:style>
-  <w:style w:type="paragraph" w:styleId="BodyText">
-    <w:name w:val="Body Text"/>
-    <w:basedOn w:val="Normal"/>
-    <w:qFormat/>
-    <w:pPr>
-      <w:spacing w:before="180" w:after="120"/>
-    </w:pPr>
-  </w:style>
-  <w:style w:type="paragraph" w:customStyle="1" w:styleId="FirstParagraph">
-    <w:name w:val="First Paragraph"/>
-    <w:basedOn w:val="BodyText"/>
-    <w:next w:val="BodyText"/>
-    <w:qFormat/>
-  </w:style>
-  <w:style w:type="paragraph" w:customStyle="1" w:styleId="Compact">
-    <w:name w:val="Compact"/>
-    <w:basedOn w:val="BodyText"/>
-    <w:qFormat/>
-    <w:pPr>
-      <w:spacing w:before="36" w:after="36"/>
-    </w:pPr>
-  </w:style>
-  <w:style w:type="paragraph" w:styleId="Title">
-    <w:name w:val="Title"/>
-    <w:basedOn w:val="Normal"/>
-    <w:next w:val="BodyText"/>
-    <w:link w:val="TitleChar"/>
-    <w:uiPriority w:val="10"/>
-    <w:qFormat/>
-    <w:rsid w:val="00A10FD9"/>
-    <w:pPr>
-      <w:spacing w:after="80"/>
-      <w:contextualSpacing/>
-      <w:jc w:val="center"/>
-    </w:pPr>
-    <w:rPr>
-      <w:rFonts w:ascii="Segoe UI Semibold" w:eastAsia="Segoe UI Semibold" w:hAnsi="Segoe UI Semibold" w:cs="Segoe UI Semibold"/>
-      <w:color w:val="3B1041"/>
-      <w:sz w:val="48"/>
-      <w:szCs w:val="56"/>
-    </w:rPr>
-  </w:style>
-  <w:style w:type="character" w:customStyle="1" w:styleId="TitleChar">
-    <w:name w:val="Title Char"/>
-    <w:basedOn w:val="DefaultParagraphFont"/>
-    <w:link w:val="Title"/>
-    <w:uiPriority w:val="10"/>
-    <w:rsid w:val="00A10FD9"/>
-    <w:rPr>
-      <w:rFonts w:asciiTheme="majorHAnsi" w:eastAsiaTheme="majorEastAsia" w:hAnsiTheme="majorHAnsi" w:cstheme="majorBidi"/>
-      <w:sz w:val="56"/>
-      <w:szCs w:val="56"/>
-    </w:rPr>
-  </w:style>
-  <w:style w:type="paragraph" w:styleId="Subtitle">
-    <w:name w:val="Subtitle"/>
-    <w:basedOn w:val="Title"/>
-    <w:next w:val="BodyText"/>
-    <w:link w:val="SubtitleChar"/>
-    <w:uiPriority w:val="11"/>
-    <w:qFormat/>
-    <w:rsid w:val="00A10FD9"/>
-    <w:pPr>
-      <w:numPr>
-        <w:ilvl w:val="1"/>
-      </w:numPr>
-    </w:pPr>
-    <w:rPr>
-      <w:rFonts w:eastAsiaTheme="majorEastAsia" w:cstheme="majorBidi"/>
-      <w:spacing w:val="15"/>
-      <w:sz w:val="28"/>
-      <w:szCs w:val="28"/>
-    </w:rPr>
-  </w:style>
-  <w:style w:type="character" w:customStyle="1" w:styleId="SubtitleChar">
-    <w:name w:val="Subtitle Char"/>
-    <w:basedOn w:val="DefaultParagraphFont"/>
-    <w:link w:val="Subtitle"/>
-    <w:uiPriority w:val="11"/>
-    <w:rsid w:val="00A10FD9"/>
-    <w:rPr>
-      <w:rFonts w:eastAsiaTheme="majorEastAsia" w:cstheme="majorBidi"/>
-      <w:color w:val="595959" w:themeColor="text1" w:themeTint="A6"/>
-      <w:spacing w:val="15"/>
-      <w:sz w:val="28"/>
-      <w:szCs w:val="28"/>
-    </w:rPr>
-  </w:style>
-  <w:style w:type="paragraph" w:customStyle="1" w:styleId="Author">
-    <w:name w:val="Author"/>
-    <w:basedOn w:val="Title"/>
-    <w:next w:val="BodyText"/>
-    <w:qFormat/>
-    <w:pPr>
-      <w:keepNext/>
-      <w:keepLines/>
-    </w:pPr>
-    <w:rPr>
-      <w:sz w:val="24"/>
-      <w:szCs w:val="24"/>
-    </w:rPr>
-  </w:style>
-  <w:style w:type="paragraph" w:styleId="Date">
-    <w:name w:val="Date"/>
-    <w:basedOn w:val="Title"/>
-    <w:next w:val="BodyText"/>
-    <w:qFormat/>
-    <w:pPr>
-      <w:keepNext/>
-      <w:keepLines/>
-    </w:pPr>
-    <w:rPr>
-      <w:sz w:val="24"/>
-      <w:szCs w:val="24"/>
-    </w:rPr>
-  </w:style>
-  <w:style w:type="paragraph" w:customStyle="1" w:styleId="AbstractTitle">
-    <w:name w:val="Abstract Title"/>
-    <w:basedOn w:val="Normal"/>
-    <w:next w:val="Abstract"/>
-    <w:qFormat/>
-    <w:pPr>
-      <w:keepNext/>
-      <w:keepLines/>
-      <w:spacing w:before="300" w:after="0"/>
-      <w:jc w:val="center"/>
-    </w:pPr>
-    <w:rPr>
-      <w:b/>
-      <w:sz w:val="20"/>
-      <w:szCs w:val="20"/>
-    </w:rPr>
-  </w:style>
-  <w:style w:type="paragraph" w:customStyle="1" w:styleId="Abstract">
-    <w:name w:val="Abstract"/>
-    <w:basedOn w:val="Normal"/>
-    <w:next w:val="BodyText"/>
-    <w:qFormat/>
-    <w:pPr>
-      <w:keepNext/>
-      <w:keepLines/>
-      <w:spacing w:before="100" w:after="300"/>
-    </w:pPr>
-    <w:rPr>
-      <w:sz w:val="20"/>
-      <w:szCs w:val="20"/>
-    </w:rPr>
-  </w:style>
-  <w:style w:type="paragraph" w:styleId="Bibliography">
-    <w:name w:val="Bibliography"/>
-    <w:basedOn w:val="Normal"/>
-    <w:qFormat/>
-  </w:style>
-  <w:style w:type="character" w:customStyle="1" w:styleId="Heading1Char">
+      <w:rFonts w:cstheme="majorBidi" w:eastAsiaTheme="majorEastAsia"/>
+      <w:color w:themeColor="text1" w:themeTint="D8" w:val="272727"/>
+    </w:rPr>
+  </w:style>
+  <w:style w:customStyle="1" w:styleId="Heading1Char" w:type="character">
     <w:name w:val="Heading 1 Char"/>
     <w:basedOn w:val="DefaultParagraphFont"/>
     <w:link w:val="Heading1"/>
     <w:uiPriority w:val="9"/>
     <w:rsid w:val="00A10FD9"/>
     <w:rPr>
-      <w:rFonts w:asciiTheme="majorHAnsi" w:eastAsiaTheme="majorEastAsia" w:hAnsiTheme="majorHAnsi" w:cstheme="majorBidi"/>
-      <w:color w:val="0F4761" w:themeColor="accent1" w:themeShade="BF"/>
+      <w:rFonts w:asciiTheme="majorHAnsi" w:cstheme="majorBidi" w:eastAsiaTheme="majorEastAsia" w:hAnsiTheme="majorHAnsi"/>
+      <w:color w:themeColor="accent1" w:themeShade="BF" w:val="0F4761"/>
       <w:sz w:val="40"/>
       <w:szCs w:val="40"/>
     </w:rPr>
   </w:style>
-  <w:style w:type="character" w:customStyle="1" w:styleId="Heading2Char">
+  <w:style w:customStyle="1" w:styleId="Heading2Char" w:type="character">
     <w:name w:val="Heading 2 Char"/>
     <w:basedOn w:val="DefaultParagraphFont"/>
     <w:link w:val="Heading2"/>
@@ -2993,13 +3061,13 @@
     <w:semiHidden/>
     <w:rsid w:val="00A10FD9"/>
     <w:rPr>
-      <w:rFonts w:asciiTheme="majorHAnsi" w:eastAsiaTheme="majorEastAsia" w:hAnsiTheme="majorHAnsi" w:cstheme="majorBidi"/>
-      <w:color w:val="0F4761" w:themeColor="accent1" w:themeShade="BF"/>
+      <w:rFonts w:asciiTheme="majorHAnsi" w:cstheme="majorBidi" w:eastAsiaTheme="majorEastAsia" w:hAnsiTheme="majorHAnsi"/>
+      <w:color w:themeColor="accent1" w:themeShade="BF" w:val="0F4761"/>
       <w:sz w:val="32"/>
       <w:szCs w:val="32"/>
     </w:rPr>
   </w:style>
-  <w:style w:type="character" w:customStyle="1" w:styleId="Heading3Char">
+  <w:style w:customStyle="1" w:styleId="Heading3Char" w:type="character">
     <w:name w:val="Heading 3 Char"/>
     <w:basedOn w:val="DefaultParagraphFont"/>
     <w:link w:val="Heading3"/>
@@ -3007,13 +3075,13 @@
     <w:semiHidden/>
     <w:rsid w:val="00A10FD9"/>
     <w:rPr>
-      <w:rFonts w:eastAsiaTheme="majorEastAsia" w:cstheme="majorBidi"/>
-      <w:color w:val="0F4761" w:themeColor="accent1" w:themeShade="BF"/>
+      <w:rFonts w:cstheme="majorBidi" w:eastAsiaTheme="majorEastAsia"/>
+      <w:color w:themeColor="accent1" w:themeShade="BF" w:val="0F4761"/>
       <w:sz w:val="28"/>
       <w:szCs w:val="28"/>
     </w:rPr>
   </w:style>
-  <w:style w:type="character" w:customStyle="1" w:styleId="Heading4Char">
+  <w:style w:customStyle="1" w:styleId="Heading4Char" w:type="character">
     <w:name w:val="Heading 4 Char"/>
     <w:basedOn w:val="DefaultParagraphFont"/>
     <w:link w:val="Heading4"/>
@@ -3021,13 +3089,13 @@
     <w:semiHidden/>
     <w:rsid w:val="00A10FD9"/>
     <w:rPr>
-      <w:rFonts w:eastAsiaTheme="majorEastAsia" w:cstheme="majorBidi"/>
+      <w:rFonts w:cstheme="majorBidi" w:eastAsiaTheme="majorEastAsia"/>
       <w:i/>
       <w:iCs/>
-      <w:color w:val="0F4761" w:themeColor="accent1" w:themeShade="BF"/>
-    </w:rPr>
-  </w:style>
-  <w:style w:type="character" w:customStyle="1" w:styleId="Heading5Char">
+      <w:color w:themeColor="accent1" w:themeShade="BF" w:val="0F4761"/>
+    </w:rPr>
+  </w:style>
+  <w:style w:customStyle="1" w:styleId="Heading5Char" w:type="character">
     <w:name w:val="Heading 5 Char"/>
     <w:basedOn w:val="DefaultParagraphFont"/>
     <w:link w:val="Heading5"/>
@@ -3035,11 +3103,11 @@
     <w:semiHidden/>
     <w:rsid w:val="00A10FD9"/>
     <w:rPr>
-      <w:rFonts w:eastAsiaTheme="majorEastAsia" w:cstheme="majorBidi"/>
-      <w:color w:val="0F4761" w:themeColor="accent1" w:themeShade="BF"/>
-    </w:rPr>
-  </w:style>
-  <w:style w:type="character" w:customStyle="1" w:styleId="Heading6Char">
+      <w:rFonts w:cstheme="majorBidi" w:eastAsiaTheme="majorEastAsia"/>
+      <w:color w:themeColor="accent1" w:themeShade="BF" w:val="0F4761"/>
+    </w:rPr>
+  </w:style>
+  <w:style w:customStyle="1" w:styleId="Heading6Char" w:type="character">
     <w:name w:val="Heading 6 Char"/>
     <w:basedOn w:val="DefaultParagraphFont"/>
     <w:link w:val="Heading6"/>
@@ -3047,13 +3115,13 @@
     <w:semiHidden/>
     <w:rsid w:val="00A10FD9"/>
     <w:rPr>
-      <w:rFonts w:eastAsiaTheme="majorEastAsia" w:cstheme="majorBidi"/>
+      <w:rFonts w:cstheme="majorBidi" w:eastAsiaTheme="majorEastAsia"/>
       <w:i/>
       <w:iCs/>
-      <w:color w:val="595959" w:themeColor="text1" w:themeTint="A6"/>
-    </w:rPr>
-  </w:style>
-  <w:style w:type="character" w:customStyle="1" w:styleId="Heading7Char">
+      <w:color w:themeColor="text1" w:themeTint="A6" w:val="595959"/>
+    </w:rPr>
+  </w:style>
+  <w:style w:customStyle="1" w:styleId="Heading7Char" w:type="character">
     <w:name w:val="Heading 7 Char"/>
     <w:basedOn w:val="DefaultParagraphFont"/>
     <w:link w:val="Heading7"/>
@@ -3061,11 +3129,11 @@
     <w:semiHidden/>
     <w:rsid w:val="00A10FD9"/>
     <w:rPr>
-      <w:rFonts w:eastAsiaTheme="majorEastAsia" w:cstheme="majorBidi"/>
-      <w:color w:val="595959" w:themeColor="text1" w:themeTint="A6"/>
-    </w:rPr>
-  </w:style>
-  <w:style w:type="character" w:customStyle="1" w:styleId="Heading8Char">
+      <w:rFonts w:cstheme="majorBidi" w:eastAsiaTheme="majorEastAsia"/>
+      <w:color w:themeColor="text1" w:themeTint="A6" w:val="595959"/>
+    </w:rPr>
+  </w:style>
+  <w:style w:customStyle="1" w:styleId="Heading8Char" w:type="character">
     <w:name w:val="Heading 8 Char"/>
     <w:basedOn w:val="DefaultParagraphFont"/>
     <w:link w:val="Heading8"/>
@@ -3073,13 +3141,13 @@
     <w:semiHidden/>
     <w:rsid w:val="00A10FD9"/>
     <w:rPr>
-      <w:rFonts w:eastAsiaTheme="majorEastAsia" w:cstheme="majorBidi"/>
+      <w:rFonts w:cstheme="majorBidi" w:eastAsiaTheme="majorEastAsia"/>
       <w:i/>
       <w:iCs/>
-      <w:color w:val="272727" w:themeColor="text1" w:themeTint="D8"/>
-    </w:rPr>
-  </w:style>
-  <w:style w:type="character" w:customStyle="1" w:styleId="Heading9Char">
+      <w:color w:themeColor="text1" w:themeTint="D8" w:val="272727"/>
+    </w:rPr>
+  </w:style>
+  <w:style w:customStyle="1" w:styleId="Heading9Char" w:type="character">
     <w:name w:val="Heading 9 Char"/>
     <w:basedOn w:val="DefaultParagraphFont"/>
     <w:link w:val="Heading9"/>
@@ -3087,11 +3155,11 @@
     <w:semiHidden/>
     <w:rsid w:val="00A10FD9"/>
     <w:rPr>
-      <w:rFonts w:eastAsiaTheme="majorEastAsia" w:cstheme="majorBidi"/>
-      <w:color w:val="272727" w:themeColor="text1" w:themeTint="D8"/>
-    </w:rPr>
-  </w:style>
-  <w:style w:type="paragraph" w:styleId="BlockText">
+      <w:rFonts w:cstheme="majorBidi" w:eastAsiaTheme="majorEastAsia"/>
+      <w:color w:themeColor="text1" w:themeTint="D8" w:val="272727"/>
+    </w:rPr>
+  </w:style>
+  <w:style w:styleId="BlockText" w:type="paragraph">
     <w:name w:val="Block Text"/>
     <w:basedOn w:val="BodyText"/>
     <w:next w:val="BodyText"/>
@@ -3099,22 +3167,29 @@
     <w:unhideWhenUsed/>
     <w:qFormat/>
     <w:pPr>
+      <w:spacing w:after="40" w:before="40"/>
+      <w:ind w:firstLine="0" w:left="288" w:right="144"/>
       <w:pBdr>
-        <w:left w:val="single" w:sz="18" w:space="8" w:color="3B1041"/>
+        <w:left w:color="3B1041" w:space="8" w:sz="18" w:val="single"/>
       </w:pBdr>
-      <w:shd w:val="clear" w:color="auto" w:fill="FBF6FD"/>
-      <w:spacing w:before="40" w:after="40"/>
-      <w:ind w:left="288" w:right="144"/>
+      <w:shd w:color="auto" w:fill="FBF6FD" w:val="clear"/>
     </w:pPr>
-  </w:style>
-  <w:style w:type="paragraph" w:styleId="FootnoteText">
-    <w:name w:val="footnote text"/>
+    <w:rPr>
+      <w:rFonts w:ascii="Segoe UI" w:cs="Segoe UI" w:eastAsia="Segoe UI" w:hAnsi="Segoe UI"/>
+      <w:i w:val="0"/>
+      <w:color w:val="242424"/>
+      <w:sz w:val="21"/>
+    </w:rPr>
+  </w:style>
+  <w:style w:styleId="FootnoteText" w:type="paragraph">
+    <w:name w:val="Footnote Text"/>
     <w:basedOn w:val="Normal"/>
+    <w:next w:val="FootnoteText"/>
     <w:uiPriority w:val="9"/>
     <w:unhideWhenUsed/>
     <w:qFormat/>
   </w:style>
-  <w:style w:type="paragraph" w:customStyle="1" w:styleId="FootnoteBlockText">
+  <w:style w:styleId="FootnoteBlockText" w:type="paragraph">
     <w:name w:val="Footnote Block Text"/>
     <w:basedOn w:val="FootnoteText"/>
     <w:next w:val="FootnoteText"/>
@@ -3122,35 +3197,40 @@
     <w:unhideWhenUsed/>
     <w:qFormat/>
     <w:pPr>
-      <w:spacing w:before="100" w:after="100"/>
-      <w:ind w:left="480" w:right="480"/>
+      <w:spacing w:after="100" w:before="100"/>
+      <w:ind w:firstLine="0" w:left="480" w:right="480"/>
     </w:pPr>
   </w:style>
-  <w:style w:type="table" w:customStyle="1" w:styleId="Table">
+  <w:style w:default="1" w:styleId="DefaultParagraphFont" w:type="character">
+    <w:name w:val="Default Paragraph Font"/>
+    <w:semiHidden/>
+    <w:unhideWhenUsed/>
+  </w:style>
+  <w:style w:default="1" w:styleId="Table" w:type="table">
     <w:name w:val="Table"/>
+    <w:basedOn w:val="TableNormal"/>
     <w:semiHidden/>
     <w:unhideWhenUsed/>
     <w:qFormat/>
     <w:tblPr>
-      <w:tblInd w:w="0" w:type="dxa"/>
+      <w:tblInd w:type="dxa" w:w="0"/>
       <w:tblCellMar>
-        <w:top w:w="0" w:type="dxa"/>
-        <w:left w:w="108" w:type="dxa"/>
-        <w:bottom w:w="0" w:type="dxa"/>
-        <w:right w:w="108" w:type="dxa"/>
+        <w:top w:type="dxa" w:w="0"/>
+        <w:left w:type="dxa" w:w="108"/>
+        <w:bottom w:type="dxa" w:w="0"/>
+        <w:right w:type="dxa" w:w="108"/>
       </w:tblCellMar>
     </w:tblPr>
     <w:tblStylePr w:type="firstRow">
-      <w:tblPr/>
       <w:tcPr>
         <w:tcBorders>
-          <w:bottom w:val="single" w:sz="0" w:space="0" w:color="auto"/>
+          <w:bottom w:val="single"/>
         </w:tcBorders>
         <w:vAlign w:val="bottom"/>
       </w:tcPr>
     </w:tblStylePr>
   </w:style>
-  <w:style w:type="paragraph" w:customStyle="1" w:styleId="DefinitionTerm">
+  <w:style w:customStyle="1" w:styleId="DefinitionTerm" w:type="paragraph">
     <w:name w:val="Definition Term"/>
     <w:basedOn w:val="Normal"/>
     <w:next w:val="Definition"/>
@@ -3163,77 +3243,76 @@
       <w:b/>
     </w:rPr>
   </w:style>
-  <w:style w:type="paragraph" w:customStyle="1" w:styleId="Definition">
+  <w:style w:customStyle="1" w:styleId="Definition" w:type="paragraph">
     <w:name w:val="Definition"/>
     <w:basedOn w:val="Normal"/>
   </w:style>
-  <w:style w:type="paragraph" w:styleId="Caption">
-    <w:name w:val="caption"/>
+  <w:style w:styleId="Caption" w:type="paragraph">
+    <w:name w:val="Caption"/>
     <w:basedOn w:val="Normal"/>
-    <w:link w:val="CaptionChar"/>
+    <w:link w:val="BodyTextChar"/>
     <w:pPr>
-      <w:spacing w:after="120"/>
+      <w:spacing w:after="120" w:before="0"/>
     </w:pPr>
     <w:rPr>
       <w:i/>
     </w:rPr>
   </w:style>
-  <w:style w:type="paragraph" w:customStyle="1" w:styleId="TableCaption">
+  <w:style w:customStyle="1" w:styleId="TableCaption" w:type="paragraph">
     <w:name w:val="Table Caption"/>
     <w:basedOn w:val="Caption"/>
     <w:pPr>
       <w:keepNext/>
     </w:pPr>
   </w:style>
-  <w:style w:type="paragraph" w:customStyle="1" w:styleId="ImageCaption">
+  <w:style w:customStyle="1" w:styleId="ImageCaption" w:type="paragraph">
     <w:name w:val="Image Caption"/>
     <w:basedOn w:val="Caption"/>
   </w:style>
-  <w:style w:type="paragraph" w:customStyle="1" w:styleId="Figure">
+  <w:style w:customStyle="1" w:styleId="Figure" w:type="paragraph">
     <w:name w:val="Figure"/>
     <w:basedOn w:val="Normal"/>
   </w:style>
-  <w:style w:type="paragraph" w:customStyle="1" w:styleId="CaptionedFigure">
+  <w:style w:customStyle="1" w:styleId="CaptionedFigure" w:type="paragraph">
     <w:name w:val="Captioned Figure"/>
     <w:basedOn w:val="Figure"/>
     <w:pPr>
       <w:keepNext/>
     </w:pPr>
   </w:style>
-  <w:style w:type="character" w:customStyle="1" w:styleId="CaptionChar">
-    <w:name w:val="Caption Char"/>
+  <w:style w:customStyle="1" w:styleId="BodyTextChar" w:type="character">
+    <w:name w:val="Body Text Char"/>
     <w:basedOn w:val="DefaultParagraphFont"/>
-    <w:link w:val="Caption"/>
-  </w:style>
-  <w:style w:type="character" w:customStyle="1" w:styleId="VerbatimChar">
+    <w:link w:val="BodyText"/>
+  </w:style>
+  <w:style w:customStyle="1" w:styleId="VerbatimChar" w:type="character">
     <w:name w:val="Verbatim Char"/>
-    <w:basedOn w:val="CaptionChar"/>
-    <w:link w:val="SourceCode"/>
-    <w:rPr>
-      <w:rFonts w:ascii="Consolas" w:eastAsia="Consolas" w:hAnsi="Consolas" w:cs="Consolas"/>
+    <w:basedOn w:val="BodyTextChar"/>
+    <w:rPr>
+      <w:rFonts w:ascii="Consolas" w:cs="Consolas" w:eastAsia="Consolas" w:hAnsi="Consolas"/>
       <w:color w:val="5B2A63"/>
       <w:sz w:val="19"/>
     </w:rPr>
   </w:style>
-  <w:style w:type="character" w:customStyle="1" w:styleId="SectionNumber">
+  <w:style w:customStyle="1" w:styleId="SectionNumber" w:type="character">
     <w:name w:val="Section Number"/>
-    <w:basedOn w:val="CaptionChar"/>
-  </w:style>
-  <w:style w:type="character" w:styleId="FootnoteReference">
-    <w:name w:val="footnote reference"/>
-    <w:basedOn w:val="CaptionChar"/>
+    <w:basedOn w:val="BodyTextChar"/>
+  </w:style>
+  <w:style w:styleId="FootnoteReference" w:type="character">
+    <w:name w:val="Footnote Reference"/>
+    <w:basedOn w:val="BodyTextChar"/>
     <w:rPr>
       <w:vertAlign w:val="superscript"/>
     </w:rPr>
   </w:style>
-  <w:style w:type="character" w:styleId="Hyperlink">
+  <w:style w:styleId="Hyperlink" w:type="character">
     <w:name w:val="Hyperlink"/>
-    <w:basedOn w:val="CaptionChar"/>
+    <w:basedOn w:val="BodyTextChar"/>
     <w:rPr>
       <w:color w:val="0F6CBD"/>
     </w:rPr>
   </w:style>
-  <w:style w:type="paragraph" w:styleId="TOCHeading">
+  <w:style w:styleId="TOCHeading" w:type="paragraph">
     <w:name w:val="TOC Heading"/>
     <w:basedOn w:val="Heading1"/>
     <w:next w:val="BodyText"/>
@@ -3241,49 +3320,53 @@
     <w:unhideWhenUsed/>
     <w:qFormat/>
     <w:pPr>
-      <w:spacing w:line="259" w:lineRule="auto"/>
+      <w:spacing w:before="240" w:line="259" w:lineRule="auto"/>
       <w:outlineLvl w:val="9"/>
     </w:pPr>
     <w:rPr>
+      <w:rFonts w:ascii="Segoe UI Semibold" w:cs="Segoe UI Semibold" w:eastAsia="Segoe UI Semibold" w:hAnsi="Segoe UI Semibold"/>
+      <w:b w:val="0"/>
+      <w:bCs w:val="0"/>
+      <w:color w:val="3B1041"/>
       <w:sz w:val="30"/>
     </w:rPr>
   </w:style>
-  <w:style w:type="paragraph" w:customStyle="1" w:styleId="CalloutMarker">
+  <w:style w:customStyle="1" w:styleId="CalloutMarker" w:type="paragraph">
     <w:name w:val="Callout Marker"/>
     <w:basedOn w:val="Normal"/>
     <w:pPr>
-      <w:spacing w:after="0"/>
+      <w:spacing w:after="0" w:before="0"/>
     </w:pPr>
     <w:rPr>
       <w:sz w:val="4"/>
     </w:rPr>
   </w:style>
-  <w:style w:type="character" w:customStyle="1" w:styleId="PromptGoal">
+  <w:style w:customStyle="1" w:styleId="PromptGoal" w:type="character">
     <w:name w:val="Prompt Goal"/>
     <w:rPr>
       <w:color w:val="1F4E99"/>
-      <w:shd w:val="clear" w:color="auto" w:fill="DCEBFF"/>
-    </w:rPr>
-  </w:style>
-  <w:style w:type="character" w:customStyle="1" w:styleId="PromptSource">
+      <w:shd w:color="auto" w:fill="DCEBFF" w:val="clear"/>
+    </w:rPr>
+  </w:style>
+  <w:style w:customStyle="1" w:styleId="PromptSource" w:type="character">
     <w:name w:val="Prompt Source"/>
     <w:rPr>
       <w:color w:val="1E6B32"/>
-      <w:shd w:val="clear" w:color="auto" w:fill="DFF5E1"/>
-    </w:rPr>
-  </w:style>
-  <w:style w:type="character" w:customStyle="1" w:styleId="PromptExpectations">
+      <w:shd w:color="auto" w:fill="DFF5E1" w:val="clear"/>
+    </w:rPr>
+  </w:style>
+  <w:style w:customStyle="1" w:styleId="PromptExpectations" w:type="character">
     <w:name w:val="Prompt Expectations"/>
     <w:rPr>
       <w:color w:val="8A4B00"/>
-      <w:shd w:val="clear" w:color="auto" w:fill="FFE9CC"/>
-    </w:rPr>
-  </w:style>
-  <w:style w:type="character" w:customStyle="1" w:styleId="PromptConstraints">
+      <w:shd w:color="auto" w:fill="FFE9CC" w:val="clear"/>
+    </w:rPr>
+  </w:style>
+  <w:style w:customStyle="1" w:styleId="PromptConstraints" w:type="character">
     <w:name w:val="Prompt Constraints"/>
     <w:rPr>
       <w:color w:val="5B2C91"/>
-      <w:shd w:val="clear" w:color="auto" w:fill="EDE3FA"/>
+      <w:shd w:color="auto" w:fill="EDE3FA" w:val="clear"/>
     </w:rPr>
   </w:style>
   <w:style w:type="paragraph" w:customStyle="1" w:styleId="SourceCode">
@@ -3291,350 +3374,234 @@
     <w:basedOn w:val="Normal"/>
     <w:link w:val="VerbatimChar"/>
     <w:pPr>
-      <w:wordWrap w:val="0"/>
+      <w:wordWrap w:val="off"/>
     </w:pPr>
   </w:style>
   <w:style w:type="character" w:customStyle="1" w:styleId="KeywordTok">
     <w:name w:val="KeywordTok"/>
     <w:basedOn w:val="VerbatimChar"/>
     <w:rPr>
-      <w:rFonts w:ascii="Consolas" w:eastAsia="Consolas" w:hAnsi="Consolas" w:cs="Consolas"/>
       <w:b/>
       <w:color w:val="007020"/>
-      <w:sz w:val="19"/>
     </w:rPr>
   </w:style>
   <w:style w:type="character" w:customStyle="1" w:styleId="DataTypeTok">
     <w:name w:val="DataTypeTok"/>
     <w:basedOn w:val="VerbatimChar"/>
     <w:rPr>
-      <w:rFonts w:ascii="Consolas" w:eastAsia="Consolas" w:hAnsi="Consolas" w:cs="Consolas"/>
       <w:color w:val="902000"/>
-      <w:sz w:val="19"/>
     </w:rPr>
   </w:style>
   <w:style w:type="character" w:customStyle="1" w:styleId="DecValTok">
     <w:name w:val="DecValTok"/>
     <w:basedOn w:val="VerbatimChar"/>
     <w:rPr>
-      <w:rFonts w:ascii="Consolas" w:eastAsia="Consolas" w:hAnsi="Consolas" w:cs="Consolas"/>
-      <w:color w:val="40A070"/>
-      <w:sz w:val="19"/>
+      <w:color w:val="40a070"/>
     </w:rPr>
   </w:style>
   <w:style w:type="character" w:customStyle="1" w:styleId="BaseNTok">
     <w:name w:val="BaseNTok"/>
     <w:basedOn w:val="VerbatimChar"/>
     <w:rPr>
-      <w:rFonts w:ascii="Consolas" w:eastAsia="Consolas" w:hAnsi="Consolas" w:cs="Consolas"/>
-      <w:color w:val="40A070"/>
-      <w:sz w:val="19"/>
+      <w:color w:val="40a070"/>
     </w:rPr>
   </w:style>
   <w:style w:type="character" w:customStyle="1" w:styleId="FloatTok">
     <w:name w:val="FloatTok"/>
     <w:basedOn w:val="VerbatimChar"/>
     <w:rPr>
-      <w:rFonts w:ascii="Consolas" w:eastAsia="Consolas" w:hAnsi="Consolas" w:cs="Consolas"/>
-      <w:color w:val="40A070"/>
-      <w:sz w:val="19"/>
+      <w:color w:val="40a070"/>
     </w:rPr>
   </w:style>
   <w:style w:type="character" w:customStyle="1" w:styleId="ConstantTok">
     <w:name w:val="ConstantTok"/>
     <w:basedOn w:val="VerbatimChar"/>
     <w:rPr>
-      <w:rFonts w:ascii="Consolas" w:eastAsia="Consolas" w:hAnsi="Consolas" w:cs="Consolas"/>
       <w:color w:val="880000"/>
-      <w:sz w:val="19"/>
     </w:rPr>
   </w:style>
   <w:style w:type="character" w:customStyle="1" w:styleId="CharTok">
     <w:name w:val="CharTok"/>
     <w:basedOn w:val="VerbatimChar"/>
     <w:rPr>
-      <w:rFonts w:ascii="Consolas" w:eastAsia="Consolas" w:hAnsi="Consolas" w:cs="Consolas"/>
-      <w:color w:val="4070A0"/>
-      <w:sz w:val="19"/>
+      <w:color w:val="4070a0"/>
     </w:rPr>
   </w:style>
   <w:style w:type="character" w:customStyle="1" w:styleId="SpecialCharTok">
     <w:name w:val="SpecialCharTok"/>
     <w:basedOn w:val="VerbatimChar"/>
     <w:rPr>
-      <w:rFonts w:ascii="Consolas" w:eastAsia="Consolas" w:hAnsi="Consolas" w:cs="Consolas"/>
-      <w:color w:val="4070A0"/>
-      <w:sz w:val="19"/>
+      <w:color w:val="4070a0"/>
     </w:rPr>
   </w:style>
   <w:style w:type="character" w:customStyle="1" w:styleId="StringTok">
     <w:name w:val="StringTok"/>
     <w:basedOn w:val="VerbatimChar"/>
     <w:rPr>
-      <w:rFonts w:ascii="Consolas" w:eastAsia="Consolas" w:hAnsi="Consolas" w:cs="Consolas"/>
-      <w:color w:val="4070A0"/>
-      <w:sz w:val="19"/>
+      <w:color w:val="4070a0"/>
     </w:rPr>
   </w:style>
   <w:style w:type="character" w:customStyle="1" w:styleId="VerbatimStringTok">
     <w:name w:val="VerbatimStringTok"/>
     <w:basedOn w:val="VerbatimChar"/>
     <w:rPr>
-      <w:rFonts w:ascii="Consolas" w:eastAsia="Consolas" w:hAnsi="Consolas" w:cs="Consolas"/>
-      <w:color w:val="4070A0"/>
-      <w:sz w:val="19"/>
+      <w:color w:val="4070a0"/>
     </w:rPr>
   </w:style>
   <w:style w:type="character" w:customStyle="1" w:styleId="SpecialStringTok">
     <w:name w:val="SpecialStringTok"/>
     <w:basedOn w:val="VerbatimChar"/>
     <w:rPr>
-      <w:rFonts w:ascii="Consolas" w:eastAsia="Consolas" w:hAnsi="Consolas" w:cs="Consolas"/>
-      <w:color w:val="BB6688"/>
-      <w:sz w:val="19"/>
+      <w:color w:val="bb6688"/>
     </w:rPr>
   </w:style>
   <w:style w:type="character" w:customStyle="1" w:styleId="ImportTok">
     <w:name w:val="ImportTok"/>
     <w:basedOn w:val="VerbatimChar"/>
     <w:rPr>
-      <w:rFonts w:ascii="Consolas" w:eastAsia="Consolas" w:hAnsi="Consolas" w:cs="Consolas"/>
       <w:b/>
       <w:color w:val="008000"/>
-      <w:sz w:val="19"/>
     </w:rPr>
   </w:style>
   <w:style w:type="character" w:customStyle="1" w:styleId="CommentTok">
     <w:name w:val="CommentTok"/>
     <w:basedOn w:val="VerbatimChar"/>
     <w:rPr>
-      <w:rFonts w:ascii="Consolas" w:eastAsia="Consolas" w:hAnsi="Consolas" w:cs="Consolas"/>
       <w:i/>
-      <w:color w:val="60A0B0"/>
-      <w:sz w:val="19"/>
+      <w:color w:val="60a0b0"/>
     </w:rPr>
   </w:style>
   <w:style w:type="character" w:customStyle="1" w:styleId="DocumentationTok">
     <w:name w:val="DocumentationTok"/>
     <w:basedOn w:val="VerbatimChar"/>
     <w:rPr>
-      <w:rFonts w:ascii="Consolas" w:eastAsia="Consolas" w:hAnsi="Consolas" w:cs="Consolas"/>
       <w:i/>
-      <w:color w:val="BA2121"/>
-      <w:sz w:val="19"/>
+      <w:color w:val="ba2121"/>
     </w:rPr>
   </w:style>
   <w:style w:type="character" w:customStyle="1" w:styleId="AnnotationTok">
     <w:name w:val="AnnotationTok"/>
     <w:basedOn w:val="VerbatimChar"/>
     <w:rPr>
-      <w:rFonts w:ascii="Consolas" w:eastAsia="Consolas" w:hAnsi="Consolas" w:cs="Consolas"/>
       <w:b/>
       <w:i/>
-      <w:color w:val="60A0B0"/>
-      <w:sz w:val="19"/>
+      <w:color w:val="60a0b0"/>
     </w:rPr>
   </w:style>
   <w:style w:type="character" w:customStyle="1" w:styleId="CommentVarTok">
     <w:name w:val="CommentVarTok"/>
     <w:basedOn w:val="VerbatimChar"/>
     <w:rPr>
-      <w:rFonts w:ascii="Consolas" w:eastAsia="Consolas" w:hAnsi="Consolas" w:cs="Consolas"/>
       <w:b/>
       <w:i/>
-      <w:color w:val="60A0B0"/>
-      <w:sz w:val="19"/>
+      <w:color w:val="60a0b0"/>
     </w:rPr>
   </w:style>
   <w:style w:type="character" w:customStyle="1" w:styleId="OtherTok">
     <w:name w:val="OtherTok"/>
     <w:basedOn w:val="VerbatimChar"/>
     <w:rPr>
-      <w:rFonts w:ascii="Consolas" w:eastAsia="Consolas" w:hAnsi="Consolas" w:cs="Consolas"/>
       <w:color w:val="007020"/>
-      <w:sz w:val="19"/>
     </w:rPr>
   </w:style>
   <w:style w:type="character" w:customStyle="1" w:styleId="FunctionTok">
     <w:name w:val="FunctionTok"/>
     <w:basedOn w:val="VerbatimChar"/>
     <w:rPr>
-      <w:rFonts w:ascii="Consolas" w:eastAsia="Consolas" w:hAnsi="Consolas" w:cs="Consolas"/>
-      <w:color w:val="06287E"/>
-      <w:sz w:val="19"/>
+      <w:color w:val="06287e"/>
     </w:rPr>
   </w:style>
   <w:style w:type="character" w:customStyle="1" w:styleId="VariableTok">
     <w:name w:val="VariableTok"/>
     <w:basedOn w:val="VerbatimChar"/>
     <w:rPr>
-      <w:rFonts w:ascii="Consolas" w:eastAsia="Consolas" w:hAnsi="Consolas" w:cs="Consolas"/>
-      <w:color w:val="19177C"/>
-      <w:sz w:val="19"/>
+      <w:color w:val="19177c"/>
     </w:rPr>
   </w:style>
   <w:style w:type="character" w:customStyle="1" w:styleId="ControlFlowTok">
     <w:name w:val="ControlFlowTok"/>
     <w:basedOn w:val="VerbatimChar"/>
     <w:rPr>
-      <w:rFonts w:ascii="Consolas" w:eastAsia="Consolas" w:hAnsi="Consolas" w:cs="Consolas"/>
       <w:b/>
       <w:color w:val="007020"/>
-      <w:sz w:val="19"/>
     </w:rPr>
   </w:style>
   <w:style w:type="character" w:customStyle="1" w:styleId="OperatorTok">
     <w:name w:val="OperatorTok"/>
     <w:basedOn w:val="VerbatimChar"/>
     <w:rPr>
-      <w:rFonts w:ascii="Consolas" w:eastAsia="Consolas" w:hAnsi="Consolas" w:cs="Consolas"/>
       <w:color w:val="666666"/>
-      <w:sz w:val="19"/>
     </w:rPr>
   </w:style>
   <w:style w:type="character" w:customStyle="1" w:styleId="BuiltInTok">
     <w:name w:val="BuiltInTok"/>
     <w:basedOn w:val="VerbatimChar"/>
     <w:rPr>
-      <w:rFonts w:ascii="Consolas" w:eastAsia="Consolas" w:hAnsi="Consolas" w:cs="Consolas"/>
       <w:color w:val="008000"/>
-      <w:sz w:val="19"/>
     </w:rPr>
   </w:style>
   <w:style w:type="character" w:customStyle="1" w:styleId="ExtensionTok">
     <w:name w:val="ExtensionTok"/>
     <w:basedOn w:val="VerbatimChar"/>
-    <w:rPr>
-      <w:rFonts w:ascii="Consolas" w:eastAsia="Consolas" w:hAnsi="Consolas" w:cs="Consolas"/>
-      <w:color w:val="5B2A63"/>
-      <w:sz w:val="19"/>
-    </w:rPr>
+    <w:rPr/>
   </w:style>
   <w:style w:type="character" w:customStyle="1" w:styleId="PreprocessorTok">
     <w:name w:val="PreprocessorTok"/>
     <w:basedOn w:val="VerbatimChar"/>
     <w:rPr>
-      <w:rFonts w:ascii="Consolas" w:eastAsia="Consolas" w:hAnsi="Consolas" w:cs="Consolas"/>
-      <w:color w:val="BC7A00"/>
-      <w:sz w:val="19"/>
+      <w:color w:val="bc7a00"/>
     </w:rPr>
   </w:style>
   <w:style w:type="character" w:customStyle="1" w:styleId="AttributeTok">
     <w:name w:val="AttributeTok"/>
     <w:basedOn w:val="VerbatimChar"/>
     <w:rPr>
-      <w:rFonts w:ascii="Consolas" w:eastAsia="Consolas" w:hAnsi="Consolas" w:cs="Consolas"/>
-      <w:color w:val="7D9029"/>
-      <w:sz w:val="19"/>
+      <w:color w:val="7d9029"/>
     </w:rPr>
   </w:style>
   <w:style w:type="character" w:customStyle="1" w:styleId="RegionMarkerTok">
     <w:name w:val="RegionMarkerTok"/>
     <w:basedOn w:val="VerbatimChar"/>
-    <w:rPr>
-      <w:rFonts w:ascii="Consolas" w:eastAsia="Consolas" w:hAnsi="Consolas" w:cs="Consolas"/>
-      <w:color w:val="5B2A63"/>
-      <w:sz w:val="19"/>
-    </w:rPr>
+    <w:rPr/>
   </w:style>
   <w:style w:type="character" w:customStyle="1" w:styleId="InformationTok">
     <w:name w:val="InformationTok"/>
     <w:basedOn w:val="VerbatimChar"/>
     <w:rPr>
-      <w:rFonts w:ascii="Consolas" w:eastAsia="Consolas" w:hAnsi="Consolas" w:cs="Consolas"/>
       <w:b/>
       <w:i/>
-      <w:color w:val="60A0B0"/>
-      <w:sz w:val="19"/>
+      <w:color w:val="60a0b0"/>
     </w:rPr>
   </w:style>
   <w:style w:type="character" w:customStyle="1" w:styleId="WarningTok">
     <w:name w:val="WarningTok"/>
     <w:basedOn w:val="VerbatimChar"/>
     <w:rPr>
-      <w:rFonts w:ascii="Consolas" w:eastAsia="Consolas" w:hAnsi="Consolas" w:cs="Consolas"/>
       <w:b/>
       <w:i/>
-      <w:color w:val="60A0B0"/>
-      <w:sz w:val="19"/>
+      <w:color w:val="60a0b0"/>
     </w:rPr>
   </w:style>
   <w:style w:type="character" w:customStyle="1" w:styleId="AlertTok">
     <w:name w:val="AlertTok"/>
     <w:basedOn w:val="VerbatimChar"/>
     <w:rPr>
-      <w:rFonts w:ascii="Consolas" w:eastAsia="Consolas" w:hAnsi="Consolas" w:cs="Consolas"/>
       <w:b/>
-      <w:color w:val="FF0000"/>
-      <w:sz w:val="19"/>
+      <w:color w:val="ff0000"/>
     </w:rPr>
   </w:style>
   <w:style w:type="character" w:customStyle="1" w:styleId="ErrorTok">
     <w:name w:val="ErrorTok"/>
     <w:basedOn w:val="VerbatimChar"/>
     <w:rPr>
-      <w:rFonts w:ascii="Consolas" w:eastAsia="Consolas" w:hAnsi="Consolas" w:cs="Consolas"/>
       <w:b/>
-      <w:color w:val="FF0000"/>
-      <w:sz w:val="19"/>
+      <w:color w:val="ff0000"/>
     </w:rPr>
   </w:style>
   <w:style w:type="character" w:customStyle="1" w:styleId="NormalTok">
     <w:name w:val="NormalTok"/>
     <w:basedOn w:val="VerbatimChar"/>
-    <w:rPr>
-      <w:rFonts w:ascii="Consolas" w:eastAsia="Consolas" w:hAnsi="Consolas" w:cs="Consolas"/>
-      <w:color w:val="5B2A63"/>
-      <w:sz w:val="19"/>
-    </w:rPr>
-  </w:style>
-  <w:style w:type="paragraph" w:styleId="Header">
-    <w:name w:val="header"/>
-    <w:basedOn w:val="Normal"/>
-    <w:link w:val="HeaderChar"/>
-    <w:rsid w:val="00A20D21"/>
-    <w:pPr>
-      <w:tabs>
-        <w:tab w:val="center" w:pos="4513"/>
-        <w:tab w:val="right" w:pos="9026"/>
-      </w:tabs>
-      <w:spacing w:after="0"/>
-    </w:pPr>
-  </w:style>
-  <w:style w:type="character" w:customStyle="1" w:styleId="HeaderChar">
-    <w:name w:val="Header Char"/>
-    <w:basedOn w:val="DefaultParagraphFont"/>
-    <w:link w:val="Header"/>
-    <w:rsid w:val="00A20D21"/>
-    <w:rPr>
-      <w:rFonts w:ascii="Segoe UI" w:eastAsia="Segoe UI" w:hAnsi="Segoe UI" w:cs="Segoe UI"/>
-      <w:color w:val="242424"/>
-      <w:sz w:val="21"/>
-    </w:rPr>
-  </w:style>
-  <w:style w:type="paragraph" w:styleId="Footer">
-    <w:name w:val="footer"/>
-    <w:basedOn w:val="Normal"/>
-    <w:link w:val="FooterChar"/>
-    <w:rsid w:val="00A20D21"/>
-    <w:pPr>
-      <w:tabs>
-        <w:tab w:val="center" w:pos="4513"/>
-        <w:tab w:val="right" w:pos="9026"/>
-      </w:tabs>
-      <w:spacing w:after="0"/>
-    </w:pPr>
-  </w:style>
-  <w:style w:type="character" w:customStyle="1" w:styleId="FooterChar">
-    <w:name w:val="Footer Char"/>
-    <w:basedOn w:val="DefaultParagraphFont"/>
-    <w:link w:val="Footer"/>
-    <w:rsid w:val="00A20D21"/>
-    <w:rPr>
-      <w:rFonts w:ascii="Segoe UI" w:eastAsia="Segoe UI" w:hAnsi="Segoe UI" w:cs="Segoe UI"/>
-      <w:color w:val="242424"/>
-      <w:sz w:val="21"/>
-    </w:rPr>
+    <w:rPr/>
   </w:style>
 </w:styles>
 </file>
@@ -3932,10 +3899,4 @@
     </a:ext>
   </a:extLst>
 </a:theme>
-</file>
-
-<file path=docMetadata/LabelInfo.xml><?xml version="1.0" encoding="utf-8"?>
-<clbl:labelList xmlns:clbl="http://schemas.microsoft.com/office/2020/mipLabelMetadata">
-  <clbl:label id="{f42aa342-8706-4288-bd11-ebb85995028c}" enabled="1" method="Standard" siteId="{72f988bf-86f1-41af-91ab-2d7cd011db47}" contentBits="0" removed="0"/>
-</clbl:labelList>
 </file>